--- a/output/13-3_北塩原村第10期_照会票_束3_交付金の得点と給付適正化.docx
+++ b/output/13-3_北塩原村第10期_照会票_束3_交付金の得点と給付適正化.docx
@@ -1549,7 +1549,7 @@
                 <w:sz w:val="17"/>
                 <w:szCs w:val="17"/>
               </w:rPr>
-              <w:t xml:space="preserve">令和6・7年度に取得していた3項目（15点）が令和8年度に0点になった理由</w:t>
+              <w:t xml:space="preserve">令和6・7年度に取得していた5項目（22点）が令和8年度に0点になった理由</w:t>
             </w:r>
           </w:p>
         </w:tc>

--- a/output/13-3_北塩原村第10期_照会票_束3_交付金の得点と給付適正化.docx
+++ b/output/13-3_北塩原村第10期_照会票_束3_交付金の得点と給付適正化.docx
@@ -13,7 +13,7 @@
           <w:sz w:val="21"/>
           <w:szCs w:val="21"/>
         </w:rPr>
-        <w:t xml:space="preserve">令和8年10月6日</w:t>
+        <w:t xml:space="preserve">令和8年10月7日</w:t>
       </w:r>
     </w:p>
     <w:p>

--- a/output/13-3_北塩原村第10期_照会票_束3_交付金の得点と給付適正化.docx
+++ b/output/13-3_北塩原村第10期_照会票_束3_交付金の得点と給付適正化.docx
@@ -108,7 +108,7 @@
           <w:sz w:val="22"/>
           <w:szCs w:val="22"/>
         </w:rPr>
-        <w:t xml:space="preserve">ご確認・ご提供をお願いしたい事項　20件</w:t>
+        <w:t xml:space="preserve">ご確認・ご提供をお願いしたい事項　21件</w:t>
       </w:r>
     </w:p>
     <w:p>
@@ -527,7 +527,7 @@
                 <w:sz w:val="17"/>
                 <w:szCs w:val="17"/>
               </w:rPr>
-              <w:t xml:space="preserve">11件</w:t>
+              <w:t xml:space="preserve">12件</w:t>
             </w:r>
           </w:p>
         </w:tc>
@@ -2425,7 +2425,7 @@
                 <w:sz w:val="17"/>
                 <w:szCs w:val="17"/>
               </w:rPr>
-              <w:t xml:space="preserve">要介護3〜5の方の状態の変化が令和8年度に2指標とも0点となった実態</w:t>
+              <w:t xml:space="preserve">緊急連絡カードの計画上の位置づけと、当方が取り扱う予定の有無</w:t>
             </w:r>
           </w:p>
         </w:tc>
@@ -2453,7 +2453,7 @@
                 <w:sz w:val="17"/>
                 <w:szCs w:val="17"/>
               </w:rPr>
-              <w:t xml:space="preserve">要介護3〜5の状態の変化が2指標とも0点である事実を記載している。実態がわかれば成果指標の目標値を置ける。</w:t>
+              <w:t xml:space="preserve">施策2-4に位置づけるかどうかで記載が増える。</w:t>
             </w:r>
           </w:p>
         </w:tc>
@@ -2481,7 +2481,7 @@
                 <w:sz w:val="17"/>
                 <w:szCs w:val="17"/>
               </w:rPr>
-              <w:t xml:space="preserve">10月下旬</w:t>
+              <w:t xml:space="preserve">10月中旬</w:t>
             </w:r>
           </w:p>
         </w:tc>
@@ -2571,7 +2571,7 @@
                 <w:sz w:val="17"/>
                 <w:szCs w:val="17"/>
               </w:rPr>
-              <w:t xml:space="preserve">認知症サポーター約237人が国の評価指標で0点となっている理由</w:t>
+              <w:t xml:space="preserve">要介護3〜5の方の状態の変化が令和8年度に2指標とも0点となった実態</w:t>
             </w:r>
           </w:p>
         </w:tc>
@@ -2599,7 +2599,7 @@
                 <w:sz w:val="17"/>
                 <w:szCs w:val="17"/>
               </w:rPr>
-              <w:t xml:space="preserve">認知症サポーター約237人が0点である事実を記載している。報告漏れであれば第10期の指標の置き方が変わる。</w:t>
+              <w:t xml:space="preserve">要介護3〜5の状態の変化が2指標とも0点である事実を記載している。実態がわかれば成果指標の目標値を置ける。</w:t>
             </w:r>
           </w:p>
         </w:tc>
@@ -2690,6 +2690,152 @@
                 <w:szCs w:val="17"/>
               </w:rPr>
               <w:t xml:space="preserve">11</w:t>
+            </w:r>
+          </w:p>
+        </w:tc>
+        <w:tc>
+          <w:tcPr>
+            <w:tcW w:type="dxa" w:w="3182"/>
+            <w:shd w:fill="FFFFFF" w:val="clear"/>
+            <w:tcMar>
+              <w:top w:type="dxa" w:w="70"/>
+              <w:left w:type="dxa" w:w="90"/>
+              <w:bottom w:type="dxa" w:w="70"/>
+              <w:right w:type="dxa" w:w="90"/>
+            </w:tcMar>
+          </w:tcPr>
+          <w:p>
+            <w:pPr>
+              <w:spacing w:after="0" w:line="250"/>
+            </w:pPr>
+            <w:r>
+              <w:rPr>
+                <w:rFonts w:ascii="游ゴシック" w:cs="游ゴシック" w:eastAsia="游ゴシック" w:hAnsi="游ゴシック"/>
+                <w:b w:val="false"/>
+                <w:bCs w:val="false"/>
+                <w:color w:val="000000"/>
+                <w:sz w:val="17"/>
+                <w:szCs w:val="17"/>
+              </w:rPr>
+              <w:t xml:space="preserve">認知症サポーター約237人が国の評価指標で0点となっている理由</w:t>
+            </w:r>
+          </w:p>
+        </w:tc>
+        <w:tc>
+          <w:tcPr>
+            <w:tcW w:type="dxa" w:w="2714"/>
+            <w:shd w:fill="FFFFFF" w:val="clear"/>
+            <w:tcMar>
+              <w:top w:type="dxa" w:w="70"/>
+              <w:left w:type="dxa" w:w="90"/>
+              <w:bottom w:type="dxa" w:w="70"/>
+              <w:right w:type="dxa" w:w="90"/>
+            </w:tcMar>
+          </w:tcPr>
+          <w:p>
+            <w:pPr>
+              <w:spacing w:after="0" w:line="250"/>
+            </w:pPr>
+            <w:r>
+              <w:rPr>
+                <w:rFonts w:ascii="游ゴシック" w:cs="游ゴシック" w:eastAsia="游ゴシック" w:hAnsi="游ゴシック"/>
+                <w:b w:val="false"/>
+                <w:bCs w:val="false"/>
+                <w:color w:val="000000"/>
+                <w:sz w:val="17"/>
+                <w:szCs w:val="17"/>
+              </w:rPr>
+              <w:t xml:space="preserve">認知症サポーター約237人が0点である事実を記載している。報告漏れであれば第10期の指標の置き方が変わる。</w:t>
+            </w:r>
+          </w:p>
+        </w:tc>
+        <w:tc>
+          <w:tcPr>
+            <w:tcW w:type="dxa" w:w="1217"/>
+            <w:shd w:fill="FFFFFF" w:val="clear"/>
+            <w:tcMar>
+              <w:top w:type="dxa" w:w="70"/>
+              <w:left w:type="dxa" w:w="90"/>
+              <w:bottom w:type="dxa" w:w="70"/>
+              <w:right w:type="dxa" w:w="90"/>
+            </w:tcMar>
+          </w:tcPr>
+          <w:p>
+            <w:pPr>
+              <w:spacing w:after="0" w:line="250"/>
+            </w:pPr>
+            <w:r>
+              <w:rPr>
+                <w:rFonts w:ascii="游ゴシック" w:cs="游ゴシック" w:eastAsia="游ゴシック" w:hAnsi="游ゴシック"/>
+                <w:b w:val="false"/>
+                <w:bCs w:val="false"/>
+                <w:color w:val="000000"/>
+                <w:sz w:val="17"/>
+                <w:szCs w:val="17"/>
+              </w:rPr>
+              <w:t xml:space="preserve">10月下旬</w:t>
+            </w:r>
+          </w:p>
+        </w:tc>
+        <w:tc>
+          <w:tcPr>
+            <w:tcW w:type="dxa" w:w="1873"/>
+            <w:shd w:fill="FFFFFF" w:val="clear"/>
+            <w:tcMar>
+              <w:top w:type="dxa" w:w="70"/>
+              <w:left w:type="dxa" w:w="90"/>
+              <w:bottom w:type="dxa" w:w="70"/>
+              <w:right w:type="dxa" w:w="90"/>
+            </w:tcMar>
+          </w:tcPr>
+          <w:p>
+            <w:pPr>
+              <w:spacing w:after="0" w:line="250"/>
+            </w:pPr>
+            <w:r>
+              <w:rPr>
+                <w:rFonts w:ascii="游ゴシック" w:cs="游ゴシック" w:eastAsia="游ゴシック" w:hAnsi="游ゴシック"/>
+                <w:b w:val="false"/>
+                <w:bCs w:val="false"/>
+                <w:color w:val="000000"/>
+                <w:sz w:val="17"/>
+                <w:szCs w:val="17"/>
+              </w:rPr>
+              <w:t xml:space="preserve"/>
+            </w:r>
+          </w:p>
+        </w:tc>
+      </w:tr>
+      <w:tr>
+        <w:trPr>
+          <w:cantSplit/>
+          <w:trHeight w:val="700" w:hRule="atLeast"/>
+        </w:trPr>
+        <w:tc>
+          <w:tcPr>
+            <w:tcW w:type="dxa" w:w="374"/>
+            <w:shd w:fill="FFFFFF" w:val="clear"/>
+            <w:tcMar>
+              <w:top w:type="dxa" w:w="70"/>
+              <w:left w:type="dxa" w:w="90"/>
+              <w:bottom w:type="dxa" w:w="70"/>
+              <w:right w:type="dxa" w:w="90"/>
+            </w:tcMar>
+          </w:tcPr>
+          <w:p>
+            <w:pPr>
+              <w:spacing w:after="0" w:line="250"/>
+            </w:pPr>
+            <w:r>
+              <w:rPr>
+                <w:rFonts w:ascii="游ゴシック" w:cs="游ゴシック" w:eastAsia="游ゴシック" w:hAnsi="游ゴシック"/>
+                <w:b w:val="false"/>
+                <w:bCs w:val="false"/>
+                <w:color w:val="000000"/>
+                <w:sz w:val="17"/>
+                <w:szCs w:val="17"/>
+              </w:rPr>
+              <w:t xml:space="preserve">12</w:t>
             </w:r>
           </w:p>
         </w:tc>

--- a/output/13-3_北塩原村第10期_照会票_束3_交付金の得点と給付適正化.docx
+++ b/output/13-3_北塩原村第10期_照会票_束3_交付金の得点と給付適正化.docx
@@ -4,7 +4,7 @@
   <w:body>
     <w:p>
       <w:pPr>
-        <w:spacing w:after="200" w:line="300"/>
+        <w:spacing w:after="200" w:line="300" w:lineRule="exact"/>
         <w:jc w:val="right"/>
       </w:pPr>
       <w:r>
@@ -18,7 +18,7 @@
     </w:p>
     <w:p>
       <w:pPr>
-        <w:spacing w:after="120" w:line="300"/>
+        <w:spacing w:after="120" w:line="300" w:lineRule="exact"/>
       </w:pPr>
       <w:r>
         <w:rPr>
@@ -33,7 +33,7 @@
     </w:p>
     <w:p>
       <w:pPr>
-        <w:spacing w:after="400" w:line="300"/>
+        <w:spacing w:after="400" w:line="300" w:lineRule="exact"/>
         <w:jc w:val="right"/>
       </w:pPr>
       <w:r>
@@ -47,7 +47,7 @@
     </w:p>
     <w:p>
       <w:pPr>
-        <w:spacing w:after="60" w:line="300"/>
+        <w:spacing w:after="60" w:line="300" w:lineRule="exact"/>
         <w:jc w:val="center"/>
       </w:pPr>
       <w:r>
@@ -64,7 +64,7 @@
     </w:p>
     <w:p>
       <w:pPr>
-        <w:spacing w:after="120" w:line="300"/>
+        <w:spacing w:after="120" w:line="300" w:lineRule="exact"/>
         <w:jc w:val="center"/>
       </w:pPr>
       <w:r>
@@ -81,7 +81,7 @@
     </w:p>
     <w:p>
       <w:pPr>
-        <w:spacing w:after="320" w:line="300"/>
+        <w:spacing w:after="320" w:line="300" w:lineRule="exact"/>
         <w:jc w:val="center"/>
       </w:pPr>
       <w:r>
@@ -98,7 +98,7 @@
     </w:p>
     <w:p>
       <w:pPr>
-        <w:spacing w:after="280" w:line="300"/>
+        <w:spacing w:after="280" w:line="300" w:lineRule="exact"/>
         <w:jc w:val="center"/>
       </w:pPr>
       <w:r>
@@ -114,7 +114,7 @@
     <w:p>
       <w:pPr>
         <w:keepNext/>
-        <w:spacing w:after="100" w:line="300"/>
+        <w:spacing w:after="100" w:line="300" w:lineRule="exact"/>
       </w:pPr>
       <w:r>
         <w:rPr>
@@ -130,7 +130,7 @@
     </w:p>
     <w:p>
       <w:pPr>
-        <w:spacing w:after="240" w:line="300"/>
+        <w:spacing w:after="240" w:line="300" w:lineRule="exact"/>
       </w:pPr>
       <w:r>
         <w:rPr>
@@ -144,7 +144,7 @@
     <w:p>
       <w:pPr>
         <w:keepNext/>
-        <w:spacing w:after="100" w:line="300"/>
+        <w:spacing w:after="100" w:line="300" w:lineRule="exact"/>
       </w:pPr>
       <w:r>
         <w:rPr>
@@ -160,7 +160,7 @@
     </w:p>
     <w:p>
       <w:pPr>
-        <w:spacing w:after="100" w:line="300"/>
+        <w:spacing w:after="100" w:line="300" w:lineRule="exact"/>
         <w:ind w:left="120"/>
       </w:pPr>
       <w:r>
@@ -174,7 +174,7 @@
     </w:p>
     <w:p>
       <w:pPr>
-        <w:spacing w:after="100" w:line="300"/>
+        <w:spacing w:after="100" w:line="300" w:lineRule="exact"/>
         <w:ind w:left="120"/>
       </w:pPr>
       <w:r>
@@ -188,7 +188,7 @@
     </w:p>
     <w:p>
       <w:pPr>
-        <w:spacing w:after="100" w:line="300"/>
+        <w:spacing w:after="100" w:line="300" w:lineRule="exact"/>
         <w:ind w:left="120"/>
       </w:pPr>
       <w:r>
@@ -202,7 +202,7 @@
     </w:p>
     <w:p>
       <w:pPr>
-        <w:spacing w:after="100" w:line="300"/>
+        <w:spacing w:after="100" w:line="300" w:lineRule="exact"/>
         <w:ind w:left="120"/>
       </w:pPr>
       <w:r>
@@ -216,7 +216,7 @@
     </w:p>
     <w:p>
       <w:pPr>
-        <w:spacing w:after="100" w:line="300"/>
+        <w:spacing w:after="100" w:line="300" w:lineRule="exact"/>
         <w:ind w:left="120"/>
       </w:pPr>
       <w:r>
@@ -230,7 +230,7 @@
     </w:p>
     <w:p>
       <w:pPr>
-        <w:spacing w:after="160" w:line="300"/>
+        <w:spacing w:after="160" w:line="300" w:lineRule="exact"/>
       </w:pPr>
       <w:r>
         <w:rPr>
@@ -277,7 +277,7 @@
           </w:tcPr>
           <w:p>
             <w:pPr>
-              <w:spacing w:after="0" w:line="250"/>
+              <w:spacing w:after="0" w:line="250" w:lineRule="exact"/>
               <w:jc w:val="center"/>
             </w:pPr>
             <w:r>
@@ -306,7 +306,7 @@
           </w:tcPr>
           <w:p>
             <w:pPr>
-              <w:spacing w:after="0" w:line="250"/>
+              <w:spacing w:after="0" w:line="250" w:lineRule="exact"/>
               <w:jc w:val="center"/>
             </w:pPr>
             <w:r>
@@ -335,7 +335,7 @@
           </w:tcPr>
           <w:p>
             <w:pPr>
-              <w:spacing w:after="0" w:line="250"/>
+              <w:spacing w:after="0" w:line="250" w:lineRule="exact"/>
               <w:jc w:val="center"/>
             </w:pPr>
             <w:r>
@@ -370,7 +370,7 @@
           </w:tcPr>
           <w:p>
             <w:pPr>
-              <w:spacing w:after="0" w:line="250"/>
+              <w:spacing w:after="0" w:line="250" w:lineRule="exact"/>
             </w:pPr>
             <w:r>
               <w:rPr>
@@ -398,7 +398,7 @@
           </w:tcPr>
           <w:p>
             <w:pPr>
-              <w:spacing w:after="0" w:line="250"/>
+              <w:spacing w:after="0" w:line="250" w:lineRule="exact"/>
             </w:pPr>
             <w:r>
               <w:rPr>
@@ -426,7 +426,7 @@
           </w:tcPr>
           <w:p>
             <w:pPr>
-              <w:spacing w:after="0" w:line="250"/>
+              <w:spacing w:after="0" w:line="250" w:lineRule="exact"/>
             </w:pPr>
             <w:r>
               <w:rPr>
@@ -460,7 +460,7 @@
           </w:tcPr>
           <w:p>
             <w:pPr>
-              <w:spacing w:after="0" w:line="250"/>
+              <w:spacing w:after="0" w:line="250" w:lineRule="exact"/>
             </w:pPr>
             <w:r>
               <w:rPr>
@@ -488,7 +488,7 @@
           </w:tcPr>
           <w:p>
             <w:pPr>
-              <w:spacing w:after="0" w:line="250"/>
+              <w:spacing w:after="0" w:line="250" w:lineRule="exact"/>
             </w:pPr>
             <w:r>
               <w:rPr>
@@ -516,7 +516,7 @@
           </w:tcPr>
           <w:p>
             <w:pPr>
-              <w:spacing w:after="0" w:line="250"/>
+              <w:spacing w:after="0" w:line="250" w:lineRule="exact"/>
             </w:pPr>
             <w:r>
               <w:rPr>
@@ -550,7 +550,7 @@
           </w:tcPr>
           <w:p>
             <w:pPr>
-              <w:spacing w:after="0" w:line="250"/>
+              <w:spacing w:after="0" w:line="250" w:lineRule="exact"/>
             </w:pPr>
             <w:r>
               <w:rPr>
@@ -578,7 +578,7 @@
           </w:tcPr>
           <w:p>
             <w:pPr>
-              <w:spacing w:after="0" w:line="250"/>
+              <w:spacing w:after="0" w:line="250" w:lineRule="exact"/>
             </w:pPr>
             <w:r>
               <w:rPr>
@@ -606,7 +606,7 @@
           </w:tcPr>
           <w:p>
             <w:pPr>
-              <w:spacing w:after="0" w:line="250"/>
+              <w:spacing w:after="0" w:line="250" w:lineRule="exact"/>
             </w:pPr>
             <w:r>
               <w:rPr>
@@ -654,7 +654,7 @@
           <w:left w:val="single" w:color="C00000" w:sz="18" w:space="8"/>
         </w:pBdr>
         <w:shd w:fill="FFF3F3" w:val="clear"/>
-        <w:spacing w:after="220" w:before="60" w:line="280"/>
+        <w:spacing w:after="220" w:before="60" w:line="280" w:lineRule="exact"/>
         <w:ind w:left="200" w:right="200"/>
       </w:pPr>
       <w:r>
@@ -705,7 +705,7 @@
           </w:tcPr>
           <w:p>
             <w:pPr>
-              <w:spacing w:after="0" w:line="250"/>
+              <w:spacing w:after="0" w:line="250" w:lineRule="exact"/>
               <w:jc w:val="center"/>
             </w:pPr>
             <w:r>
@@ -734,7 +734,7 @@
           </w:tcPr>
           <w:p>
             <w:pPr>
-              <w:spacing w:after="0" w:line="250"/>
+              <w:spacing w:after="0" w:line="250" w:lineRule="exact"/>
               <w:jc w:val="center"/>
             </w:pPr>
             <w:r>
@@ -763,7 +763,7 @@
           </w:tcPr>
           <w:p>
             <w:pPr>
-              <w:spacing w:after="0" w:line="250"/>
+              <w:spacing w:after="0" w:line="250" w:lineRule="exact"/>
               <w:jc w:val="center"/>
             </w:pPr>
             <w:r>
@@ -792,7 +792,7 @@
           </w:tcPr>
           <w:p>
             <w:pPr>
-              <w:spacing w:after="0" w:line="250"/>
+              <w:spacing w:after="0" w:line="250" w:lineRule="exact"/>
               <w:jc w:val="center"/>
             </w:pPr>
             <w:r>
@@ -821,7 +821,7 @@
           </w:tcPr>
           <w:p>
             <w:pPr>
-              <w:spacing w:after="0" w:line="250"/>
+              <w:spacing w:after="0" w:line="250" w:lineRule="exact"/>
               <w:jc w:val="center"/>
             </w:pPr>
             <w:r>
@@ -856,7 +856,7 @@
           </w:tcPr>
           <w:p>
             <w:pPr>
-              <w:spacing w:after="0" w:line="250"/>
+              <w:spacing w:after="0" w:line="250" w:lineRule="exact"/>
             </w:pPr>
             <w:r>
               <w:rPr>
@@ -884,7 +884,7 @@
           </w:tcPr>
           <w:p>
             <w:pPr>
-              <w:spacing w:after="0" w:line="250"/>
+              <w:spacing w:after="0" w:line="250" w:lineRule="exact"/>
             </w:pPr>
             <w:r>
               <w:rPr>
@@ -912,7 +912,7 @@
           </w:tcPr>
           <w:p>
             <w:pPr>
-              <w:spacing w:after="0" w:line="250"/>
+              <w:spacing w:after="0" w:line="250" w:lineRule="exact"/>
             </w:pPr>
             <w:r>
               <w:rPr>
@@ -940,7 +940,7 @@
           </w:tcPr>
           <w:p>
             <w:pPr>
-              <w:spacing w:after="0" w:line="250"/>
+              <w:spacing w:after="0" w:line="250" w:lineRule="exact"/>
             </w:pPr>
             <w:r>
               <w:rPr>
@@ -968,7 +968,7 @@
           </w:tcPr>
           <w:p>
             <w:pPr>
-              <w:spacing w:after="0" w:line="250"/>
+              <w:spacing w:after="0" w:line="250" w:lineRule="exact"/>
             </w:pPr>
             <w:r>
               <w:rPr>
@@ -1016,7 +1016,7 @@
           <w:left w:val="single" w:color="C00000" w:sz="18" w:space="8"/>
         </w:pBdr>
         <w:shd w:fill="FFF3F3" w:val="clear"/>
-        <w:spacing w:after="220" w:before="60" w:line="280"/>
+        <w:spacing w:after="220" w:before="60" w:line="280" w:lineRule="exact"/>
         <w:ind w:left="200" w:right="200"/>
       </w:pPr>
       <w:r>
@@ -1067,7 +1067,7 @@
           </w:tcPr>
           <w:p>
             <w:pPr>
-              <w:spacing w:after="0" w:line="250"/>
+              <w:spacing w:after="0" w:line="250" w:lineRule="exact"/>
               <w:jc w:val="center"/>
             </w:pPr>
             <w:r>
@@ -1096,7 +1096,7 @@
           </w:tcPr>
           <w:p>
             <w:pPr>
-              <w:spacing w:after="0" w:line="250"/>
+              <w:spacing w:after="0" w:line="250" w:lineRule="exact"/>
               <w:jc w:val="center"/>
             </w:pPr>
             <w:r>
@@ -1125,7 +1125,7 @@
           </w:tcPr>
           <w:p>
             <w:pPr>
-              <w:spacing w:after="0" w:line="250"/>
+              <w:spacing w:after="0" w:line="250" w:lineRule="exact"/>
               <w:jc w:val="center"/>
             </w:pPr>
             <w:r>
@@ -1154,7 +1154,7 @@
           </w:tcPr>
           <w:p>
             <w:pPr>
-              <w:spacing w:after="0" w:line="250"/>
+              <w:spacing w:after="0" w:line="250" w:lineRule="exact"/>
               <w:jc w:val="center"/>
             </w:pPr>
             <w:r>
@@ -1183,7 +1183,7 @@
           </w:tcPr>
           <w:p>
             <w:pPr>
-              <w:spacing w:after="0" w:line="250"/>
+              <w:spacing w:after="0" w:line="250" w:lineRule="exact"/>
               <w:jc w:val="center"/>
             </w:pPr>
             <w:r>
@@ -1218,7 +1218,7 @@
           </w:tcPr>
           <w:p>
             <w:pPr>
-              <w:spacing w:after="0" w:line="250"/>
+              <w:spacing w:after="0" w:line="250" w:lineRule="exact"/>
             </w:pPr>
             <w:r>
               <w:rPr>
@@ -1246,7 +1246,7 @@
           </w:tcPr>
           <w:p>
             <w:pPr>
-              <w:spacing w:after="0" w:line="250"/>
+              <w:spacing w:after="0" w:line="250" w:lineRule="exact"/>
             </w:pPr>
             <w:r>
               <w:rPr>
@@ -1274,7 +1274,7 @@
           </w:tcPr>
           <w:p>
             <w:pPr>
-              <w:spacing w:after="0" w:line="250"/>
+              <w:spacing w:after="0" w:line="250" w:lineRule="exact"/>
             </w:pPr>
             <w:r>
               <w:rPr>
@@ -1302,7 +1302,7 @@
           </w:tcPr>
           <w:p>
             <w:pPr>
-              <w:spacing w:after="0" w:line="250"/>
+              <w:spacing w:after="0" w:line="250" w:lineRule="exact"/>
             </w:pPr>
             <w:r>
               <w:rPr>
@@ -1330,7 +1330,7 @@
           </w:tcPr>
           <w:p>
             <w:pPr>
-              <w:spacing w:after="0" w:line="250"/>
+              <w:spacing w:after="0" w:line="250" w:lineRule="exact"/>
             </w:pPr>
             <w:r>
               <w:rPr>
@@ -1364,7 +1364,7 @@
           </w:tcPr>
           <w:p>
             <w:pPr>
-              <w:spacing w:after="0" w:line="250"/>
+              <w:spacing w:after="0" w:line="250" w:lineRule="exact"/>
             </w:pPr>
             <w:r>
               <w:rPr>
@@ -1392,7 +1392,7 @@
           </w:tcPr>
           <w:p>
             <w:pPr>
-              <w:spacing w:after="0" w:line="250"/>
+              <w:spacing w:after="0" w:line="250" w:lineRule="exact"/>
             </w:pPr>
             <w:r>
               <w:rPr>
@@ -1420,7 +1420,7 @@
           </w:tcPr>
           <w:p>
             <w:pPr>
-              <w:spacing w:after="0" w:line="250"/>
+              <w:spacing w:after="0" w:line="250" w:lineRule="exact"/>
             </w:pPr>
             <w:r>
               <w:rPr>
@@ -1448,7 +1448,7 @@
           </w:tcPr>
           <w:p>
             <w:pPr>
-              <w:spacing w:after="0" w:line="250"/>
+              <w:spacing w:after="0" w:line="250" w:lineRule="exact"/>
             </w:pPr>
             <w:r>
               <w:rPr>
@@ -1476,7 +1476,7 @@
           </w:tcPr>
           <w:p>
             <w:pPr>
-              <w:spacing w:after="0" w:line="250"/>
+              <w:spacing w:after="0" w:line="250" w:lineRule="exact"/>
             </w:pPr>
             <w:r>
               <w:rPr>
@@ -1510,7 +1510,7 @@
           </w:tcPr>
           <w:p>
             <w:pPr>
-              <w:spacing w:after="0" w:line="250"/>
+              <w:spacing w:after="0" w:line="250" w:lineRule="exact"/>
             </w:pPr>
             <w:r>
               <w:rPr>
@@ -1538,7 +1538,7 @@
           </w:tcPr>
           <w:p>
             <w:pPr>
-              <w:spacing w:after="0" w:line="250"/>
+              <w:spacing w:after="0" w:line="250" w:lineRule="exact"/>
             </w:pPr>
             <w:r>
               <w:rPr>
@@ -1566,7 +1566,7 @@
           </w:tcPr>
           <w:p>
             <w:pPr>
-              <w:spacing w:after="0" w:line="250"/>
+              <w:spacing w:after="0" w:line="250" w:lineRule="exact"/>
             </w:pPr>
             <w:r>
               <w:rPr>
@@ -1594,7 +1594,7 @@
           </w:tcPr>
           <w:p>
             <w:pPr>
-              <w:spacing w:after="0" w:line="250"/>
+              <w:spacing w:after="0" w:line="250" w:lineRule="exact"/>
             </w:pPr>
             <w:r>
               <w:rPr>
@@ -1622,7 +1622,7 @@
           </w:tcPr>
           <w:p>
             <w:pPr>
-              <w:spacing w:after="0" w:line="250"/>
+              <w:spacing w:after="0" w:line="250" w:lineRule="exact"/>
             </w:pPr>
             <w:r>
               <w:rPr>
@@ -1656,7 +1656,7 @@
           </w:tcPr>
           <w:p>
             <w:pPr>
-              <w:spacing w:after="0" w:line="250"/>
+              <w:spacing w:after="0" w:line="250" w:lineRule="exact"/>
             </w:pPr>
             <w:r>
               <w:rPr>
@@ -1684,7 +1684,7 @@
           </w:tcPr>
           <w:p>
             <w:pPr>
-              <w:spacing w:after="0" w:line="250"/>
+              <w:spacing w:after="0" w:line="250" w:lineRule="exact"/>
             </w:pPr>
             <w:r>
               <w:rPr>
@@ -1712,7 +1712,7 @@
           </w:tcPr>
           <w:p>
             <w:pPr>
-              <w:spacing w:after="0" w:line="250"/>
+              <w:spacing w:after="0" w:line="250" w:lineRule="exact"/>
             </w:pPr>
             <w:r>
               <w:rPr>
@@ -1740,7 +1740,7 @@
           </w:tcPr>
           <w:p>
             <w:pPr>
-              <w:spacing w:after="0" w:line="250"/>
+              <w:spacing w:after="0" w:line="250" w:lineRule="exact"/>
             </w:pPr>
             <w:r>
               <w:rPr>
@@ -1768,7 +1768,7 @@
           </w:tcPr>
           <w:p>
             <w:pPr>
-              <w:spacing w:after="0" w:line="250"/>
+              <w:spacing w:after="0" w:line="250" w:lineRule="exact"/>
             </w:pPr>
             <w:r>
               <w:rPr>
@@ -1802,7 +1802,7 @@
           </w:tcPr>
           <w:p>
             <w:pPr>
-              <w:spacing w:after="0" w:line="250"/>
+              <w:spacing w:after="0" w:line="250" w:lineRule="exact"/>
             </w:pPr>
             <w:r>
               <w:rPr>
@@ -1830,7 +1830,7 @@
           </w:tcPr>
           <w:p>
             <w:pPr>
-              <w:spacing w:after="0" w:line="250"/>
+              <w:spacing w:after="0" w:line="250" w:lineRule="exact"/>
             </w:pPr>
             <w:r>
               <w:rPr>
@@ -1858,7 +1858,7 @@
           </w:tcPr>
           <w:p>
             <w:pPr>
-              <w:spacing w:after="0" w:line="250"/>
+              <w:spacing w:after="0" w:line="250" w:lineRule="exact"/>
             </w:pPr>
             <w:r>
               <w:rPr>
@@ -1886,7 +1886,7 @@
           </w:tcPr>
           <w:p>
             <w:pPr>
-              <w:spacing w:after="0" w:line="250"/>
+              <w:spacing w:after="0" w:line="250" w:lineRule="exact"/>
             </w:pPr>
             <w:r>
               <w:rPr>
@@ -1914,7 +1914,7 @@
           </w:tcPr>
           <w:p>
             <w:pPr>
-              <w:spacing w:after="0" w:line="250"/>
+              <w:spacing w:after="0" w:line="250" w:lineRule="exact"/>
             </w:pPr>
             <w:r>
               <w:rPr>
@@ -1948,7 +1948,7 @@
           </w:tcPr>
           <w:p>
             <w:pPr>
-              <w:spacing w:after="0" w:line="250"/>
+              <w:spacing w:after="0" w:line="250" w:lineRule="exact"/>
             </w:pPr>
             <w:r>
               <w:rPr>
@@ -1976,7 +1976,7 @@
           </w:tcPr>
           <w:p>
             <w:pPr>
-              <w:spacing w:after="0" w:line="250"/>
+              <w:spacing w:after="0" w:line="250" w:lineRule="exact"/>
             </w:pPr>
             <w:r>
               <w:rPr>
@@ -2004,7 +2004,7 @@
           </w:tcPr>
           <w:p>
             <w:pPr>
-              <w:spacing w:after="0" w:line="250"/>
+              <w:spacing w:after="0" w:line="250" w:lineRule="exact"/>
             </w:pPr>
             <w:r>
               <w:rPr>
@@ -2032,7 +2032,7 @@
           </w:tcPr>
           <w:p>
             <w:pPr>
-              <w:spacing w:after="0" w:line="250"/>
+              <w:spacing w:after="0" w:line="250" w:lineRule="exact"/>
             </w:pPr>
             <w:r>
               <w:rPr>
@@ -2060,7 +2060,7 @@
           </w:tcPr>
           <w:p>
             <w:pPr>
-              <w:spacing w:after="0" w:line="250"/>
+              <w:spacing w:after="0" w:line="250" w:lineRule="exact"/>
             </w:pPr>
             <w:r>
               <w:rPr>
@@ -2094,7 +2094,7 @@
           </w:tcPr>
           <w:p>
             <w:pPr>
-              <w:spacing w:after="0" w:line="250"/>
+              <w:spacing w:after="0" w:line="250" w:lineRule="exact"/>
             </w:pPr>
             <w:r>
               <w:rPr>
@@ -2122,7 +2122,7 @@
           </w:tcPr>
           <w:p>
             <w:pPr>
-              <w:spacing w:after="0" w:line="250"/>
+              <w:spacing w:after="0" w:line="250" w:lineRule="exact"/>
             </w:pPr>
             <w:r>
               <w:rPr>
@@ -2150,7 +2150,7 @@
           </w:tcPr>
           <w:p>
             <w:pPr>
-              <w:spacing w:after="0" w:line="250"/>
+              <w:spacing w:after="0" w:line="250" w:lineRule="exact"/>
             </w:pPr>
             <w:r>
               <w:rPr>
@@ -2178,7 +2178,7 @@
           </w:tcPr>
           <w:p>
             <w:pPr>
-              <w:spacing w:after="0" w:line="250"/>
+              <w:spacing w:after="0" w:line="250" w:lineRule="exact"/>
             </w:pPr>
             <w:r>
               <w:rPr>
@@ -2206,7 +2206,7 @@
           </w:tcPr>
           <w:p>
             <w:pPr>
-              <w:spacing w:after="0" w:line="250"/>
+              <w:spacing w:after="0" w:line="250" w:lineRule="exact"/>
             </w:pPr>
             <w:r>
               <w:rPr>
@@ -2240,7 +2240,7 @@
           </w:tcPr>
           <w:p>
             <w:pPr>
-              <w:spacing w:after="0" w:line="250"/>
+              <w:spacing w:after="0" w:line="250" w:lineRule="exact"/>
             </w:pPr>
             <w:r>
               <w:rPr>
@@ -2268,7 +2268,7 @@
           </w:tcPr>
           <w:p>
             <w:pPr>
-              <w:spacing w:after="0" w:line="250"/>
+              <w:spacing w:after="0" w:line="250" w:lineRule="exact"/>
             </w:pPr>
             <w:r>
               <w:rPr>
@@ -2296,7 +2296,7 @@
           </w:tcPr>
           <w:p>
             <w:pPr>
-              <w:spacing w:after="0" w:line="250"/>
+              <w:spacing w:after="0" w:line="250" w:lineRule="exact"/>
             </w:pPr>
             <w:r>
               <w:rPr>
@@ -2324,7 +2324,7 @@
           </w:tcPr>
           <w:p>
             <w:pPr>
-              <w:spacing w:after="0" w:line="250"/>
+              <w:spacing w:after="0" w:line="250" w:lineRule="exact"/>
             </w:pPr>
             <w:r>
               <w:rPr>
@@ -2352,7 +2352,7 @@
           </w:tcPr>
           <w:p>
             <w:pPr>
-              <w:spacing w:after="0" w:line="250"/>
+              <w:spacing w:after="0" w:line="250" w:lineRule="exact"/>
             </w:pPr>
             <w:r>
               <w:rPr>
@@ -2386,7 +2386,7 @@
           </w:tcPr>
           <w:p>
             <w:pPr>
-              <w:spacing w:after="0" w:line="250"/>
+              <w:spacing w:after="0" w:line="250" w:lineRule="exact"/>
             </w:pPr>
             <w:r>
               <w:rPr>
@@ -2414,7 +2414,7 @@
           </w:tcPr>
           <w:p>
             <w:pPr>
-              <w:spacing w:after="0" w:line="250"/>
+              <w:spacing w:after="0" w:line="250" w:lineRule="exact"/>
             </w:pPr>
             <w:r>
               <w:rPr>
@@ -2442,7 +2442,7 @@
           </w:tcPr>
           <w:p>
             <w:pPr>
-              <w:spacing w:after="0" w:line="250"/>
+              <w:spacing w:after="0" w:line="250" w:lineRule="exact"/>
             </w:pPr>
             <w:r>
               <w:rPr>
@@ -2470,7 +2470,7 @@
           </w:tcPr>
           <w:p>
             <w:pPr>
-              <w:spacing w:after="0" w:line="250"/>
+              <w:spacing w:after="0" w:line="250" w:lineRule="exact"/>
             </w:pPr>
             <w:r>
               <w:rPr>
@@ -2498,7 +2498,7 @@
           </w:tcPr>
           <w:p>
             <w:pPr>
-              <w:spacing w:after="0" w:line="250"/>
+              <w:spacing w:after="0" w:line="250" w:lineRule="exact"/>
             </w:pPr>
             <w:r>
               <w:rPr>
@@ -2532,7 +2532,7 @@
           </w:tcPr>
           <w:p>
             <w:pPr>
-              <w:spacing w:after="0" w:line="250"/>
+              <w:spacing w:after="0" w:line="250" w:lineRule="exact"/>
             </w:pPr>
             <w:r>
               <w:rPr>
@@ -2560,7 +2560,7 @@
           </w:tcPr>
           <w:p>
             <w:pPr>
-              <w:spacing w:after="0" w:line="250"/>
+              <w:spacing w:after="0" w:line="250" w:lineRule="exact"/>
             </w:pPr>
             <w:r>
               <w:rPr>
@@ -2588,7 +2588,7 @@
           </w:tcPr>
           <w:p>
             <w:pPr>
-              <w:spacing w:after="0" w:line="250"/>
+              <w:spacing w:after="0" w:line="250" w:lineRule="exact"/>
             </w:pPr>
             <w:r>
               <w:rPr>
@@ -2616,7 +2616,7 @@
           </w:tcPr>
           <w:p>
             <w:pPr>
-              <w:spacing w:after="0" w:line="250"/>
+              <w:spacing w:after="0" w:line="250" w:lineRule="exact"/>
             </w:pPr>
             <w:r>
               <w:rPr>
@@ -2644,7 +2644,7 @@
           </w:tcPr>
           <w:p>
             <w:pPr>
-              <w:spacing w:after="0" w:line="250"/>
+              <w:spacing w:after="0" w:line="250" w:lineRule="exact"/>
             </w:pPr>
             <w:r>
               <w:rPr>
@@ -2678,7 +2678,7 @@
           </w:tcPr>
           <w:p>
             <w:pPr>
-              <w:spacing w:after="0" w:line="250"/>
+              <w:spacing w:after="0" w:line="250" w:lineRule="exact"/>
             </w:pPr>
             <w:r>
               <w:rPr>
@@ -2706,7 +2706,7 @@
           </w:tcPr>
           <w:p>
             <w:pPr>
-              <w:spacing w:after="0" w:line="250"/>
+              <w:spacing w:after="0" w:line="250" w:lineRule="exact"/>
             </w:pPr>
             <w:r>
               <w:rPr>
@@ -2734,7 +2734,7 @@
           </w:tcPr>
           <w:p>
             <w:pPr>
-              <w:spacing w:after="0" w:line="250"/>
+              <w:spacing w:after="0" w:line="250" w:lineRule="exact"/>
             </w:pPr>
             <w:r>
               <w:rPr>
@@ -2762,7 +2762,7 @@
           </w:tcPr>
           <w:p>
             <w:pPr>
-              <w:spacing w:after="0" w:line="250"/>
+              <w:spacing w:after="0" w:line="250" w:lineRule="exact"/>
             </w:pPr>
             <w:r>
               <w:rPr>
@@ -2790,7 +2790,7 @@
           </w:tcPr>
           <w:p>
             <w:pPr>
-              <w:spacing w:after="0" w:line="250"/>
+              <w:spacing w:after="0" w:line="250" w:lineRule="exact"/>
             </w:pPr>
             <w:r>
               <w:rPr>
@@ -2824,7 +2824,7 @@
           </w:tcPr>
           <w:p>
             <w:pPr>
-              <w:spacing w:after="0" w:line="250"/>
+              <w:spacing w:after="0" w:line="250" w:lineRule="exact"/>
             </w:pPr>
             <w:r>
               <w:rPr>
@@ -2852,7 +2852,7 @@
           </w:tcPr>
           <w:p>
             <w:pPr>
-              <w:spacing w:after="0" w:line="250"/>
+              <w:spacing w:after="0" w:line="250" w:lineRule="exact"/>
             </w:pPr>
             <w:r>
               <w:rPr>
@@ -2880,7 +2880,7 @@
           </w:tcPr>
           <w:p>
             <w:pPr>
-              <w:spacing w:after="0" w:line="250"/>
+              <w:spacing w:after="0" w:line="250" w:lineRule="exact"/>
             </w:pPr>
             <w:r>
               <w:rPr>
@@ -2908,7 +2908,7 @@
           </w:tcPr>
           <w:p>
             <w:pPr>
-              <w:spacing w:after="0" w:line="250"/>
+              <w:spacing w:after="0" w:line="250" w:lineRule="exact"/>
             </w:pPr>
             <w:r>
               <w:rPr>
@@ -2936,7 +2936,7 @@
           </w:tcPr>
           <w:p>
             <w:pPr>
-              <w:spacing w:after="0" w:line="250"/>
+              <w:spacing w:after="0" w:line="250" w:lineRule="exact"/>
             </w:pPr>
             <w:r>
               <w:rPr>
@@ -2984,7 +2984,7 @@
           <w:left w:val="single" w:color="C00000" w:sz="18" w:space="8"/>
         </w:pBdr>
         <w:shd w:fill="FFF3F3" w:val="clear"/>
-        <w:spacing w:after="220" w:before="60" w:line="280"/>
+        <w:spacing w:after="220" w:before="60" w:line="280" w:lineRule="exact"/>
         <w:ind w:left="200" w:right="200"/>
       </w:pPr>
       <w:r>
@@ -3035,7 +3035,7 @@
           </w:tcPr>
           <w:p>
             <w:pPr>
-              <w:spacing w:after="0" w:line="250"/>
+              <w:spacing w:after="0" w:line="250" w:lineRule="exact"/>
               <w:jc w:val="center"/>
             </w:pPr>
             <w:r>
@@ -3064,7 +3064,7 @@
           </w:tcPr>
           <w:p>
             <w:pPr>
-              <w:spacing w:after="0" w:line="250"/>
+              <w:spacing w:after="0" w:line="250" w:lineRule="exact"/>
               <w:jc w:val="center"/>
             </w:pPr>
             <w:r>
@@ -3093,7 +3093,7 @@
           </w:tcPr>
           <w:p>
             <w:pPr>
-              <w:spacing w:after="0" w:line="250"/>
+              <w:spacing w:after="0" w:line="250" w:lineRule="exact"/>
               <w:jc w:val="center"/>
             </w:pPr>
             <w:r>
@@ -3122,7 +3122,7 @@
           </w:tcPr>
           <w:p>
             <w:pPr>
-              <w:spacing w:after="0" w:line="250"/>
+              <w:spacing w:after="0" w:line="250" w:lineRule="exact"/>
               <w:jc w:val="center"/>
             </w:pPr>
             <w:r>
@@ -3151,7 +3151,7 @@
           </w:tcPr>
           <w:p>
             <w:pPr>
-              <w:spacing w:after="0" w:line="250"/>
+              <w:spacing w:after="0" w:line="250" w:lineRule="exact"/>
               <w:jc w:val="center"/>
             </w:pPr>
             <w:r>
@@ -3186,7 +3186,7 @@
           </w:tcPr>
           <w:p>
             <w:pPr>
-              <w:spacing w:after="0" w:line="250"/>
+              <w:spacing w:after="0" w:line="250" w:lineRule="exact"/>
             </w:pPr>
             <w:r>
               <w:rPr>
@@ -3214,7 +3214,7 @@
           </w:tcPr>
           <w:p>
             <w:pPr>
-              <w:spacing w:after="0" w:line="250"/>
+              <w:spacing w:after="0" w:line="250" w:lineRule="exact"/>
             </w:pPr>
             <w:r>
               <w:rPr>
@@ -3242,7 +3242,7 @@
           </w:tcPr>
           <w:p>
             <w:pPr>
-              <w:spacing w:after="0" w:line="250"/>
+              <w:spacing w:after="0" w:line="250" w:lineRule="exact"/>
             </w:pPr>
             <w:r>
               <w:rPr>
@@ -3270,7 +3270,7 @@
           </w:tcPr>
           <w:p>
             <w:pPr>
-              <w:spacing w:after="0" w:line="250"/>
+              <w:spacing w:after="0" w:line="250" w:lineRule="exact"/>
             </w:pPr>
             <w:r>
               <w:rPr>
@@ -3298,7 +3298,7 @@
           </w:tcPr>
           <w:p>
             <w:pPr>
-              <w:spacing w:after="0" w:line="250"/>
+              <w:spacing w:after="0" w:line="250" w:lineRule="exact"/>
             </w:pPr>
             <w:r>
               <w:rPr>
@@ -3332,7 +3332,7 @@
           </w:tcPr>
           <w:p>
             <w:pPr>
-              <w:spacing w:after="0" w:line="250"/>
+              <w:spacing w:after="0" w:line="250" w:lineRule="exact"/>
             </w:pPr>
             <w:r>
               <w:rPr>
@@ -3360,7 +3360,7 @@
           </w:tcPr>
           <w:p>
             <w:pPr>
-              <w:spacing w:after="0" w:line="250"/>
+              <w:spacing w:after="0" w:line="250" w:lineRule="exact"/>
             </w:pPr>
             <w:r>
               <w:rPr>
@@ -3388,7 +3388,7 @@
           </w:tcPr>
           <w:p>
             <w:pPr>
-              <w:spacing w:after="0" w:line="250"/>
+              <w:spacing w:after="0" w:line="250" w:lineRule="exact"/>
             </w:pPr>
             <w:r>
               <w:rPr>
@@ -3416,7 +3416,7 @@
           </w:tcPr>
           <w:p>
             <w:pPr>
-              <w:spacing w:after="0" w:line="250"/>
+              <w:spacing w:after="0" w:line="250" w:lineRule="exact"/>
             </w:pPr>
             <w:r>
               <w:rPr>
@@ -3444,7 +3444,7 @@
           </w:tcPr>
           <w:p>
             <w:pPr>
-              <w:spacing w:after="0" w:line="250"/>
+              <w:spacing w:after="0" w:line="250" w:lineRule="exact"/>
             </w:pPr>
             <w:r>
               <w:rPr>
@@ -3478,7 +3478,7 @@
           </w:tcPr>
           <w:p>
             <w:pPr>
-              <w:spacing w:after="0" w:line="250"/>
+              <w:spacing w:after="0" w:line="250" w:lineRule="exact"/>
             </w:pPr>
             <w:r>
               <w:rPr>
@@ -3506,7 +3506,7 @@
           </w:tcPr>
           <w:p>
             <w:pPr>
-              <w:spacing w:after="0" w:line="250"/>
+              <w:spacing w:after="0" w:line="250" w:lineRule="exact"/>
             </w:pPr>
             <w:r>
               <w:rPr>
@@ -3534,7 +3534,7 @@
           </w:tcPr>
           <w:p>
             <w:pPr>
-              <w:spacing w:after="0" w:line="250"/>
+              <w:spacing w:after="0" w:line="250" w:lineRule="exact"/>
             </w:pPr>
             <w:r>
               <w:rPr>
@@ -3562,7 +3562,7 @@
           </w:tcPr>
           <w:p>
             <w:pPr>
-              <w:spacing w:after="0" w:line="250"/>
+              <w:spacing w:after="0" w:line="250" w:lineRule="exact"/>
             </w:pPr>
             <w:r>
               <w:rPr>
@@ -3590,7 +3590,7 @@
           </w:tcPr>
           <w:p>
             <w:pPr>
-              <w:spacing w:after="0" w:line="250"/>
+              <w:spacing w:after="0" w:line="250" w:lineRule="exact"/>
             </w:pPr>
             <w:r>
               <w:rPr>
@@ -3624,7 +3624,7 @@
           </w:tcPr>
           <w:p>
             <w:pPr>
-              <w:spacing w:after="0" w:line="250"/>
+              <w:spacing w:after="0" w:line="250" w:lineRule="exact"/>
             </w:pPr>
             <w:r>
               <w:rPr>
@@ -3652,7 +3652,7 @@
           </w:tcPr>
           <w:p>
             <w:pPr>
-              <w:spacing w:after="0" w:line="250"/>
+              <w:spacing w:after="0" w:line="250" w:lineRule="exact"/>
             </w:pPr>
             <w:r>
               <w:rPr>
@@ -3680,7 +3680,7 @@
           </w:tcPr>
           <w:p>
             <w:pPr>
-              <w:spacing w:after="0" w:line="250"/>
+              <w:spacing w:after="0" w:line="250" w:lineRule="exact"/>
             </w:pPr>
             <w:r>
               <w:rPr>
@@ -3708,7 +3708,7 @@
           </w:tcPr>
           <w:p>
             <w:pPr>
-              <w:spacing w:after="0" w:line="250"/>
+              <w:spacing w:after="0" w:line="250" w:lineRule="exact"/>
             </w:pPr>
             <w:r>
               <w:rPr>
@@ -3736,7 +3736,7 @@
           </w:tcPr>
           <w:p>
             <w:pPr>
-              <w:spacing w:after="0" w:line="250"/>
+              <w:spacing w:after="0" w:line="250" w:lineRule="exact"/>
             </w:pPr>
             <w:r>
               <w:rPr>
@@ -3770,7 +3770,7 @@
           </w:tcPr>
           <w:p>
             <w:pPr>
-              <w:spacing w:after="0" w:line="250"/>
+              <w:spacing w:after="0" w:line="250" w:lineRule="exact"/>
             </w:pPr>
             <w:r>
               <w:rPr>
@@ -3798,7 +3798,7 @@
           </w:tcPr>
           <w:p>
             <w:pPr>
-              <w:spacing w:after="0" w:line="250"/>
+              <w:spacing w:after="0" w:line="250" w:lineRule="exact"/>
             </w:pPr>
             <w:r>
               <w:rPr>
@@ -3826,7 +3826,7 @@
           </w:tcPr>
           <w:p>
             <w:pPr>
-              <w:spacing w:after="0" w:line="250"/>
+              <w:spacing w:after="0" w:line="250" w:lineRule="exact"/>
             </w:pPr>
             <w:r>
               <w:rPr>
@@ -3854,7 +3854,7 @@
           </w:tcPr>
           <w:p>
             <w:pPr>
-              <w:spacing w:after="0" w:line="250"/>
+              <w:spacing w:after="0" w:line="250" w:lineRule="exact"/>
             </w:pPr>
             <w:r>
               <w:rPr>
@@ -3882,7 +3882,7 @@
           </w:tcPr>
           <w:p>
             <w:pPr>
-              <w:spacing w:after="0" w:line="250"/>
+              <w:spacing w:after="0" w:line="250" w:lineRule="exact"/>
             </w:pPr>
             <w:r>
               <w:rPr>
@@ -3916,7 +3916,7 @@
           </w:tcPr>
           <w:p>
             <w:pPr>
-              <w:spacing w:after="0" w:line="250"/>
+              <w:spacing w:after="0" w:line="250" w:lineRule="exact"/>
             </w:pPr>
             <w:r>
               <w:rPr>
@@ -3944,7 +3944,7 @@
           </w:tcPr>
           <w:p>
             <w:pPr>
-              <w:spacing w:after="0" w:line="250"/>
+              <w:spacing w:after="0" w:line="250" w:lineRule="exact"/>
             </w:pPr>
             <w:r>
               <w:rPr>
@@ -3972,7 +3972,7 @@
           </w:tcPr>
           <w:p>
             <w:pPr>
-              <w:spacing w:after="0" w:line="250"/>
+              <w:spacing w:after="0" w:line="250" w:lineRule="exact"/>
             </w:pPr>
             <w:r>
               <w:rPr>
@@ -4000,7 +4000,7 @@
           </w:tcPr>
           <w:p>
             <w:pPr>
-              <w:spacing w:after="0" w:line="250"/>
+              <w:spacing w:after="0" w:line="250" w:lineRule="exact"/>
             </w:pPr>
             <w:r>
               <w:rPr>
@@ -4028,7 +4028,7 @@
           </w:tcPr>
           <w:p>
             <w:pPr>
-              <w:spacing w:after="0" w:line="250"/>
+              <w:spacing w:after="0" w:line="250" w:lineRule="exact"/>
             </w:pPr>
             <w:r>
               <w:rPr>
@@ -4062,7 +4062,7 @@
           </w:tcPr>
           <w:p>
             <w:pPr>
-              <w:spacing w:after="0" w:line="250"/>
+              <w:spacing w:after="0" w:line="250" w:lineRule="exact"/>
             </w:pPr>
             <w:r>
               <w:rPr>
@@ -4090,7 +4090,7 @@
           </w:tcPr>
           <w:p>
             <w:pPr>
-              <w:spacing w:after="0" w:line="250"/>
+              <w:spacing w:after="0" w:line="250" w:lineRule="exact"/>
             </w:pPr>
             <w:r>
               <w:rPr>
@@ -4118,7 +4118,7 @@
           </w:tcPr>
           <w:p>
             <w:pPr>
-              <w:spacing w:after="0" w:line="250"/>
+              <w:spacing w:after="0" w:line="250" w:lineRule="exact"/>
             </w:pPr>
             <w:r>
               <w:rPr>
@@ -4146,7 +4146,7 @@
           </w:tcPr>
           <w:p>
             <w:pPr>
-              <w:spacing w:after="0" w:line="250"/>
+              <w:spacing w:after="0" w:line="250" w:lineRule="exact"/>
             </w:pPr>
             <w:r>
               <w:rPr>
@@ -4174,7 +4174,7 @@
           </w:tcPr>
           <w:p>
             <w:pPr>
-              <w:spacing w:after="0" w:line="250"/>
+              <w:spacing w:after="0" w:line="250" w:lineRule="exact"/>
             </w:pPr>
             <w:r>
               <w:rPr>
@@ -4208,7 +4208,7 @@
           </w:tcPr>
           <w:p>
             <w:pPr>
-              <w:spacing w:after="0" w:line="250"/>
+              <w:spacing w:after="0" w:line="250" w:lineRule="exact"/>
             </w:pPr>
             <w:r>
               <w:rPr>
@@ -4236,7 +4236,7 @@
           </w:tcPr>
           <w:p>
             <w:pPr>
-              <w:spacing w:after="0" w:line="250"/>
+              <w:spacing w:after="0" w:line="250" w:lineRule="exact"/>
             </w:pPr>
             <w:r>
               <w:rPr>
@@ -4264,7 +4264,7 @@
           </w:tcPr>
           <w:p>
             <w:pPr>
-              <w:spacing w:after="0" w:line="250"/>
+              <w:spacing w:after="0" w:line="250" w:lineRule="exact"/>
             </w:pPr>
             <w:r>
               <w:rPr>
@@ -4292,7 +4292,7 @@
           </w:tcPr>
           <w:p>
             <w:pPr>
-              <w:spacing w:after="0" w:line="250"/>
+              <w:spacing w:after="0" w:line="250" w:lineRule="exact"/>
             </w:pPr>
             <w:r>
               <w:rPr>
@@ -4320,7 +4320,7 @@
           </w:tcPr>
           <w:p>
             <w:pPr>
-              <w:spacing w:after="0" w:line="250"/>
+              <w:spacing w:after="0" w:line="250" w:lineRule="exact"/>
             </w:pPr>
             <w:r>
               <w:rPr>
@@ -4344,7 +4344,7 @@
     </w:p>
     <w:p>
       <w:pPr>
-        <w:spacing w:after="200" w:line="300"/>
+        <w:spacing w:after="200" w:line="300" w:lineRule="exact"/>
       </w:pPr>
       <w:r>
         <w:rPr>
@@ -4360,7 +4360,7 @@
     </w:p>
     <w:p>
       <w:pPr>
-        <w:spacing w:after="60" w:line="300"/>
+        <w:spacing w:after="60" w:line="300" w:lineRule="exact"/>
       </w:pPr>
       <w:r>
         <w:rPr>
@@ -4373,7 +4373,7 @@
     </w:p>
     <w:p>
       <w:pPr>
-        <w:spacing w:after="240" w:line="300"/>
+        <w:spacing w:after="240" w:line="300" w:lineRule="exact"/>
       </w:pPr>
       <w:r>
         <w:rPr>
@@ -4386,7 +4386,7 @@
     </w:p>
     <w:p>
       <w:pPr>
-        <w:spacing w:after="120" w:line="300"/>
+        <w:spacing w:after="120" w:line="300" w:lineRule="exact"/>
       </w:pPr>
       <w:r>
         <w:rPr>
@@ -4399,7 +4399,7 @@
     </w:p>
     <w:p>
       <w:pPr>
-        <w:spacing w:after="120" w:line="300"/>
+        <w:spacing w:after="120" w:line="300" w:lineRule="exact"/>
       </w:pPr>
       <w:r>
         <w:rPr>
@@ -4620,7 +4620,13 @@
 <file path=word/styles.xml><?xml version="1.0" encoding="utf-8"?>
 <w:styles xmlns:mc="http://schemas.openxmlformats.org/markup-compatibility/2006" xmlns:r="http://schemas.openxmlformats.org/officeDocument/2006/relationships" xmlns:w="http://schemas.openxmlformats.org/wordprocessingml/2006/main" xmlns:w14="http://schemas.microsoft.com/office/word/2010/wordml" xmlns:w15="http://schemas.microsoft.com/office/word/2012/wordml" mc:Ignorable="w14 w15">
   <w:docDefaults>
-    <w:rPrDefault/>
+    <w:rPrDefault>
+      <w:rPr>
+        <w:rFonts w:ascii="游明朝" w:cs="游明朝" w:eastAsia="游明朝" w:hAnsi="游明朝"/>
+        <w:sz w:val="21"/>
+        <w:szCs w:val="21"/>
+      </w:rPr>
+    </w:rPrDefault>
     <w:pPrDefault/>
   </w:docDefaults>
   <w:style w:type="paragraph" w:styleId="Title">

--- a/output/13-3_北塩原村第10期_照会票_束3_交付金の得点と給付適正化.docx
+++ b/output/13-3_北塩原村第10期_照会票_束3_交付金の得点と給付適正化.docx
@@ -241,6 +241,317 @@
         <w:t xml:space="preserve"/>
       </w:r>
     </w:p>
+    <w:p>
+      <w:pPr>
+        <w:keepNext/>
+        <w:spacing w:after="100" w:line="300" w:lineRule="exact"/>
+      </w:pPr>
+      <w:r>
+        <w:rPr>
+          <w:rFonts w:ascii="游ゴシック" w:cs="游ゴシック" w:eastAsia="游ゴシック" w:hAnsi="游ゴシック"/>
+          <w:b/>
+          <w:bCs/>
+          <w:color w:val="1F3864"/>
+          <w:sz w:val="22"/>
+          <w:szCs w:val="22"/>
+        </w:rPr>
+        <w:t xml:space="preserve">確認事項の区分について</w:t>
+      </w:r>
+    </w:p>
+    <w:p>
+      <w:pPr>
+        <w:spacing w:after="140" w:line="300" w:lineRule="exact"/>
+      </w:pPr>
+      <w:r>
+        <w:rPr>
+          <w:rFonts w:ascii="游明朝" w:cs="游明朝" w:eastAsia="游明朝" w:hAnsi="游明朝"/>
+          <w:sz w:val="21"/>
+          <w:szCs w:val="21"/>
+        </w:rPr>
+        <w:t xml:space="preserve">確認事項は3つに分けております。当方で確かめられることを村にお尋ねしないためです。本票に掲げるのはＣ・Ｄのみで、Ｂは末尾に「ご回答は不要です」として一覧で掲げております。</w:t>
+      </w:r>
+    </w:p>
+    <w:tbl>
+      <w:tblPr>
+        <w:tblW w:type="dxa" w:w="9360"/>
+        <w:tblBorders>
+          <w:top w:val="single" w:color="auto" w:sz="4"/>
+          <w:left w:val="single" w:color="auto" w:sz="4"/>
+          <w:bottom w:val="single" w:color="auto" w:sz="4"/>
+          <w:right w:val="single" w:color="auto" w:sz="4"/>
+          <w:insideH w:val="single" w:color="auto" w:sz="4"/>
+          <w:insideV w:val="single" w:color="auto" w:sz="4"/>
+        </w:tblBorders>
+        <w:tblLayout w:type="fixed"/>
+      </w:tblPr>
+      <w:tblGrid>
+        <w:gridCol w:w="936"/>
+        <w:gridCol w:w="8424"/>
+      </w:tblGrid>
+      <w:tr>
+        <w:trPr>
+          <w:cantSplit/>
+          <w:tblHeader/>
+        </w:trPr>
+        <w:tc>
+          <w:tcPr>
+            <w:tcW w:type="dxa" w:w="936"/>
+            <w:shd w:fill="2E75B6" w:val="clear"/>
+            <w:tcMar>
+              <w:top w:type="dxa" w:w="70"/>
+              <w:left w:type="dxa" w:w="90"/>
+              <w:bottom w:type="dxa" w:w="70"/>
+              <w:right w:type="dxa" w:w="90"/>
+            </w:tcMar>
+          </w:tcPr>
+          <w:p>
+            <w:pPr>
+              <w:spacing w:after="0" w:line="250" w:lineRule="exact"/>
+              <w:jc w:val="center"/>
+            </w:pPr>
+            <w:r>
+              <w:rPr>
+                <w:rFonts w:ascii="游ゴシック" w:cs="游ゴシック" w:eastAsia="游ゴシック" w:hAnsi="游ゴシック"/>
+                <w:b/>
+                <w:bCs/>
+                <w:color w:val="FFFFFF"/>
+                <w:sz w:val="17"/>
+                <w:szCs w:val="17"/>
+              </w:rPr>
+              <w:t xml:space="preserve">区分</w:t>
+            </w:r>
+          </w:p>
+        </w:tc>
+        <w:tc>
+          <w:tcPr>
+            <w:tcW w:type="dxa" w:w="8424"/>
+            <w:shd w:fill="2E75B6" w:val="clear"/>
+            <w:tcMar>
+              <w:top w:type="dxa" w:w="70"/>
+              <w:left w:type="dxa" w:w="90"/>
+              <w:bottom w:type="dxa" w:w="70"/>
+              <w:right w:type="dxa" w:w="90"/>
+            </w:tcMar>
+          </w:tcPr>
+          <w:p>
+            <w:pPr>
+              <w:spacing w:after="0" w:line="250" w:lineRule="exact"/>
+              <w:jc w:val="center"/>
+            </w:pPr>
+            <w:r>
+              <w:rPr>
+                <w:rFonts w:ascii="游ゴシック" w:cs="游ゴシック" w:eastAsia="游ゴシック" w:hAnsi="游ゴシック"/>
+                <w:b/>
+                <w:bCs/>
+                <w:color w:val="FFFFFF"/>
+                <w:sz w:val="17"/>
+                <w:szCs w:val="17"/>
+              </w:rPr>
+              <w:t xml:space="preserve">扱い</w:t>
+            </w:r>
+          </w:p>
+        </w:tc>
+      </w:tr>
+      <w:tr>
+        <w:trPr>
+          <w:cantSplit/>
+          <w:trHeight w:val="700" w:hRule="atLeast"/>
+        </w:trPr>
+        <w:tc>
+          <w:tcPr>
+            <w:tcW w:type="dxa" w:w="936"/>
+            <w:shd w:fill="FFFFFF" w:val="clear"/>
+            <w:tcMar>
+              <w:top w:type="dxa" w:w="70"/>
+              <w:left w:type="dxa" w:w="90"/>
+              <w:bottom w:type="dxa" w:w="70"/>
+              <w:right w:type="dxa" w:w="90"/>
+            </w:tcMar>
+          </w:tcPr>
+          <w:p>
+            <w:pPr>
+              <w:spacing w:after="0" w:line="250" w:lineRule="exact"/>
+            </w:pPr>
+            <w:r>
+              <w:rPr>
+                <w:rFonts w:ascii="游ゴシック" w:cs="游ゴシック" w:eastAsia="游ゴシック" w:hAnsi="游ゴシック"/>
+                <w:b w:val="false"/>
+                <w:bCs w:val="false"/>
+                <w:color w:val="000000"/>
+                <w:sz w:val="17"/>
+                <w:szCs w:val="17"/>
+              </w:rPr>
+              <w:t xml:space="preserve">Ｂ</w:t>
+            </w:r>
+          </w:p>
+        </w:tc>
+        <w:tc>
+          <w:tcPr>
+            <w:tcW w:type="dxa" w:w="8424"/>
+            <w:shd w:fill="FFFFFF" w:val="clear"/>
+            <w:tcMar>
+              <w:top w:type="dxa" w:w="70"/>
+              <w:left w:type="dxa" w:w="90"/>
+              <w:bottom w:type="dxa" w:w="70"/>
+              <w:right w:type="dxa" w:w="90"/>
+            </w:tcMar>
+          </w:tcPr>
+          <w:p>
+            <w:pPr>
+              <w:spacing w:after="0" w:line="250" w:lineRule="exact"/>
+            </w:pPr>
+            <w:r>
+              <w:rPr>
+                <w:rFonts w:ascii="游ゴシック" w:cs="游ゴシック" w:eastAsia="游ゴシック" w:hAnsi="游ゴシック"/>
+                <w:b w:val="false"/>
+                <w:bCs w:val="false"/>
+                <w:color w:val="000000"/>
+                <w:sz w:val="17"/>
+                <w:szCs w:val="17"/>
+              </w:rPr>
+              <w:t xml:space="preserve">当方で進めます。国・県の原典と公表資料で片がつくものです。ご回答は不要です（末尾に一覧）</w:t>
+            </w:r>
+          </w:p>
+        </w:tc>
+      </w:tr>
+      <w:tr>
+        <w:trPr>
+          <w:cantSplit/>
+          <w:trHeight w:val="700" w:hRule="atLeast"/>
+        </w:trPr>
+        <w:tc>
+          <w:tcPr>
+            <w:tcW w:type="dxa" w:w="936"/>
+            <w:shd w:fill="FFFFFF" w:val="clear"/>
+            <w:tcMar>
+              <w:top w:type="dxa" w:w="70"/>
+              <w:left w:type="dxa" w:w="90"/>
+              <w:bottom w:type="dxa" w:w="70"/>
+              <w:right w:type="dxa" w:w="90"/>
+            </w:tcMar>
+          </w:tcPr>
+          <w:p>
+            <w:pPr>
+              <w:spacing w:after="0" w:line="250" w:lineRule="exact"/>
+            </w:pPr>
+            <w:r>
+              <w:rPr>
+                <w:rFonts w:ascii="游ゴシック" w:cs="游ゴシック" w:eastAsia="游ゴシック" w:hAnsi="游ゴシック"/>
+                <w:b w:val="false"/>
+                <w:bCs w:val="false"/>
+                <w:color w:val="000000"/>
+                <w:sz w:val="17"/>
+                <w:szCs w:val="17"/>
+              </w:rPr>
+              <w:t xml:space="preserve">Ｃ</w:t>
+            </w:r>
+          </w:p>
+        </w:tc>
+        <w:tc>
+          <w:tcPr>
+            <w:tcW w:type="dxa" w:w="8424"/>
+            <w:shd w:fill="FFFFFF" w:val="clear"/>
+            <w:tcMar>
+              <w:top w:type="dxa" w:w="70"/>
+              <w:left w:type="dxa" w:w="90"/>
+              <w:bottom w:type="dxa" w:w="70"/>
+              <w:right w:type="dxa" w:w="90"/>
+            </w:tcMar>
+          </w:tcPr>
+          <w:p>
+            <w:pPr>
+              <w:spacing w:after="0" w:line="250" w:lineRule="exact"/>
+            </w:pPr>
+            <w:r>
+              <w:rPr>
+                <w:rFonts w:ascii="游ゴシック" w:cs="游ゴシック" w:eastAsia="游ゴシック" w:hAnsi="游ゴシック"/>
+                <w:b w:val="false"/>
+                <w:bCs w:val="false"/>
+                <w:color w:val="000000"/>
+                <w:sz w:val="17"/>
+                <w:szCs w:val="17"/>
+              </w:rPr>
+              <w:t xml:space="preserve">他の計画・公表資料で当方が先行して整理し、村固有の事実だけをお尋ねします</w:t>
+            </w:r>
+          </w:p>
+        </w:tc>
+      </w:tr>
+      <w:tr>
+        <w:trPr>
+          <w:cantSplit/>
+          <w:trHeight w:val="700" w:hRule="atLeast"/>
+        </w:trPr>
+        <w:tc>
+          <w:tcPr>
+            <w:tcW w:type="dxa" w:w="936"/>
+            <w:shd w:fill="FFFFFF" w:val="clear"/>
+            <w:tcMar>
+              <w:top w:type="dxa" w:w="70"/>
+              <w:left w:type="dxa" w:w="90"/>
+              <w:bottom w:type="dxa" w:w="70"/>
+              <w:right w:type="dxa" w:w="90"/>
+            </w:tcMar>
+          </w:tcPr>
+          <w:p>
+            <w:pPr>
+              <w:spacing w:after="0" w:line="250" w:lineRule="exact"/>
+            </w:pPr>
+            <w:r>
+              <w:rPr>
+                <w:rFonts w:ascii="游ゴシック" w:cs="游ゴシック" w:eastAsia="游ゴシック" w:hAnsi="游ゴシック"/>
+                <w:b w:val="false"/>
+                <w:bCs w:val="false"/>
+                <w:color w:val="000000"/>
+                <w:sz w:val="17"/>
+                <w:szCs w:val="17"/>
+              </w:rPr>
+              <w:t xml:space="preserve">Ｄ</w:t>
+            </w:r>
+          </w:p>
+        </w:tc>
+        <w:tc>
+          <w:tcPr>
+            <w:tcW w:type="dxa" w:w="8424"/>
+            <w:shd w:fill="FFFFFF" w:val="clear"/>
+            <w:tcMar>
+              <w:top w:type="dxa" w:w="70"/>
+              <w:left w:type="dxa" w:w="90"/>
+              <w:bottom w:type="dxa" w:w="70"/>
+              <w:right w:type="dxa" w:w="90"/>
+            </w:tcMar>
+          </w:tcPr>
+          <w:p>
+            <w:pPr>
+              <w:spacing w:after="0" w:line="250" w:lineRule="exact"/>
+            </w:pPr>
+            <w:r>
+              <w:rPr>
+                <w:rFonts w:ascii="游ゴシック" w:cs="游ゴシック" w:eastAsia="游ゴシック" w:hAnsi="游ゴシック"/>
+                <w:b w:val="false"/>
+                <w:bCs w:val="false"/>
+                <w:color w:val="000000"/>
+                <w:sz w:val="17"/>
+                <w:szCs w:val="17"/>
+              </w:rPr>
+              <w:t xml:space="preserve">村の決算・実績・内部データ・ご判断でなければ分からない事項です</w:t>
+            </w:r>
+          </w:p>
+        </w:tc>
+      </w:tr>
+    </w:tbl>
+    <w:p>
+      <w:pPr>
+        <w:spacing w:after="200" w:line="300" w:lineRule="exact"/>
+      </w:pPr>
+      <w:r>
+        <w:rPr>
+          <w:rFonts w:ascii="游明朝" w:cs="游明朝" w:eastAsia="游明朝" w:hAnsi="游明朝"/>
+          <w:sz w:val="21"/>
+          <w:szCs w:val="21"/>
+        </w:rPr>
+        <w:t xml:space="preserve"/>
+      </w:r>
+    </w:p>
     <w:tbl>
       <w:tblPr>
         <w:tblW w:type="dxa" w:w="9360"/>
@@ -681,11 +992,11 @@
         <w:tblLayout w:type="fixed"/>
       </w:tblPr>
       <w:tblGrid>
-        <w:gridCol w:w="374"/>
-        <w:gridCol w:w="3182"/>
+        <w:gridCol w:w="468"/>
+        <w:gridCol w:w="3089"/>
         <w:gridCol w:w="2714"/>
         <w:gridCol w:w="1217"/>
-        <w:gridCol w:w="1873"/>
+        <w:gridCol w:w="1872"/>
       </w:tblGrid>
       <w:tr>
         <w:trPr>
@@ -694,7 +1005,7 @@
         </w:trPr>
         <w:tc>
           <w:tcPr>
-            <w:tcW w:type="dxa" w:w="374"/>
+            <w:tcW w:type="dxa" w:w="468"/>
             <w:shd w:fill="2E75B6" w:val="clear"/>
             <w:tcMar>
               <w:top w:type="dxa" w:w="70"/>
@@ -717,13 +1028,14 @@
                 <w:sz w:val="17"/>
                 <w:szCs w:val="17"/>
               </w:rPr>
-              <w:t xml:space="preserve">#</w:t>
-            </w:r>
-          </w:p>
-        </w:tc>
-        <w:tc>
-          <w:tcPr>
-            <w:tcW w:type="dxa" w:w="3182"/>
+              <w:t xml:space="preserve">#
+区分</w:t>
+            </w:r>
+          </w:p>
+        </w:tc>
+        <w:tc>
+          <w:tcPr>
+            <w:tcW w:type="dxa" w:w="3089"/>
             <w:shd w:fill="2E75B6" w:val="clear"/>
             <w:tcMar>
               <w:top w:type="dxa" w:w="70"/>
@@ -810,7 +1122,7 @@
         </w:tc>
         <w:tc>
           <w:tcPr>
-            <w:tcW w:type="dxa" w:w="1873"/>
+            <w:tcW w:type="dxa" w:w="1872"/>
             <w:shd w:fill="2E75B6" w:val="clear"/>
             <w:tcMar>
               <w:top w:type="dxa" w:w="70"/>
@@ -845,35 +1157,36 @@
         </w:trPr>
         <w:tc>
           <w:tcPr>
-            <w:tcW w:type="dxa" w:w="374"/>
-            <w:shd w:fill="FFFFFF" w:val="clear"/>
-            <w:tcMar>
-              <w:top w:type="dxa" w:w="70"/>
-              <w:left w:type="dxa" w:w="90"/>
-              <w:bottom w:type="dxa" w:w="70"/>
-              <w:right w:type="dxa" w:w="90"/>
-            </w:tcMar>
-          </w:tcPr>
-          <w:p>
-            <w:pPr>
-              <w:spacing w:after="0" w:line="250" w:lineRule="exact"/>
-            </w:pPr>
-            <w:r>
-              <w:rPr>
-                <w:rFonts w:ascii="游ゴシック" w:cs="游ゴシック" w:eastAsia="游ゴシック" w:hAnsi="游ゴシック"/>
-                <w:b w:val="false"/>
-                <w:bCs w:val="false"/>
-                <w:color w:val="000000"/>
-                <w:sz w:val="17"/>
-                <w:szCs w:val="17"/>
-              </w:rPr>
-              <w:t xml:space="preserve">1</w:t>
-            </w:r>
-          </w:p>
-        </w:tc>
-        <w:tc>
-          <w:tcPr>
-            <w:tcW w:type="dxa" w:w="3182"/>
+            <w:tcW w:type="dxa" w:w="468"/>
+            <w:shd w:fill="FFFFFF" w:val="clear"/>
+            <w:tcMar>
+              <w:top w:type="dxa" w:w="70"/>
+              <w:left w:type="dxa" w:w="90"/>
+              <w:bottom w:type="dxa" w:w="70"/>
+              <w:right w:type="dxa" w:w="90"/>
+            </w:tcMar>
+          </w:tcPr>
+          <w:p>
+            <w:pPr>
+              <w:spacing w:after="0" w:line="250" w:lineRule="exact"/>
+            </w:pPr>
+            <w:r>
+              <w:rPr>
+                <w:rFonts w:ascii="游ゴシック" w:cs="游ゴシック" w:eastAsia="游ゴシック" w:hAnsi="游ゴシック"/>
+                <w:b w:val="false"/>
+                <w:bCs w:val="false"/>
+                <w:color w:val="000000"/>
+                <w:sz w:val="17"/>
+                <w:szCs w:val="17"/>
+              </w:rPr>
+              <w:t xml:space="preserve">1
+Ｄ</w:t>
+            </w:r>
+          </w:p>
+        </w:tc>
+        <w:tc>
+          <w:tcPr>
+            <w:tcW w:type="dxa" w:w="3089"/>
             <w:shd w:fill="FFFFFF" w:val="clear"/>
             <w:tcMar>
               <w:top w:type="dxa" w:w="70"/>
@@ -957,7 +1270,7 @@
         </w:tc>
         <w:tc>
           <w:tcPr>
-            <w:tcW w:type="dxa" w:w="1873"/>
+            <w:tcW w:type="dxa" w:w="1872"/>
             <w:shd w:fill="FFFFFF" w:val="clear"/>
             <w:tcMar>
               <w:top w:type="dxa" w:w="70"/>
@@ -1043,11 +1356,11 @@
         <w:tblLayout w:type="fixed"/>
       </w:tblPr>
       <w:tblGrid>
-        <w:gridCol w:w="374"/>
-        <w:gridCol w:w="3182"/>
+        <w:gridCol w:w="468"/>
+        <w:gridCol w:w="3089"/>
         <w:gridCol w:w="2714"/>
         <w:gridCol w:w="1217"/>
-        <w:gridCol w:w="1873"/>
+        <w:gridCol w:w="1872"/>
       </w:tblGrid>
       <w:tr>
         <w:trPr>
@@ -1056,7 +1369,7 @@
         </w:trPr>
         <w:tc>
           <w:tcPr>
-            <w:tcW w:type="dxa" w:w="374"/>
+            <w:tcW w:type="dxa" w:w="468"/>
             <w:shd w:fill="2E75B6" w:val="clear"/>
             <w:tcMar>
               <w:top w:type="dxa" w:w="70"/>
@@ -1079,13 +1392,14 @@
                 <w:sz w:val="17"/>
                 <w:szCs w:val="17"/>
               </w:rPr>
-              <w:t xml:space="preserve">#</w:t>
-            </w:r>
-          </w:p>
-        </w:tc>
-        <w:tc>
-          <w:tcPr>
-            <w:tcW w:type="dxa" w:w="3182"/>
+              <w:t xml:space="preserve">#
+区分</w:t>
+            </w:r>
+          </w:p>
+        </w:tc>
+        <w:tc>
+          <w:tcPr>
+            <w:tcW w:type="dxa" w:w="3089"/>
             <w:shd w:fill="2E75B6" w:val="clear"/>
             <w:tcMar>
               <w:top w:type="dxa" w:w="70"/>
@@ -1172,7 +1486,7 @@
         </w:tc>
         <w:tc>
           <w:tcPr>
-            <w:tcW w:type="dxa" w:w="1873"/>
+            <w:tcW w:type="dxa" w:w="1872"/>
             <w:shd w:fill="2E75B6" w:val="clear"/>
             <w:tcMar>
               <w:top w:type="dxa" w:w="70"/>
@@ -1207,35 +1521,36 @@
         </w:trPr>
         <w:tc>
           <w:tcPr>
-            <w:tcW w:type="dxa" w:w="374"/>
-            <w:shd w:fill="FFFFFF" w:val="clear"/>
-            <w:tcMar>
-              <w:top w:type="dxa" w:w="70"/>
-              <w:left w:type="dxa" w:w="90"/>
-              <w:bottom w:type="dxa" w:w="70"/>
-              <w:right w:type="dxa" w:w="90"/>
-            </w:tcMar>
-          </w:tcPr>
-          <w:p>
-            <w:pPr>
-              <w:spacing w:after="0" w:line="250" w:lineRule="exact"/>
-            </w:pPr>
-            <w:r>
-              <w:rPr>
-                <w:rFonts w:ascii="游ゴシック" w:cs="游ゴシック" w:eastAsia="游ゴシック" w:hAnsi="游ゴシック"/>
-                <w:b w:val="false"/>
-                <w:bCs w:val="false"/>
-                <w:color w:val="000000"/>
-                <w:sz w:val="17"/>
-                <w:szCs w:val="17"/>
-              </w:rPr>
-              <w:t xml:space="preserve">1</w:t>
-            </w:r>
-          </w:p>
-        </w:tc>
-        <w:tc>
-          <w:tcPr>
-            <w:tcW w:type="dxa" w:w="3182"/>
+            <w:tcW w:type="dxa" w:w="468"/>
+            <w:shd w:fill="FFFFFF" w:val="clear"/>
+            <w:tcMar>
+              <w:top w:type="dxa" w:w="70"/>
+              <w:left w:type="dxa" w:w="90"/>
+              <w:bottom w:type="dxa" w:w="70"/>
+              <w:right w:type="dxa" w:w="90"/>
+            </w:tcMar>
+          </w:tcPr>
+          <w:p>
+            <w:pPr>
+              <w:spacing w:after="0" w:line="250" w:lineRule="exact"/>
+            </w:pPr>
+            <w:r>
+              <w:rPr>
+                <w:rFonts w:ascii="游ゴシック" w:cs="游ゴシック" w:eastAsia="游ゴシック" w:hAnsi="游ゴシック"/>
+                <w:b w:val="false"/>
+                <w:bCs w:val="false"/>
+                <w:color w:val="000000"/>
+                <w:sz w:val="17"/>
+                <w:szCs w:val="17"/>
+              </w:rPr>
+              <w:t xml:space="preserve">1
+Ｄ</w:t>
+            </w:r>
+          </w:p>
+        </w:tc>
+        <w:tc>
+          <w:tcPr>
+            <w:tcW w:type="dxa" w:w="3089"/>
             <w:shd w:fill="FFFFFF" w:val="clear"/>
             <w:tcMar>
               <w:top w:type="dxa" w:w="70"/>
@@ -1319,7 +1634,7 @@
         </w:tc>
         <w:tc>
           <w:tcPr>
-            <w:tcW w:type="dxa" w:w="1873"/>
+            <w:tcW w:type="dxa" w:w="1872"/>
             <w:shd w:fill="FFFFFF" w:val="clear"/>
             <w:tcMar>
               <w:top w:type="dxa" w:w="70"/>
@@ -1353,35 +1668,36 @@
         </w:trPr>
         <w:tc>
           <w:tcPr>
-            <w:tcW w:type="dxa" w:w="374"/>
-            <w:shd w:fill="FFFFFF" w:val="clear"/>
-            <w:tcMar>
-              <w:top w:type="dxa" w:w="70"/>
-              <w:left w:type="dxa" w:w="90"/>
-              <w:bottom w:type="dxa" w:w="70"/>
-              <w:right w:type="dxa" w:w="90"/>
-            </w:tcMar>
-          </w:tcPr>
-          <w:p>
-            <w:pPr>
-              <w:spacing w:after="0" w:line="250" w:lineRule="exact"/>
-            </w:pPr>
-            <w:r>
-              <w:rPr>
-                <w:rFonts w:ascii="游ゴシック" w:cs="游ゴシック" w:eastAsia="游ゴシック" w:hAnsi="游ゴシック"/>
-                <w:b w:val="false"/>
-                <w:bCs w:val="false"/>
-                <w:color w:val="000000"/>
-                <w:sz w:val="17"/>
-                <w:szCs w:val="17"/>
-              </w:rPr>
-              <w:t xml:space="preserve">2</w:t>
-            </w:r>
-          </w:p>
-        </w:tc>
-        <w:tc>
-          <w:tcPr>
-            <w:tcW w:type="dxa" w:w="3182"/>
+            <w:tcW w:type="dxa" w:w="468"/>
+            <w:shd w:fill="FFFFFF" w:val="clear"/>
+            <w:tcMar>
+              <w:top w:type="dxa" w:w="70"/>
+              <w:left w:type="dxa" w:w="90"/>
+              <w:bottom w:type="dxa" w:w="70"/>
+              <w:right w:type="dxa" w:w="90"/>
+            </w:tcMar>
+          </w:tcPr>
+          <w:p>
+            <w:pPr>
+              <w:spacing w:after="0" w:line="250" w:lineRule="exact"/>
+            </w:pPr>
+            <w:r>
+              <w:rPr>
+                <w:rFonts w:ascii="游ゴシック" w:cs="游ゴシック" w:eastAsia="游ゴシック" w:hAnsi="游ゴシック"/>
+                <w:b w:val="false"/>
+                <w:bCs w:val="false"/>
+                <w:color w:val="000000"/>
+                <w:sz w:val="17"/>
+                <w:szCs w:val="17"/>
+              </w:rPr>
+              <w:t xml:space="preserve">2
+Ｄ</w:t>
+            </w:r>
+          </w:p>
+        </w:tc>
+        <w:tc>
+          <w:tcPr>
+            <w:tcW w:type="dxa" w:w="3089"/>
             <w:shd w:fill="FFFFFF" w:val="clear"/>
             <w:tcMar>
               <w:top w:type="dxa" w:w="70"/>
@@ -1465,7 +1781,7 @@
         </w:tc>
         <w:tc>
           <w:tcPr>
-            <w:tcW w:type="dxa" w:w="1873"/>
+            <w:tcW w:type="dxa" w:w="1872"/>
             <w:shd w:fill="FFFFFF" w:val="clear"/>
             <w:tcMar>
               <w:top w:type="dxa" w:w="70"/>
@@ -1499,35 +1815,36 @@
         </w:trPr>
         <w:tc>
           <w:tcPr>
-            <w:tcW w:type="dxa" w:w="374"/>
-            <w:shd w:fill="FFFFFF" w:val="clear"/>
-            <w:tcMar>
-              <w:top w:type="dxa" w:w="70"/>
-              <w:left w:type="dxa" w:w="90"/>
-              <w:bottom w:type="dxa" w:w="70"/>
-              <w:right w:type="dxa" w:w="90"/>
-            </w:tcMar>
-          </w:tcPr>
-          <w:p>
-            <w:pPr>
-              <w:spacing w:after="0" w:line="250" w:lineRule="exact"/>
-            </w:pPr>
-            <w:r>
-              <w:rPr>
-                <w:rFonts w:ascii="游ゴシック" w:cs="游ゴシック" w:eastAsia="游ゴシック" w:hAnsi="游ゴシック"/>
-                <w:b w:val="false"/>
-                <w:bCs w:val="false"/>
-                <w:color w:val="000000"/>
-                <w:sz w:val="17"/>
-                <w:szCs w:val="17"/>
-              </w:rPr>
-              <w:t xml:space="preserve">3</w:t>
-            </w:r>
-          </w:p>
-        </w:tc>
-        <w:tc>
-          <w:tcPr>
-            <w:tcW w:type="dxa" w:w="3182"/>
+            <w:tcW w:type="dxa" w:w="468"/>
+            <w:shd w:fill="FFFFFF" w:val="clear"/>
+            <w:tcMar>
+              <w:top w:type="dxa" w:w="70"/>
+              <w:left w:type="dxa" w:w="90"/>
+              <w:bottom w:type="dxa" w:w="70"/>
+              <w:right w:type="dxa" w:w="90"/>
+            </w:tcMar>
+          </w:tcPr>
+          <w:p>
+            <w:pPr>
+              <w:spacing w:after="0" w:line="250" w:lineRule="exact"/>
+            </w:pPr>
+            <w:r>
+              <w:rPr>
+                <w:rFonts w:ascii="游ゴシック" w:cs="游ゴシック" w:eastAsia="游ゴシック" w:hAnsi="游ゴシック"/>
+                <w:b w:val="false"/>
+                <w:bCs w:val="false"/>
+                <w:color w:val="000000"/>
+                <w:sz w:val="17"/>
+                <w:szCs w:val="17"/>
+              </w:rPr>
+              <w:t xml:space="preserve">3
+Ｄ</w:t>
+            </w:r>
+          </w:p>
+        </w:tc>
+        <w:tc>
+          <w:tcPr>
+            <w:tcW w:type="dxa" w:w="3089"/>
             <w:shd w:fill="FFFFFF" w:val="clear"/>
             <w:tcMar>
               <w:top w:type="dxa" w:w="70"/>
@@ -1611,7 +1928,7 @@
         </w:tc>
         <w:tc>
           <w:tcPr>
-            <w:tcW w:type="dxa" w:w="1873"/>
+            <w:tcW w:type="dxa" w:w="1872"/>
             <w:shd w:fill="FFFFFF" w:val="clear"/>
             <w:tcMar>
               <w:top w:type="dxa" w:w="70"/>
@@ -1645,35 +1962,36 @@
         </w:trPr>
         <w:tc>
           <w:tcPr>
-            <w:tcW w:type="dxa" w:w="374"/>
-            <w:shd w:fill="FFFFFF" w:val="clear"/>
-            <w:tcMar>
-              <w:top w:type="dxa" w:w="70"/>
-              <w:left w:type="dxa" w:w="90"/>
-              <w:bottom w:type="dxa" w:w="70"/>
-              <w:right w:type="dxa" w:w="90"/>
-            </w:tcMar>
-          </w:tcPr>
-          <w:p>
-            <w:pPr>
-              <w:spacing w:after="0" w:line="250" w:lineRule="exact"/>
-            </w:pPr>
-            <w:r>
-              <w:rPr>
-                <w:rFonts w:ascii="游ゴシック" w:cs="游ゴシック" w:eastAsia="游ゴシック" w:hAnsi="游ゴシック"/>
-                <w:b w:val="false"/>
-                <w:bCs w:val="false"/>
-                <w:color w:val="000000"/>
-                <w:sz w:val="17"/>
-                <w:szCs w:val="17"/>
-              </w:rPr>
-              <w:t xml:space="preserve">4</w:t>
-            </w:r>
-          </w:p>
-        </w:tc>
-        <w:tc>
-          <w:tcPr>
-            <w:tcW w:type="dxa" w:w="3182"/>
+            <w:tcW w:type="dxa" w:w="468"/>
+            <w:shd w:fill="FFFFFF" w:val="clear"/>
+            <w:tcMar>
+              <w:top w:type="dxa" w:w="70"/>
+              <w:left w:type="dxa" w:w="90"/>
+              <w:bottom w:type="dxa" w:w="70"/>
+              <w:right w:type="dxa" w:w="90"/>
+            </w:tcMar>
+          </w:tcPr>
+          <w:p>
+            <w:pPr>
+              <w:spacing w:after="0" w:line="250" w:lineRule="exact"/>
+            </w:pPr>
+            <w:r>
+              <w:rPr>
+                <w:rFonts w:ascii="游ゴシック" w:cs="游ゴシック" w:eastAsia="游ゴシック" w:hAnsi="游ゴシック"/>
+                <w:b w:val="false"/>
+                <w:bCs w:val="false"/>
+                <w:color w:val="000000"/>
+                <w:sz w:val="17"/>
+                <w:szCs w:val="17"/>
+              </w:rPr>
+              <w:t xml:space="preserve">4
+Ｃ</w:t>
+            </w:r>
+          </w:p>
+        </w:tc>
+        <w:tc>
+          <w:tcPr>
+            <w:tcW w:type="dxa" w:w="3089"/>
             <w:shd w:fill="FFFFFF" w:val="clear"/>
             <w:tcMar>
               <w:top w:type="dxa" w:w="70"/>
@@ -1757,7 +2075,7 @@
         </w:tc>
         <w:tc>
           <w:tcPr>
-            <w:tcW w:type="dxa" w:w="1873"/>
+            <w:tcW w:type="dxa" w:w="1872"/>
             <w:shd w:fill="FFFFFF" w:val="clear"/>
             <w:tcMar>
               <w:top w:type="dxa" w:w="70"/>
@@ -1791,35 +2109,36 @@
         </w:trPr>
         <w:tc>
           <w:tcPr>
-            <w:tcW w:type="dxa" w:w="374"/>
-            <w:shd w:fill="FFFFFF" w:val="clear"/>
-            <w:tcMar>
-              <w:top w:type="dxa" w:w="70"/>
-              <w:left w:type="dxa" w:w="90"/>
-              <w:bottom w:type="dxa" w:w="70"/>
-              <w:right w:type="dxa" w:w="90"/>
-            </w:tcMar>
-          </w:tcPr>
-          <w:p>
-            <w:pPr>
-              <w:spacing w:after="0" w:line="250" w:lineRule="exact"/>
-            </w:pPr>
-            <w:r>
-              <w:rPr>
-                <w:rFonts w:ascii="游ゴシック" w:cs="游ゴシック" w:eastAsia="游ゴシック" w:hAnsi="游ゴシック"/>
-                <w:b w:val="false"/>
-                <w:bCs w:val="false"/>
-                <w:color w:val="000000"/>
-                <w:sz w:val="17"/>
-                <w:szCs w:val="17"/>
-              </w:rPr>
-              <w:t xml:space="preserve">5</w:t>
-            </w:r>
-          </w:p>
-        </w:tc>
-        <w:tc>
-          <w:tcPr>
-            <w:tcW w:type="dxa" w:w="3182"/>
+            <w:tcW w:type="dxa" w:w="468"/>
+            <w:shd w:fill="FFFFFF" w:val="clear"/>
+            <w:tcMar>
+              <w:top w:type="dxa" w:w="70"/>
+              <w:left w:type="dxa" w:w="90"/>
+              <w:bottom w:type="dxa" w:w="70"/>
+              <w:right w:type="dxa" w:w="90"/>
+            </w:tcMar>
+          </w:tcPr>
+          <w:p>
+            <w:pPr>
+              <w:spacing w:after="0" w:line="250" w:lineRule="exact"/>
+            </w:pPr>
+            <w:r>
+              <w:rPr>
+                <w:rFonts w:ascii="游ゴシック" w:cs="游ゴシック" w:eastAsia="游ゴシック" w:hAnsi="游ゴシック"/>
+                <w:b w:val="false"/>
+                <w:bCs w:val="false"/>
+                <w:color w:val="000000"/>
+                <w:sz w:val="17"/>
+                <w:szCs w:val="17"/>
+              </w:rPr>
+              <w:t xml:space="preserve">5
+Ｄ</w:t>
+            </w:r>
+          </w:p>
+        </w:tc>
+        <w:tc>
+          <w:tcPr>
+            <w:tcW w:type="dxa" w:w="3089"/>
             <w:shd w:fill="FFFFFF" w:val="clear"/>
             <w:tcMar>
               <w:top w:type="dxa" w:w="70"/>
@@ -1903,7 +2222,7 @@
         </w:tc>
         <w:tc>
           <w:tcPr>
-            <w:tcW w:type="dxa" w:w="1873"/>
+            <w:tcW w:type="dxa" w:w="1872"/>
             <w:shd w:fill="FFFFFF" w:val="clear"/>
             <w:tcMar>
               <w:top w:type="dxa" w:w="70"/>
@@ -1937,35 +2256,36 @@
         </w:trPr>
         <w:tc>
           <w:tcPr>
-            <w:tcW w:type="dxa" w:w="374"/>
-            <w:shd w:fill="FFFFFF" w:val="clear"/>
-            <w:tcMar>
-              <w:top w:type="dxa" w:w="70"/>
-              <w:left w:type="dxa" w:w="90"/>
-              <w:bottom w:type="dxa" w:w="70"/>
-              <w:right w:type="dxa" w:w="90"/>
-            </w:tcMar>
-          </w:tcPr>
-          <w:p>
-            <w:pPr>
-              <w:spacing w:after="0" w:line="250" w:lineRule="exact"/>
-            </w:pPr>
-            <w:r>
-              <w:rPr>
-                <w:rFonts w:ascii="游ゴシック" w:cs="游ゴシック" w:eastAsia="游ゴシック" w:hAnsi="游ゴシック"/>
-                <w:b w:val="false"/>
-                <w:bCs w:val="false"/>
-                <w:color w:val="000000"/>
-                <w:sz w:val="17"/>
-                <w:szCs w:val="17"/>
-              </w:rPr>
-              <w:t xml:space="preserve">6</w:t>
-            </w:r>
-          </w:p>
-        </w:tc>
-        <w:tc>
-          <w:tcPr>
-            <w:tcW w:type="dxa" w:w="3182"/>
+            <w:tcW w:type="dxa" w:w="468"/>
+            <w:shd w:fill="FFFFFF" w:val="clear"/>
+            <w:tcMar>
+              <w:top w:type="dxa" w:w="70"/>
+              <w:left w:type="dxa" w:w="90"/>
+              <w:bottom w:type="dxa" w:w="70"/>
+              <w:right w:type="dxa" w:w="90"/>
+            </w:tcMar>
+          </w:tcPr>
+          <w:p>
+            <w:pPr>
+              <w:spacing w:after="0" w:line="250" w:lineRule="exact"/>
+            </w:pPr>
+            <w:r>
+              <w:rPr>
+                <w:rFonts w:ascii="游ゴシック" w:cs="游ゴシック" w:eastAsia="游ゴシック" w:hAnsi="游ゴシック"/>
+                <w:b w:val="false"/>
+                <w:bCs w:val="false"/>
+                <w:color w:val="000000"/>
+                <w:sz w:val="17"/>
+                <w:szCs w:val="17"/>
+              </w:rPr>
+              <w:t xml:space="preserve">6
+Ｄ</w:t>
+            </w:r>
+          </w:p>
+        </w:tc>
+        <w:tc>
+          <w:tcPr>
+            <w:tcW w:type="dxa" w:w="3089"/>
             <w:shd w:fill="FFFFFF" w:val="clear"/>
             <w:tcMar>
               <w:top w:type="dxa" w:w="70"/>
@@ -2049,7 +2369,7 @@
         </w:tc>
         <w:tc>
           <w:tcPr>
-            <w:tcW w:type="dxa" w:w="1873"/>
+            <w:tcW w:type="dxa" w:w="1872"/>
             <w:shd w:fill="FFFFFF" w:val="clear"/>
             <w:tcMar>
               <w:top w:type="dxa" w:w="70"/>
@@ -2083,35 +2403,36 @@
         </w:trPr>
         <w:tc>
           <w:tcPr>
-            <w:tcW w:type="dxa" w:w="374"/>
-            <w:shd w:fill="FFFFFF" w:val="clear"/>
-            <w:tcMar>
-              <w:top w:type="dxa" w:w="70"/>
-              <w:left w:type="dxa" w:w="90"/>
-              <w:bottom w:type="dxa" w:w="70"/>
-              <w:right w:type="dxa" w:w="90"/>
-            </w:tcMar>
-          </w:tcPr>
-          <w:p>
-            <w:pPr>
-              <w:spacing w:after="0" w:line="250" w:lineRule="exact"/>
-            </w:pPr>
-            <w:r>
-              <w:rPr>
-                <w:rFonts w:ascii="游ゴシック" w:cs="游ゴシック" w:eastAsia="游ゴシック" w:hAnsi="游ゴシック"/>
-                <w:b w:val="false"/>
-                <w:bCs w:val="false"/>
-                <w:color w:val="000000"/>
-                <w:sz w:val="17"/>
-                <w:szCs w:val="17"/>
-              </w:rPr>
-              <w:t xml:space="preserve">7</w:t>
-            </w:r>
-          </w:p>
-        </w:tc>
-        <w:tc>
-          <w:tcPr>
-            <w:tcW w:type="dxa" w:w="3182"/>
+            <w:tcW w:type="dxa" w:w="468"/>
+            <w:shd w:fill="FFFFFF" w:val="clear"/>
+            <w:tcMar>
+              <w:top w:type="dxa" w:w="70"/>
+              <w:left w:type="dxa" w:w="90"/>
+              <w:bottom w:type="dxa" w:w="70"/>
+              <w:right w:type="dxa" w:w="90"/>
+            </w:tcMar>
+          </w:tcPr>
+          <w:p>
+            <w:pPr>
+              <w:spacing w:after="0" w:line="250" w:lineRule="exact"/>
+            </w:pPr>
+            <w:r>
+              <w:rPr>
+                <w:rFonts w:ascii="游ゴシック" w:cs="游ゴシック" w:eastAsia="游ゴシック" w:hAnsi="游ゴシック"/>
+                <w:b w:val="false"/>
+                <w:bCs w:val="false"/>
+                <w:color w:val="000000"/>
+                <w:sz w:val="17"/>
+                <w:szCs w:val="17"/>
+              </w:rPr>
+              <w:t xml:space="preserve">7
+Ｄ</w:t>
+            </w:r>
+          </w:p>
+        </w:tc>
+        <w:tc>
+          <w:tcPr>
+            <w:tcW w:type="dxa" w:w="3089"/>
             <w:shd w:fill="FFFFFF" w:val="clear"/>
             <w:tcMar>
               <w:top w:type="dxa" w:w="70"/>
@@ -2195,7 +2516,7 @@
         </w:tc>
         <w:tc>
           <w:tcPr>
-            <w:tcW w:type="dxa" w:w="1873"/>
+            <w:tcW w:type="dxa" w:w="1872"/>
             <w:shd w:fill="FFFFFF" w:val="clear"/>
             <w:tcMar>
               <w:top w:type="dxa" w:w="70"/>
@@ -2229,35 +2550,36 @@
         </w:trPr>
         <w:tc>
           <w:tcPr>
-            <w:tcW w:type="dxa" w:w="374"/>
-            <w:shd w:fill="FFFFFF" w:val="clear"/>
-            <w:tcMar>
-              <w:top w:type="dxa" w:w="70"/>
-              <w:left w:type="dxa" w:w="90"/>
-              <w:bottom w:type="dxa" w:w="70"/>
-              <w:right w:type="dxa" w:w="90"/>
-            </w:tcMar>
-          </w:tcPr>
-          <w:p>
-            <w:pPr>
-              <w:spacing w:after="0" w:line="250" w:lineRule="exact"/>
-            </w:pPr>
-            <w:r>
-              <w:rPr>
-                <w:rFonts w:ascii="游ゴシック" w:cs="游ゴシック" w:eastAsia="游ゴシック" w:hAnsi="游ゴシック"/>
-                <w:b w:val="false"/>
-                <w:bCs w:val="false"/>
-                <w:color w:val="000000"/>
-                <w:sz w:val="17"/>
-                <w:szCs w:val="17"/>
-              </w:rPr>
-              <w:t xml:space="preserve">8</w:t>
-            </w:r>
-          </w:p>
-        </w:tc>
-        <w:tc>
-          <w:tcPr>
-            <w:tcW w:type="dxa" w:w="3182"/>
+            <w:tcW w:type="dxa" w:w="468"/>
+            <w:shd w:fill="FFFFFF" w:val="clear"/>
+            <w:tcMar>
+              <w:top w:type="dxa" w:w="70"/>
+              <w:left w:type="dxa" w:w="90"/>
+              <w:bottom w:type="dxa" w:w="70"/>
+              <w:right w:type="dxa" w:w="90"/>
+            </w:tcMar>
+          </w:tcPr>
+          <w:p>
+            <w:pPr>
+              <w:spacing w:after="0" w:line="250" w:lineRule="exact"/>
+            </w:pPr>
+            <w:r>
+              <w:rPr>
+                <w:rFonts w:ascii="游ゴシック" w:cs="游ゴシック" w:eastAsia="游ゴシック" w:hAnsi="游ゴシック"/>
+                <w:b w:val="false"/>
+                <w:bCs w:val="false"/>
+                <w:color w:val="000000"/>
+                <w:sz w:val="17"/>
+                <w:szCs w:val="17"/>
+              </w:rPr>
+              <w:t xml:space="preserve">8
+Ｄ</w:t>
+            </w:r>
+          </w:p>
+        </w:tc>
+        <w:tc>
+          <w:tcPr>
+            <w:tcW w:type="dxa" w:w="3089"/>
             <w:shd w:fill="FFFFFF" w:val="clear"/>
             <w:tcMar>
               <w:top w:type="dxa" w:w="70"/>
@@ -2341,7 +2663,7 @@
         </w:tc>
         <w:tc>
           <w:tcPr>
-            <w:tcW w:type="dxa" w:w="1873"/>
+            <w:tcW w:type="dxa" w:w="1872"/>
             <w:shd w:fill="FFFFFF" w:val="clear"/>
             <w:tcMar>
               <w:top w:type="dxa" w:w="70"/>
@@ -2375,35 +2697,36 @@
         </w:trPr>
         <w:tc>
           <w:tcPr>
-            <w:tcW w:type="dxa" w:w="374"/>
-            <w:shd w:fill="FFFFFF" w:val="clear"/>
-            <w:tcMar>
-              <w:top w:type="dxa" w:w="70"/>
-              <w:left w:type="dxa" w:w="90"/>
-              <w:bottom w:type="dxa" w:w="70"/>
-              <w:right w:type="dxa" w:w="90"/>
-            </w:tcMar>
-          </w:tcPr>
-          <w:p>
-            <w:pPr>
-              <w:spacing w:after="0" w:line="250" w:lineRule="exact"/>
-            </w:pPr>
-            <w:r>
-              <w:rPr>
-                <w:rFonts w:ascii="游ゴシック" w:cs="游ゴシック" w:eastAsia="游ゴシック" w:hAnsi="游ゴシック"/>
-                <w:b w:val="false"/>
-                <w:bCs w:val="false"/>
-                <w:color w:val="000000"/>
-                <w:sz w:val="17"/>
-                <w:szCs w:val="17"/>
-              </w:rPr>
-              <w:t xml:space="preserve">9</w:t>
-            </w:r>
-          </w:p>
-        </w:tc>
-        <w:tc>
-          <w:tcPr>
-            <w:tcW w:type="dxa" w:w="3182"/>
+            <w:tcW w:type="dxa" w:w="468"/>
+            <w:shd w:fill="FFFFFF" w:val="clear"/>
+            <w:tcMar>
+              <w:top w:type="dxa" w:w="70"/>
+              <w:left w:type="dxa" w:w="90"/>
+              <w:bottom w:type="dxa" w:w="70"/>
+              <w:right w:type="dxa" w:w="90"/>
+            </w:tcMar>
+          </w:tcPr>
+          <w:p>
+            <w:pPr>
+              <w:spacing w:after="0" w:line="250" w:lineRule="exact"/>
+            </w:pPr>
+            <w:r>
+              <w:rPr>
+                <w:rFonts w:ascii="游ゴシック" w:cs="游ゴシック" w:eastAsia="游ゴシック" w:hAnsi="游ゴシック"/>
+                <w:b w:val="false"/>
+                <w:bCs w:val="false"/>
+                <w:color w:val="000000"/>
+                <w:sz w:val="17"/>
+                <w:szCs w:val="17"/>
+              </w:rPr>
+              <w:t xml:space="preserve">9
+Ｄ</w:t>
+            </w:r>
+          </w:p>
+        </w:tc>
+        <w:tc>
+          <w:tcPr>
+            <w:tcW w:type="dxa" w:w="3089"/>
             <w:shd w:fill="FFFFFF" w:val="clear"/>
             <w:tcMar>
               <w:top w:type="dxa" w:w="70"/>
@@ -2487,7 +2810,7 @@
         </w:tc>
         <w:tc>
           <w:tcPr>
-            <w:tcW w:type="dxa" w:w="1873"/>
+            <w:tcW w:type="dxa" w:w="1872"/>
             <w:shd w:fill="FFFFFF" w:val="clear"/>
             <w:tcMar>
               <w:top w:type="dxa" w:w="70"/>
@@ -2521,35 +2844,36 @@
         </w:trPr>
         <w:tc>
           <w:tcPr>
-            <w:tcW w:type="dxa" w:w="374"/>
-            <w:shd w:fill="FFFFFF" w:val="clear"/>
-            <w:tcMar>
-              <w:top w:type="dxa" w:w="70"/>
-              <w:left w:type="dxa" w:w="90"/>
-              <w:bottom w:type="dxa" w:w="70"/>
-              <w:right w:type="dxa" w:w="90"/>
-            </w:tcMar>
-          </w:tcPr>
-          <w:p>
-            <w:pPr>
-              <w:spacing w:after="0" w:line="250" w:lineRule="exact"/>
-            </w:pPr>
-            <w:r>
-              <w:rPr>
-                <w:rFonts w:ascii="游ゴシック" w:cs="游ゴシック" w:eastAsia="游ゴシック" w:hAnsi="游ゴシック"/>
-                <w:b w:val="false"/>
-                <w:bCs w:val="false"/>
-                <w:color w:val="000000"/>
-                <w:sz w:val="17"/>
-                <w:szCs w:val="17"/>
-              </w:rPr>
-              <w:t xml:space="preserve">10</w:t>
-            </w:r>
-          </w:p>
-        </w:tc>
-        <w:tc>
-          <w:tcPr>
-            <w:tcW w:type="dxa" w:w="3182"/>
+            <w:tcW w:type="dxa" w:w="468"/>
+            <w:shd w:fill="FFFFFF" w:val="clear"/>
+            <w:tcMar>
+              <w:top w:type="dxa" w:w="70"/>
+              <w:left w:type="dxa" w:w="90"/>
+              <w:bottom w:type="dxa" w:w="70"/>
+              <w:right w:type="dxa" w:w="90"/>
+            </w:tcMar>
+          </w:tcPr>
+          <w:p>
+            <w:pPr>
+              <w:spacing w:after="0" w:line="250" w:lineRule="exact"/>
+            </w:pPr>
+            <w:r>
+              <w:rPr>
+                <w:rFonts w:ascii="游ゴシック" w:cs="游ゴシック" w:eastAsia="游ゴシック" w:hAnsi="游ゴシック"/>
+                <w:b w:val="false"/>
+                <w:bCs w:val="false"/>
+                <w:color w:val="000000"/>
+                <w:sz w:val="17"/>
+                <w:szCs w:val="17"/>
+              </w:rPr>
+              <w:t xml:space="preserve">10
+Ｄ</w:t>
+            </w:r>
+          </w:p>
+        </w:tc>
+        <w:tc>
+          <w:tcPr>
+            <w:tcW w:type="dxa" w:w="3089"/>
             <w:shd w:fill="FFFFFF" w:val="clear"/>
             <w:tcMar>
               <w:top w:type="dxa" w:w="70"/>
@@ -2633,7 +2957,7 @@
         </w:tc>
         <w:tc>
           <w:tcPr>
-            <w:tcW w:type="dxa" w:w="1873"/>
+            <w:tcW w:type="dxa" w:w="1872"/>
             <w:shd w:fill="FFFFFF" w:val="clear"/>
             <w:tcMar>
               <w:top w:type="dxa" w:w="70"/>
@@ -2667,35 +2991,36 @@
         </w:trPr>
         <w:tc>
           <w:tcPr>
-            <w:tcW w:type="dxa" w:w="374"/>
-            <w:shd w:fill="FFFFFF" w:val="clear"/>
-            <w:tcMar>
-              <w:top w:type="dxa" w:w="70"/>
-              <w:left w:type="dxa" w:w="90"/>
-              <w:bottom w:type="dxa" w:w="70"/>
-              <w:right w:type="dxa" w:w="90"/>
-            </w:tcMar>
-          </w:tcPr>
-          <w:p>
-            <w:pPr>
-              <w:spacing w:after="0" w:line="250" w:lineRule="exact"/>
-            </w:pPr>
-            <w:r>
-              <w:rPr>
-                <w:rFonts w:ascii="游ゴシック" w:cs="游ゴシック" w:eastAsia="游ゴシック" w:hAnsi="游ゴシック"/>
-                <w:b w:val="false"/>
-                <w:bCs w:val="false"/>
-                <w:color w:val="000000"/>
-                <w:sz w:val="17"/>
-                <w:szCs w:val="17"/>
-              </w:rPr>
-              <w:t xml:space="preserve">11</w:t>
-            </w:r>
-          </w:p>
-        </w:tc>
-        <w:tc>
-          <w:tcPr>
-            <w:tcW w:type="dxa" w:w="3182"/>
+            <w:tcW w:type="dxa" w:w="468"/>
+            <w:shd w:fill="FFFFFF" w:val="clear"/>
+            <w:tcMar>
+              <w:top w:type="dxa" w:w="70"/>
+              <w:left w:type="dxa" w:w="90"/>
+              <w:bottom w:type="dxa" w:w="70"/>
+              <w:right w:type="dxa" w:w="90"/>
+            </w:tcMar>
+          </w:tcPr>
+          <w:p>
+            <w:pPr>
+              <w:spacing w:after="0" w:line="250" w:lineRule="exact"/>
+            </w:pPr>
+            <w:r>
+              <w:rPr>
+                <w:rFonts w:ascii="游ゴシック" w:cs="游ゴシック" w:eastAsia="游ゴシック" w:hAnsi="游ゴシック"/>
+                <w:b w:val="false"/>
+                <w:bCs w:val="false"/>
+                <w:color w:val="000000"/>
+                <w:sz w:val="17"/>
+                <w:szCs w:val="17"/>
+              </w:rPr>
+              <w:t xml:space="preserve">11
+Ｃ</w:t>
+            </w:r>
+          </w:p>
+        </w:tc>
+        <w:tc>
+          <w:tcPr>
+            <w:tcW w:type="dxa" w:w="3089"/>
             <w:shd w:fill="FFFFFF" w:val="clear"/>
             <w:tcMar>
               <w:top w:type="dxa" w:w="70"/>
@@ -2779,7 +3104,7 @@
         </w:tc>
         <w:tc>
           <w:tcPr>
-            <w:tcW w:type="dxa" w:w="1873"/>
+            <w:tcW w:type="dxa" w:w="1872"/>
             <w:shd w:fill="FFFFFF" w:val="clear"/>
             <w:tcMar>
               <w:top w:type="dxa" w:w="70"/>
@@ -2813,35 +3138,36 @@
         </w:trPr>
         <w:tc>
           <w:tcPr>
-            <w:tcW w:type="dxa" w:w="374"/>
-            <w:shd w:fill="FFFFFF" w:val="clear"/>
-            <w:tcMar>
-              <w:top w:type="dxa" w:w="70"/>
-              <w:left w:type="dxa" w:w="90"/>
-              <w:bottom w:type="dxa" w:w="70"/>
-              <w:right w:type="dxa" w:w="90"/>
-            </w:tcMar>
-          </w:tcPr>
-          <w:p>
-            <w:pPr>
-              <w:spacing w:after="0" w:line="250" w:lineRule="exact"/>
-            </w:pPr>
-            <w:r>
-              <w:rPr>
-                <w:rFonts w:ascii="游ゴシック" w:cs="游ゴシック" w:eastAsia="游ゴシック" w:hAnsi="游ゴシック"/>
-                <w:b w:val="false"/>
-                <w:bCs w:val="false"/>
-                <w:color w:val="000000"/>
-                <w:sz w:val="17"/>
-                <w:szCs w:val="17"/>
-              </w:rPr>
-              <w:t xml:space="preserve">12</w:t>
-            </w:r>
-          </w:p>
-        </w:tc>
-        <w:tc>
-          <w:tcPr>
-            <w:tcW w:type="dxa" w:w="3182"/>
+            <w:tcW w:type="dxa" w:w="468"/>
+            <w:shd w:fill="FFFFFF" w:val="clear"/>
+            <w:tcMar>
+              <w:top w:type="dxa" w:w="70"/>
+              <w:left w:type="dxa" w:w="90"/>
+              <w:bottom w:type="dxa" w:w="70"/>
+              <w:right w:type="dxa" w:w="90"/>
+            </w:tcMar>
+          </w:tcPr>
+          <w:p>
+            <w:pPr>
+              <w:spacing w:after="0" w:line="250" w:lineRule="exact"/>
+            </w:pPr>
+            <w:r>
+              <w:rPr>
+                <w:rFonts w:ascii="游ゴシック" w:cs="游ゴシック" w:eastAsia="游ゴシック" w:hAnsi="游ゴシック"/>
+                <w:b w:val="false"/>
+                <w:bCs w:val="false"/>
+                <w:color w:val="000000"/>
+                <w:sz w:val="17"/>
+                <w:szCs w:val="17"/>
+              </w:rPr>
+              <w:t xml:space="preserve">12
+Ｄ</w:t>
+            </w:r>
+          </w:p>
+        </w:tc>
+        <w:tc>
+          <w:tcPr>
+            <w:tcW w:type="dxa" w:w="3089"/>
             <w:shd w:fill="FFFFFF" w:val="clear"/>
             <w:tcMar>
               <w:top w:type="dxa" w:w="70"/>
@@ -2925,7 +3251,7 @@
         </w:tc>
         <w:tc>
           <w:tcPr>
-            <w:tcW w:type="dxa" w:w="1873"/>
+            <w:tcW w:type="dxa" w:w="1872"/>
             <w:shd w:fill="FFFFFF" w:val="clear"/>
             <w:tcMar>
               <w:top w:type="dxa" w:w="70"/>
@@ -3011,11 +3337,11 @@
         <w:tblLayout w:type="fixed"/>
       </w:tblPr>
       <w:tblGrid>
-        <w:gridCol w:w="374"/>
-        <w:gridCol w:w="3182"/>
+        <w:gridCol w:w="468"/>
+        <w:gridCol w:w="3089"/>
         <w:gridCol w:w="2714"/>
         <w:gridCol w:w="1217"/>
-        <w:gridCol w:w="1873"/>
+        <w:gridCol w:w="1872"/>
       </w:tblGrid>
       <w:tr>
         <w:trPr>
@@ -3024,7 +3350,7 @@
         </w:trPr>
         <w:tc>
           <w:tcPr>
-            <w:tcW w:type="dxa" w:w="374"/>
+            <w:tcW w:type="dxa" w:w="468"/>
             <w:shd w:fill="2E75B6" w:val="clear"/>
             <w:tcMar>
               <w:top w:type="dxa" w:w="70"/>
@@ -3047,13 +3373,14 @@
                 <w:sz w:val="17"/>
                 <w:szCs w:val="17"/>
               </w:rPr>
-              <w:t xml:space="preserve">#</w:t>
-            </w:r>
-          </w:p>
-        </w:tc>
-        <w:tc>
-          <w:tcPr>
-            <w:tcW w:type="dxa" w:w="3182"/>
+              <w:t xml:space="preserve">#
+区分</w:t>
+            </w:r>
+          </w:p>
+        </w:tc>
+        <w:tc>
+          <w:tcPr>
+            <w:tcW w:type="dxa" w:w="3089"/>
             <w:shd w:fill="2E75B6" w:val="clear"/>
             <w:tcMar>
               <w:top w:type="dxa" w:w="70"/>
@@ -3140,7 +3467,7 @@
         </w:tc>
         <w:tc>
           <w:tcPr>
-            <w:tcW w:type="dxa" w:w="1873"/>
+            <w:tcW w:type="dxa" w:w="1872"/>
             <w:shd w:fill="2E75B6" w:val="clear"/>
             <w:tcMar>
               <w:top w:type="dxa" w:w="70"/>
@@ -3175,35 +3502,36 @@
         </w:trPr>
         <w:tc>
           <w:tcPr>
-            <w:tcW w:type="dxa" w:w="374"/>
-            <w:shd w:fill="FFFFFF" w:val="clear"/>
-            <w:tcMar>
-              <w:top w:type="dxa" w:w="70"/>
-              <w:left w:type="dxa" w:w="90"/>
-              <w:bottom w:type="dxa" w:w="70"/>
-              <w:right w:type="dxa" w:w="90"/>
-            </w:tcMar>
-          </w:tcPr>
-          <w:p>
-            <w:pPr>
-              <w:spacing w:after="0" w:line="250" w:lineRule="exact"/>
-            </w:pPr>
-            <w:r>
-              <w:rPr>
-                <w:rFonts w:ascii="游ゴシック" w:cs="游ゴシック" w:eastAsia="游ゴシック" w:hAnsi="游ゴシック"/>
-                <w:b w:val="false"/>
-                <w:bCs w:val="false"/>
-                <w:color w:val="000000"/>
-                <w:sz w:val="17"/>
-                <w:szCs w:val="17"/>
-              </w:rPr>
-              <w:t xml:space="preserve">1</w:t>
-            </w:r>
-          </w:p>
-        </w:tc>
-        <w:tc>
-          <w:tcPr>
-            <w:tcW w:type="dxa" w:w="3182"/>
+            <w:tcW w:type="dxa" w:w="468"/>
+            <w:shd w:fill="FFFFFF" w:val="clear"/>
+            <w:tcMar>
+              <w:top w:type="dxa" w:w="70"/>
+              <w:left w:type="dxa" w:w="90"/>
+              <w:bottom w:type="dxa" w:w="70"/>
+              <w:right w:type="dxa" w:w="90"/>
+            </w:tcMar>
+          </w:tcPr>
+          <w:p>
+            <w:pPr>
+              <w:spacing w:after="0" w:line="250" w:lineRule="exact"/>
+            </w:pPr>
+            <w:r>
+              <w:rPr>
+                <w:rFonts w:ascii="游ゴシック" w:cs="游ゴシック" w:eastAsia="游ゴシック" w:hAnsi="游ゴシック"/>
+                <w:b w:val="false"/>
+                <w:bCs w:val="false"/>
+                <w:color w:val="000000"/>
+                <w:sz w:val="17"/>
+                <w:szCs w:val="17"/>
+              </w:rPr>
+              <w:t xml:space="preserve">1
+Ｄ</w:t>
+            </w:r>
+          </w:p>
+        </w:tc>
+        <w:tc>
+          <w:tcPr>
+            <w:tcW w:type="dxa" w:w="3089"/>
             <w:shd w:fill="FFFFFF" w:val="clear"/>
             <w:tcMar>
               <w:top w:type="dxa" w:w="70"/>
@@ -3287,7 +3615,7 @@
         </w:tc>
         <w:tc>
           <w:tcPr>
-            <w:tcW w:type="dxa" w:w="1873"/>
+            <w:tcW w:type="dxa" w:w="1872"/>
             <w:shd w:fill="FFFFFF" w:val="clear"/>
             <w:tcMar>
               <w:top w:type="dxa" w:w="70"/>
@@ -3321,35 +3649,36 @@
         </w:trPr>
         <w:tc>
           <w:tcPr>
-            <w:tcW w:type="dxa" w:w="374"/>
-            <w:shd w:fill="FFFFFF" w:val="clear"/>
-            <w:tcMar>
-              <w:top w:type="dxa" w:w="70"/>
-              <w:left w:type="dxa" w:w="90"/>
-              <w:bottom w:type="dxa" w:w="70"/>
-              <w:right w:type="dxa" w:w="90"/>
-            </w:tcMar>
-          </w:tcPr>
-          <w:p>
-            <w:pPr>
-              <w:spacing w:after="0" w:line="250" w:lineRule="exact"/>
-            </w:pPr>
-            <w:r>
-              <w:rPr>
-                <w:rFonts w:ascii="游ゴシック" w:cs="游ゴシック" w:eastAsia="游ゴシック" w:hAnsi="游ゴシック"/>
-                <w:b w:val="false"/>
-                <w:bCs w:val="false"/>
-                <w:color w:val="000000"/>
-                <w:sz w:val="17"/>
-                <w:szCs w:val="17"/>
-              </w:rPr>
-              <w:t xml:space="preserve">2</w:t>
-            </w:r>
-          </w:p>
-        </w:tc>
-        <w:tc>
-          <w:tcPr>
-            <w:tcW w:type="dxa" w:w="3182"/>
+            <w:tcW w:type="dxa" w:w="468"/>
+            <w:shd w:fill="FFFFFF" w:val="clear"/>
+            <w:tcMar>
+              <w:top w:type="dxa" w:w="70"/>
+              <w:left w:type="dxa" w:w="90"/>
+              <w:bottom w:type="dxa" w:w="70"/>
+              <w:right w:type="dxa" w:w="90"/>
+            </w:tcMar>
+          </w:tcPr>
+          <w:p>
+            <w:pPr>
+              <w:spacing w:after="0" w:line="250" w:lineRule="exact"/>
+            </w:pPr>
+            <w:r>
+              <w:rPr>
+                <w:rFonts w:ascii="游ゴシック" w:cs="游ゴシック" w:eastAsia="游ゴシック" w:hAnsi="游ゴシック"/>
+                <w:b w:val="false"/>
+                <w:bCs w:val="false"/>
+                <w:color w:val="000000"/>
+                <w:sz w:val="17"/>
+                <w:szCs w:val="17"/>
+              </w:rPr>
+              <w:t xml:space="preserve">2
+Ｃ</w:t>
+            </w:r>
+          </w:p>
+        </w:tc>
+        <w:tc>
+          <w:tcPr>
+            <w:tcW w:type="dxa" w:w="3089"/>
             <w:shd w:fill="FFFFFF" w:val="clear"/>
             <w:tcMar>
               <w:top w:type="dxa" w:w="70"/>
@@ -3433,7 +3762,7 @@
         </w:tc>
         <w:tc>
           <w:tcPr>
-            <w:tcW w:type="dxa" w:w="1873"/>
+            <w:tcW w:type="dxa" w:w="1872"/>
             <w:shd w:fill="FFFFFF" w:val="clear"/>
             <w:tcMar>
               <w:top w:type="dxa" w:w="70"/>
@@ -3467,35 +3796,36 @@
         </w:trPr>
         <w:tc>
           <w:tcPr>
-            <w:tcW w:type="dxa" w:w="374"/>
-            <w:shd w:fill="FFFFFF" w:val="clear"/>
-            <w:tcMar>
-              <w:top w:type="dxa" w:w="70"/>
-              <w:left w:type="dxa" w:w="90"/>
-              <w:bottom w:type="dxa" w:w="70"/>
-              <w:right w:type="dxa" w:w="90"/>
-            </w:tcMar>
-          </w:tcPr>
-          <w:p>
-            <w:pPr>
-              <w:spacing w:after="0" w:line="250" w:lineRule="exact"/>
-            </w:pPr>
-            <w:r>
-              <w:rPr>
-                <w:rFonts w:ascii="游ゴシック" w:cs="游ゴシック" w:eastAsia="游ゴシック" w:hAnsi="游ゴシック"/>
-                <w:b w:val="false"/>
-                <w:bCs w:val="false"/>
-                <w:color w:val="000000"/>
-                <w:sz w:val="17"/>
-                <w:szCs w:val="17"/>
-              </w:rPr>
-              <w:t xml:space="preserve">3</w:t>
-            </w:r>
-          </w:p>
-        </w:tc>
-        <w:tc>
-          <w:tcPr>
-            <w:tcW w:type="dxa" w:w="3182"/>
+            <w:tcW w:type="dxa" w:w="468"/>
+            <w:shd w:fill="FFFFFF" w:val="clear"/>
+            <w:tcMar>
+              <w:top w:type="dxa" w:w="70"/>
+              <w:left w:type="dxa" w:w="90"/>
+              <w:bottom w:type="dxa" w:w="70"/>
+              <w:right w:type="dxa" w:w="90"/>
+            </w:tcMar>
+          </w:tcPr>
+          <w:p>
+            <w:pPr>
+              <w:spacing w:after="0" w:line="250" w:lineRule="exact"/>
+            </w:pPr>
+            <w:r>
+              <w:rPr>
+                <w:rFonts w:ascii="游ゴシック" w:cs="游ゴシック" w:eastAsia="游ゴシック" w:hAnsi="游ゴシック"/>
+                <w:b w:val="false"/>
+                <w:bCs w:val="false"/>
+                <w:color w:val="000000"/>
+                <w:sz w:val="17"/>
+                <w:szCs w:val="17"/>
+              </w:rPr>
+              <w:t xml:space="preserve">3
+Ｄ</w:t>
+            </w:r>
+          </w:p>
+        </w:tc>
+        <w:tc>
+          <w:tcPr>
+            <w:tcW w:type="dxa" w:w="3089"/>
             <w:shd w:fill="FFFFFF" w:val="clear"/>
             <w:tcMar>
               <w:top w:type="dxa" w:w="70"/>
@@ -3579,7 +3909,7 @@
         </w:tc>
         <w:tc>
           <w:tcPr>
-            <w:tcW w:type="dxa" w:w="1873"/>
+            <w:tcW w:type="dxa" w:w="1872"/>
             <w:shd w:fill="FFFFFF" w:val="clear"/>
             <w:tcMar>
               <w:top w:type="dxa" w:w="70"/>
@@ -3613,35 +3943,36 @@
         </w:trPr>
         <w:tc>
           <w:tcPr>
-            <w:tcW w:type="dxa" w:w="374"/>
-            <w:shd w:fill="FFFFFF" w:val="clear"/>
-            <w:tcMar>
-              <w:top w:type="dxa" w:w="70"/>
-              <w:left w:type="dxa" w:w="90"/>
-              <w:bottom w:type="dxa" w:w="70"/>
-              <w:right w:type="dxa" w:w="90"/>
-            </w:tcMar>
-          </w:tcPr>
-          <w:p>
-            <w:pPr>
-              <w:spacing w:after="0" w:line="250" w:lineRule="exact"/>
-            </w:pPr>
-            <w:r>
-              <w:rPr>
-                <w:rFonts w:ascii="游ゴシック" w:cs="游ゴシック" w:eastAsia="游ゴシック" w:hAnsi="游ゴシック"/>
-                <w:b w:val="false"/>
-                <w:bCs w:val="false"/>
-                <w:color w:val="000000"/>
-                <w:sz w:val="17"/>
-                <w:szCs w:val="17"/>
-              </w:rPr>
-              <w:t xml:space="preserve">4</w:t>
-            </w:r>
-          </w:p>
-        </w:tc>
-        <w:tc>
-          <w:tcPr>
-            <w:tcW w:type="dxa" w:w="3182"/>
+            <w:tcW w:type="dxa" w:w="468"/>
+            <w:shd w:fill="FFFFFF" w:val="clear"/>
+            <w:tcMar>
+              <w:top w:type="dxa" w:w="70"/>
+              <w:left w:type="dxa" w:w="90"/>
+              <w:bottom w:type="dxa" w:w="70"/>
+              <w:right w:type="dxa" w:w="90"/>
+            </w:tcMar>
+          </w:tcPr>
+          <w:p>
+            <w:pPr>
+              <w:spacing w:after="0" w:line="250" w:lineRule="exact"/>
+            </w:pPr>
+            <w:r>
+              <w:rPr>
+                <w:rFonts w:ascii="游ゴシック" w:cs="游ゴシック" w:eastAsia="游ゴシック" w:hAnsi="游ゴシック"/>
+                <w:b w:val="false"/>
+                <w:bCs w:val="false"/>
+                <w:color w:val="000000"/>
+                <w:sz w:val="17"/>
+                <w:szCs w:val="17"/>
+              </w:rPr>
+              <w:t xml:space="preserve">4
+Ｃ</w:t>
+            </w:r>
+          </w:p>
+        </w:tc>
+        <w:tc>
+          <w:tcPr>
+            <w:tcW w:type="dxa" w:w="3089"/>
             <w:shd w:fill="FFFFFF" w:val="clear"/>
             <w:tcMar>
               <w:top w:type="dxa" w:w="70"/>
@@ -3725,7 +4056,7 @@
         </w:tc>
         <w:tc>
           <w:tcPr>
-            <w:tcW w:type="dxa" w:w="1873"/>
+            <w:tcW w:type="dxa" w:w="1872"/>
             <w:shd w:fill="FFFFFF" w:val="clear"/>
             <w:tcMar>
               <w:top w:type="dxa" w:w="70"/>
@@ -3759,35 +4090,36 @@
         </w:trPr>
         <w:tc>
           <w:tcPr>
-            <w:tcW w:type="dxa" w:w="374"/>
-            <w:shd w:fill="FFFFFF" w:val="clear"/>
-            <w:tcMar>
-              <w:top w:type="dxa" w:w="70"/>
-              <w:left w:type="dxa" w:w="90"/>
-              <w:bottom w:type="dxa" w:w="70"/>
-              <w:right w:type="dxa" w:w="90"/>
-            </w:tcMar>
-          </w:tcPr>
-          <w:p>
-            <w:pPr>
-              <w:spacing w:after="0" w:line="250" w:lineRule="exact"/>
-            </w:pPr>
-            <w:r>
-              <w:rPr>
-                <w:rFonts w:ascii="游ゴシック" w:cs="游ゴシック" w:eastAsia="游ゴシック" w:hAnsi="游ゴシック"/>
-                <w:b w:val="false"/>
-                <w:bCs w:val="false"/>
-                <w:color w:val="000000"/>
-                <w:sz w:val="17"/>
-                <w:szCs w:val="17"/>
-              </w:rPr>
-              <w:t xml:space="preserve">5</w:t>
-            </w:r>
-          </w:p>
-        </w:tc>
-        <w:tc>
-          <w:tcPr>
-            <w:tcW w:type="dxa" w:w="3182"/>
+            <w:tcW w:type="dxa" w:w="468"/>
+            <w:shd w:fill="FFFFFF" w:val="clear"/>
+            <w:tcMar>
+              <w:top w:type="dxa" w:w="70"/>
+              <w:left w:type="dxa" w:w="90"/>
+              <w:bottom w:type="dxa" w:w="70"/>
+              <w:right w:type="dxa" w:w="90"/>
+            </w:tcMar>
+          </w:tcPr>
+          <w:p>
+            <w:pPr>
+              <w:spacing w:after="0" w:line="250" w:lineRule="exact"/>
+            </w:pPr>
+            <w:r>
+              <w:rPr>
+                <w:rFonts w:ascii="游ゴシック" w:cs="游ゴシック" w:eastAsia="游ゴシック" w:hAnsi="游ゴシック"/>
+                <w:b w:val="false"/>
+                <w:bCs w:val="false"/>
+                <w:color w:val="000000"/>
+                <w:sz w:val="17"/>
+                <w:szCs w:val="17"/>
+              </w:rPr>
+              <w:t xml:space="preserve">5
+Ｄ</w:t>
+            </w:r>
+          </w:p>
+        </w:tc>
+        <w:tc>
+          <w:tcPr>
+            <w:tcW w:type="dxa" w:w="3089"/>
             <w:shd w:fill="FFFFFF" w:val="clear"/>
             <w:tcMar>
               <w:top w:type="dxa" w:w="70"/>
@@ -3871,7 +4203,7 @@
         </w:tc>
         <w:tc>
           <w:tcPr>
-            <w:tcW w:type="dxa" w:w="1873"/>
+            <w:tcW w:type="dxa" w:w="1872"/>
             <w:shd w:fill="FFFFFF" w:val="clear"/>
             <w:tcMar>
               <w:top w:type="dxa" w:w="70"/>
@@ -3905,35 +4237,36 @@
         </w:trPr>
         <w:tc>
           <w:tcPr>
-            <w:tcW w:type="dxa" w:w="374"/>
-            <w:shd w:fill="FFFFFF" w:val="clear"/>
-            <w:tcMar>
-              <w:top w:type="dxa" w:w="70"/>
-              <w:left w:type="dxa" w:w="90"/>
-              <w:bottom w:type="dxa" w:w="70"/>
-              <w:right w:type="dxa" w:w="90"/>
-            </w:tcMar>
-          </w:tcPr>
-          <w:p>
-            <w:pPr>
-              <w:spacing w:after="0" w:line="250" w:lineRule="exact"/>
-            </w:pPr>
-            <w:r>
-              <w:rPr>
-                <w:rFonts w:ascii="游ゴシック" w:cs="游ゴシック" w:eastAsia="游ゴシック" w:hAnsi="游ゴシック"/>
-                <w:b w:val="false"/>
-                <w:bCs w:val="false"/>
-                <w:color w:val="000000"/>
-                <w:sz w:val="17"/>
-                <w:szCs w:val="17"/>
-              </w:rPr>
-              <w:t xml:space="preserve">6</w:t>
-            </w:r>
-          </w:p>
-        </w:tc>
-        <w:tc>
-          <w:tcPr>
-            <w:tcW w:type="dxa" w:w="3182"/>
+            <w:tcW w:type="dxa" w:w="468"/>
+            <w:shd w:fill="FFFFFF" w:val="clear"/>
+            <w:tcMar>
+              <w:top w:type="dxa" w:w="70"/>
+              <w:left w:type="dxa" w:w="90"/>
+              <w:bottom w:type="dxa" w:w="70"/>
+              <w:right w:type="dxa" w:w="90"/>
+            </w:tcMar>
+          </w:tcPr>
+          <w:p>
+            <w:pPr>
+              <w:spacing w:after="0" w:line="250" w:lineRule="exact"/>
+            </w:pPr>
+            <w:r>
+              <w:rPr>
+                <w:rFonts w:ascii="游ゴシック" w:cs="游ゴシック" w:eastAsia="游ゴシック" w:hAnsi="游ゴシック"/>
+                <w:b w:val="false"/>
+                <w:bCs w:val="false"/>
+                <w:color w:val="000000"/>
+                <w:sz w:val="17"/>
+                <w:szCs w:val="17"/>
+              </w:rPr>
+              <w:t xml:space="preserve">6
+Ｄ</w:t>
+            </w:r>
+          </w:p>
+        </w:tc>
+        <w:tc>
+          <w:tcPr>
+            <w:tcW w:type="dxa" w:w="3089"/>
             <w:shd w:fill="FFFFFF" w:val="clear"/>
             <w:tcMar>
               <w:top w:type="dxa" w:w="70"/>
@@ -4017,7 +4350,7 @@
         </w:tc>
         <w:tc>
           <w:tcPr>
-            <w:tcW w:type="dxa" w:w="1873"/>
+            <w:tcW w:type="dxa" w:w="1872"/>
             <w:shd w:fill="FFFFFF" w:val="clear"/>
             <w:tcMar>
               <w:top w:type="dxa" w:w="70"/>
@@ -4051,35 +4384,36 @@
         </w:trPr>
         <w:tc>
           <w:tcPr>
-            <w:tcW w:type="dxa" w:w="374"/>
-            <w:shd w:fill="FFFFFF" w:val="clear"/>
-            <w:tcMar>
-              <w:top w:type="dxa" w:w="70"/>
-              <w:left w:type="dxa" w:w="90"/>
-              <w:bottom w:type="dxa" w:w="70"/>
-              <w:right w:type="dxa" w:w="90"/>
-            </w:tcMar>
-          </w:tcPr>
-          <w:p>
-            <w:pPr>
-              <w:spacing w:after="0" w:line="250" w:lineRule="exact"/>
-            </w:pPr>
-            <w:r>
-              <w:rPr>
-                <w:rFonts w:ascii="游ゴシック" w:cs="游ゴシック" w:eastAsia="游ゴシック" w:hAnsi="游ゴシック"/>
-                <w:b w:val="false"/>
-                <w:bCs w:val="false"/>
-                <w:color w:val="000000"/>
-                <w:sz w:val="17"/>
-                <w:szCs w:val="17"/>
-              </w:rPr>
-              <w:t xml:space="preserve">7</w:t>
-            </w:r>
-          </w:p>
-        </w:tc>
-        <w:tc>
-          <w:tcPr>
-            <w:tcW w:type="dxa" w:w="3182"/>
+            <w:tcW w:type="dxa" w:w="468"/>
+            <w:shd w:fill="FFFFFF" w:val="clear"/>
+            <w:tcMar>
+              <w:top w:type="dxa" w:w="70"/>
+              <w:left w:type="dxa" w:w="90"/>
+              <w:bottom w:type="dxa" w:w="70"/>
+              <w:right w:type="dxa" w:w="90"/>
+            </w:tcMar>
+          </w:tcPr>
+          <w:p>
+            <w:pPr>
+              <w:spacing w:after="0" w:line="250" w:lineRule="exact"/>
+            </w:pPr>
+            <w:r>
+              <w:rPr>
+                <w:rFonts w:ascii="游ゴシック" w:cs="游ゴシック" w:eastAsia="游ゴシック" w:hAnsi="游ゴシック"/>
+                <w:b w:val="false"/>
+                <w:bCs w:val="false"/>
+                <w:color w:val="000000"/>
+                <w:sz w:val="17"/>
+                <w:szCs w:val="17"/>
+              </w:rPr>
+              <w:t xml:space="preserve">7
+Ｄ</w:t>
+            </w:r>
+          </w:p>
+        </w:tc>
+        <w:tc>
+          <w:tcPr>
+            <w:tcW w:type="dxa" w:w="3089"/>
             <w:shd w:fill="FFFFFF" w:val="clear"/>
             <w:tcMar>
               <w:top w:type="dxa" w:w="70"/>
@@ -4163,7 +4497,7 @@
         </w:tc>
         <w:tc>
           <w:tcPr>
-            <w:tcW w:type="dxa" w:w="1873"/>
+            <w:tcW w:type="dxa" w:w="1872"/>
             <w:shd w:fill="FFFFFF" w:val="clear"/>
             <w:tcMar>
               <w:top w:type="dxa" w:w="70"/>
@@ -4197,35 +4531,36 @@
         </w:trPr>
         <w:tc>
           <w:tcPr>
-            <w:tcW w:type="dxa" w:w="374"/>
-            <w:shd w:fill="FFFFFF" w:val="clear"/>
-            <w:tcMar>
-              <w:top w:type="dxa" w:w="70"/>
-              <w:left w:type="dxa" w:w="90"/>
-              <w:bottom w:type="dxa" w:w="70"/>
-              <w:right w:type="dxa" w:w="90"/>
-            </w:tcMar>
-          </w:tcPr>
-          <w:p>
-            <w:pPr>
-              <w:spacing w:after="0" w:line="250" w:lineRule="exact"/>
-            </w:pPr>
-            <w:r>
-              <w:rPr>
-                <w:rFonts w:ascii="游ゴシック" w:cs="游ゴシック" w:eastAsia="游ゴシック" w:hAnsi="游ゴシック"/>
-                <w:b w:val="false"/>
-                <w:bCs w:val="false"/>
-                <w:color w:val="000000"/>
-                <w:sz w:val="17"/>
-                <w:szCs w:val="17"/>
-              </w:rPr>
-              <w:t xml:space="preserve">8</w:t>
-            </w:r>
-          </w:p>
-        </w:tc>
-        <w:tc>
-          <w:tcPr>
-            <w:tcW w:type="dxa" w:w="3182"/>
+            <w:tcW w:type="dxa" w:w="468"/>
+            <w:shd w:fill="FFFFFF" w:val="clear"/>
+            <w:tcMar>
+              <w:top w:type="dxa" w:w="70"/>
+              <w:left w:type="dxa" w:w="90"/>
+              <w:bottom w:type="dxa" w:w="70"/>
+              <w:right w:type="dxa" w:w="90"/>
+            </w:tcMar>
+          </w:tcPr>
+          <w:p>
+            <w:pPr>
+              <w:spacing w:after="0" w:line="250" w:lineRule="exact"/>
+            </w:pPr>
+            <w:r>
+              <w:rPr>
+                <w:rFonts w:ascii="游ゴシック" w:cs="游ゴシック" w:eastAsia="游ゴシック" w:hAnsi="游ゴシック"/>
+                <w:b w:val="false"/>
+                <w:bCs w:val="false"/>
+                <w:color w:val="000000"/>
+                <w:sz w:val="17"/>
+                <w:szCs w:val="17"/>
+              </w:rPr>
+              <w:t xml:space="preserve">8
+Ｄ</w:t>
+            </w:r>
+          </w:p>
+        </w:tc>
+        <w:tc>
+          <w:tcPr>
+            <w:tcW w:type="dxa" w:w="3089"/>
             <w:shd w:fill="FFFFFF" w:val="clear"/>
             <w:tcMar>
               <w:top w:type="dxa" w:w="70"/>
@@ -4309,7 +4644,7 @@
         </w:tc>
         <w:tc>
           <w:tcPr>
-            <w:tcW w:type="dxa" w:w="1873"/>
+            <w:tcW w:type="dxa" w:w="1872"/>
             <w:shd w:fill="FFFFFF" w:val="clear"/>
             <w:tcMar>
               <w:top w:type="dxa" w:w="70"/>
@@ -4337,6 +4672,2058 @@
         </w:tc>
       </w:tr>
     </w:tbl>
+    <w:p>
+      <w:r>
+        <w:br w:type="page"/>
+      </w:r>
+    </w:p>
+    <w:p>
+      <w:pPr>
+        <w:pStyle w:val="Heading1"/>
+        <w:keepNext/>
+        <w:shd w:fill="1F3864" w:val="clear"/>
+        <w:spacing w:after="240" w:before="0"/>
+      </w:pPr>
+      <w:r>
+        <w:rPr>
+          <w:rFonts w:ascii="游ゴシック" w:cs="游ゴシック" w:eastAsia="游ゴシック" w:hAnsi="游ゴシック"/>
+          <w:b/>
+          <w:bCs/>
+          <w:color w:val="FFFFFF"/>
+          <w:sz w:val="26"/>
+          <w:szCs w:val="26"/>
+        </w:rPr>
+        <w:t xml:space="preserve">参考　当方で進める事項（21件）　―　ご回答は不要です</w:t>
+      </w:r>
+    </w:p>
+    <w:p>
+      <w:pPr>
+        <w:spacing w:after="200" w:line="300" w:lineRule="exact"/>
+      </w:pPr>
+      <w:r>
+        <w:rPr>
+          <w:rFonts w:ascii="游明朝" w:cs="游明朝" w:eastAsia="游明朝" w:hAnsi="游明朝"/>
+          <w:sz w:val="21"/>
+          <w:szCs w:val="21"/>
+        </w:rPr>
+        <w:t xml:space="preserve">次の事項は、国・県の原典および公表資料で当方が確かめられるものです。当方で解消すべき計算上・資料解釈上の疑問を村にお尋ねするのは筋が通らないため、本票から外しております。確認の結果は成果品に反映し、公表資料では村固有の事実を置き換えられないことが分かった場合は、改めてご照会いたします。</w:t>
+      </w:r>
+    </w:p>
+    <w:tbl>
+      <w:tblPr>
+        <w:tblW w:type="dxa" w:w="9360"/>
+        <w:tblBorders>
+          <w:top w:val="single" w:color="auto" w:sz="4"/>
+          <w:left w:val="single" w:color="auto" w:sz="4"/>
+          <w:bottom w:val="single" w:color="auto" w:sz="4"/>
+          <w:right w:val="single" w:color="auto" w:sz="4"/>
+          <w:insideH w:val="single" w:color="auto" w:sz="4"/>
+          <w:insideV w:val="single" w:color="auto" w:sz="4"/>
+        </w:tblBorders>
+        <w:tblLayout w:type="fixed"/>
+      </w:tblPr>
+      <w:tblGrid>
+        <w:gridCol w:w="374"/>
+        <w:gridCol w:w="4118"/>
+        <w:gridCol w:w="4868"/>
+      </w:tblGrid>
+      <w:tr>
+        <w:trPr>
+          <w:cantSplit/>
+          <w:tblHeader/>
+        </w:trPr>
+        <w:tc>
+          <w:tcPr>
+            <w:tcW w:type="dxa" w:w="374"/>
+            <w:shd w:fill="2E75B6" w:val="clear"/>
+            <w:tcMar>
+              <w:top w:type="dxa" w:w="70"/>
+              <w:left w:type="dxa" w:w="90"/>
+              <w:bottom w:type="dxa" w:w="70"/>
+              <w:right w:type="dxa" w:w="90"/>
+            </w:tcMar>
+          </w:tcPr>
+          <w:p>
+            <w:pPr>
+              <w:spacing w:after="0" w:line="250" w:lineRule="exact"/>
+              <w:jc w:val="center"/>
+            </w:pPr>
+            <w:r>
+              <w:rPr>
+                <w:rFonts w:ascii="游ゴシック" w:cs="游ゴシック" w:eastAsia="游ゴシック" w:hAnsi="游ゴシック"/>
+                <w:b/>
+                <w:bCs/>
+                <w:color w:val="FFFFFF"/>
+                <w:sz w:val="17"/>
+                <w:szCs w:val="17"/>
+              </w:rPr>
+              <w:t xml:space="preserve">#</w:t>
+            </w:r>
+          </w:p>
+        </w:tc>
+        <w:tc>
+          <w:tcPr>
+            <w:tcW w:type="dxa" w:w="4118"/>
+            <w:shd w:fill="2E75B6" w:val="clear"/>
+            <w:tcMar>
+              <w:top w:type="dxa" w:w="70"/>
+              <w:left w:type="dxa" w:w="90"/>
+              <w:bottom w:type="dxa" w:w="70"/>
+              <w:right w:type="dxa" w:w="90"/>
+            </w:tcMar>
+          </w:tcPr>
+          <w:p>
+            <w:pPr>
+              <w:spacing w:after="0" w:line="250" w:lineRule="exact"/>
+              <w:jc w:val="center"/>
+            </w:pPr>
+            <w:r>
+              <w:rPr>
+                <w:rFonts w:ascii="游ゴシック" w:cs="游ゴシック" w:eastAsia="游ゴシック" w:hAnsi="游ゴシック"/>
+                <w:b/>
+                <w:bCs/>
+                <w:color w:val="FFFFFF"/>
+                <w:sz w:val="17"/>
+                <w:szCs w:val="17"/>
+              </w:rPr>
+              <w:t xml:space="preserve">事項</w:t>
+            </w:r>
+          </w:p>
+        </w:tc>
+        <w:tc>
+          <w:tcPr>
+            <w:tcW w:type="dxa" w:w="4868"/>
+            <w:shd w:fill="2E75B6" w:val="clear"/>
+            <w:tcMar>
+              <w:top w:type="dxa" w:w="70"/>
+              <w:left w:type="dxa" w:w="90"/>
+              <w:bottom w:type="dxa" w:w="70"/>
+              <w:right w:type="dxa" w:w="90"/>
+            </w:tcMar>
+          </w:tcPr>
+          <w:p>
+            <w:pPr>
+              <w:spacing w:after="0" w:line="250" w:lineRule="exact"/>
+              <w:jc w:val="center"/>
+            </w:pPr>
+            <w:r>
+              <w:rPr>
+                <w:rFonts w:ascii="游ゴシック" w:cs="游ゴシック" w:eastAsia="游ゴシック" w:hAnsi="游ゴシック"/>
+                <w:b/>
+                <w:bCs/>
+                <w:color w:val="FFFFFF"/>
+                <w:sz w:val="17"/>
+                <w:szCs w:val="17"/>
+              </w:rPr>
+              <w:t xml:space="preserve">当方で行うこと</w:t>
+            </w:r>
+          </w:p>
+        </w:tc>
+      </w:tr>
+      <w:tr>
+        <w:trPr>
+          <w:cantSplit/>
+          <w:trHeight w:val="700" w:hRule="atLeast"/>
+        </w:trPr>
+        <w:tc>
+          <w:tcPr>
+            <w:tcW w:type="dxa" w:w="374"/>
+            <w:shd w:fill="FFFFFF" w:val="clear"/>
+            <w:tcMar>
+              <w:top w:type="dxa" w:w="70"/>
+              <w:left w:type="dxa" w:w="90"/>
+              <w:bottom w:type="dxa" w:w="70"/>
+              <w:right w:type="dxa" w:w="90"/>
+            </w:tcMar>
+          </w:tcPr>
+          <w:p>
+            <w:pPr>
+              <w:spacing w:after="0" w:line="250" w:lineRule="exact"/>
+            </w:pPr>
+            <w:r>
+              <w:rPr>
+                <w:rFonts w:ascii="游ゴシック" w:cs="游ゴシック" w:eastAsia="游ゴシック" w:hAnsi="游ゴシック"/>
+                <w:b w:val="false"/>
+                <w:bCs w:val="false"/>
+                <w:color w:val="000000"/>
+                <w:sz w:val="17"/>
+                <w:szCs w:val="17"/>
+              </w:rPr>
+              <w:t xml:space="preserve">1</w:t>
+            </w:r>
+          </w:p>
+        </w:tc>
+        <w:tc>
+          <w:tcPr>
+            <w:tcW w:type="dxa" w:w="4118"/>
+            <w:shd w:fill="FFFFFF" w:val="clear"/>
+            <w:tcMar>
+              <w:top w:type="dxa" w:w="70"/>
+              <w:left w:type="dxa" w:w="90"/>
+              <w:bottom w:type="dxa" w:w="70"/>
+              <w:right w:type="dxa" w:w="90"/>
+            </w:tcMar>
+          </w:tcPr>
+          <w:p>
+            <w:pPr>
+              <w:spacing w:after="0" w:line="250" w:lineRule="exact"/>
+            </w:pPr>
+            <w:r>
+              <w:rPr>
+                <w:rFonts w:ascii="游ゴシック" w:cs="游ゴシック" w:eastAsia="游ゴシック" w:hAnsi="游ゴシック"/>
+                <w:b w:val="false"/>
+                <w:bCs w:val="false"/>
+                <w:color w:val="000000"/>
+                <w:sz w:val="17"/>
+                <w:szCs w:val="17"/>
+              </w:rPr>
+              <w:t xml:space="preserve">令和8年法律第51号により介護保険法第117条に加わった記載事項の第10期計画への適用</w:t>
+            </w:r>
+          </w:p>
+        </w:tc>
+        <w:tc>
+          <w:tcPr>
+            <w:tcW w:type="dxa" w:w="4868"/>
+            <w:shd w:fill="FFFFFF" w:val="clear"/>
+            <w:tcMar>
+              <w:top w:type="dxa" w:w="70"/>
+              <w:left w:type="dxa" w:w="90"/>
+              <w:bottom w:type="dxa" w:w="70"/>
+              <w:right w:type="dxa" w:w="90"/>
+            </w:tcMar>
+          </w:tcPr>
+          <w:p>
+            <w:pPr>
+              <w:spacing w:after="0" w:line="250" w:lineRule="exact"/>
+            </w:pPr>
+            <w:r>
+              <w:rPr>
+                <w:rFonts w:ascii="游ゴシック" w:cs="游ゴシック" w:eastAsia="游ゴシック" w:hAnsi="游ゴシック"/>
+                <w:b w:val="false"/>
+                <w:bCs w:val="false"/>
+                <w:color w:val="000000"/>
+                <w:sz w:val="17"/>
+                <w:szCs w:val="17"/>
+              </w:rPr>
+              <w:t xml:space="preserve">法律案要綱・新旧対照条文・課長会議資料を受領済みであり、当方が確定した（doc92〜94）</w:t>
+            </w:r>
+          </w:p>
+        </w:tc>
+      </w:tr>
+      <w:tr>
+        <w:trPr>
+          <w:cantSplit/>
+          <w:trHeight w:val="700" w:hRule="atLeast"/>
+        </w:trPr>
+        <w:tc>
+          <w:tcPr>
+            <w:tcW w:type="dxa" w:w="374"/>
+            <w:shd w:fill="FFFFFF" w:val="clear"/>
+            <w:tcMar>
+              <w:top w:type="dxa" w:w="70"/>
+              <w:left w:type="dxa" w:w="90"/>
+              <w:bottom w:type="dxa" w:w="70"/>
+              <w:right w:type="dxa" w:w="90"/>
+            </w:tcMar>
+          </w:tcPr>
+          <w:p>
+            <w:pPr>
+              <w:spacing w:after="0" w:line="250" w:lineRule="exact"/>
+            </w:pPr>
+            <w:r>
+              <w:rPr>
+                <w:rFonts w:ascii="游ゴシック" w:cs="游ゴシック" w:eastAsia="游ゴシック" w:hAnsi="游ゴシック"/>
+                <w:b w:val="false"/>
+                <w:bCs w:val="false"/>
+                <w:color w:val="000000"/>
+                <w:sz w:val="17"/>
+                <w:szCs w:val="17"/>
+              </w:rPr>
+              <w:t xml:space="preserve">2</w:t>
+            </w:r>
+          </w:p>
+        </w:tc>
+        <w:tc>
+          <w:tcPr>
+            <w:tcW w:type="dxa" w:w="4118"/>
+            <w:shd w:fill="FFFFFF" w:val="clear"/>
+            <w:tcMar>
+              <w:top w:type="dxa" w:w="70"/>
+              <w:left w:type="dxa" w:w="90"/>
+              <w:bottom w:type="dxa" w:w="70"/>
+              <w:right w:type="dxa" w:w="90"/>
+            </w:tcMar>
+          </w:tcPr>
+          <w:p>
+            <w:pPr>
+              <w:spacing w:after="0" w:line="250" w:lineRule="exact"/>
+            </w:pPr>
+            <w:r>
+              <w:rPr>
+                <w:rFonts w:ascii="游ゴシック" w:cs="游ゴシック" w:eastAsia="游ゴシック" w:hAnsi="游ゴシック"/>
+                <w:b w:val="false"/>
+                <w:bCs w:val="false"/>
+                <w:color w:val="000000"/>
+                <w:sz w:val="17"/>
+                <w:szCs w:val="17"/>
+              </w:rPr>
+              <w:t xml:space="preserve">ICF分析は標準設問のみで完結することの確認</w:t>
+            </w:r>
+          </w:p>
+        </w:tc>
+        <w:tc>
+          <w:tcPr>
+            <w:tcW w:type="dxa" w:w="4868"/>
+            <w:shd w:fill="FFFFFF" w:val="clear"/>
+            <w:tcMar>
+              <w:top w:type="dxa" w:w="70"/>
+              <w:left w:type="dxa" w:w="90"/>
+              <w:bottom w:type="dxa" w:w="70"/>
+              <w:right w:type="dxa" w:w="90"/>
+            </w:tcMar>
+          </w:tcPr>
+          <w:p>
+            <w:pPr>
+              <w:spacing w:after="0" w:line="250" w:lineRule="exact"/>
+            </w:pPr>
+            <w:r>
+              <w:rPr>
+                <w:rFonts w:ascii="游ゴシック" w:cs="游ゴシック" w:eastAsia="游ゴシック" w:hAnsi="游ゴシック"/>
+                <w:b w:val="false"/>
+                <w:bCs w:val="false"/>
+                <w:color w:val="000000"/>
+                <w:sz w:val="17"/>
+                <w:szCs w:val="17"/>
+              </w:rPr>
+              <w:t xml:space="preserve">当方の分析の設計である。標準設問の範囲で完結させる</w:t>
+            </w:r>
+          </w:p>
+        </w:tc>
+      </w:tr>
+      <w:tr>
+        <w:trPr>
+          <w:cantSplit/>
+          <w:trHeight w:val="700" w:hRule="atLeast"/>
+        </w:trPr>
+        <w:tc>
+          <w:tcPr>
+            <w:tcW w:type="dxa" w:w="374"/>
+            <w:shd w:fill="FFFFFF" w:val="clear"/>
+            <w:tcMar>
+              <w:top w:type="dxa" w:w="70"/>
+              <w:left w:type="dxa" w:w="90"/>
+              <w:bottom w:type="dxa" w:w="70"/>
+              <w:right w:type="dxa" w:w="90"/>
+            </w:tcMar>
+          </w:tcPr>
+          <w:p>
+            <w:pPr>
+              <w:spacing w:after="0" w:line="250" w:lineRule="exact"/>
+            </w:pPr>
+            <w:r>
+              <w:rPr>
+                <w:rFonts w:ascii="游ゴシック" w:cs="游ゴシック" w:eastAsia="游ゴシック" w:hAnsi="游ゴシック"/>
+                <w:b w:val="false"/>
+                <w:bCs w:val="false"/>
+                <w:color w:val="000000"/>
+                <w:sz w:val="17"/>
+                <w:szCs w:val="17"/>
+              </w:rPr>
+              <w:t xml:space="preserve">3</w:t>
+            </w:r>
+          </w:p>
+        </w:tc>
+        <w:tc>
+          <w:tcPr>
+            <w:tcW w:type="dxa" w:w="4118"/>
+            <w:shd w:fill="FFFFFF" w:val="clear"/>
+            <w:tcMar>
+              <w:top w:type="dxa" w:w="70"/>
+              <w:left w:type="dxa" w:w="90"/>
+              <w:bottom w:type="dxa" w:w="70"/>
+              <w:right w:type="dxa" w:w="90"/>
+            </w:tcMar>
+          </w:tcPr>
+          <w:p>
+            <w:pPr>
+              <w:spacing w:after="0" w:line="250" w:lineRule="exact"/>
+            </w:pPr>
+            <w:r>
+              <w:rPr>
+                <w:rFonts w:ascii="游ゴシック" w:cs="游ゴシック" w:eastAsia="游ゴシック" w:hAnsi="游ゴシック"/>
+                <w:b w:val="false"/>
+                <w:bCs w:val="false"/>
+                <w:color w:val="000000"/>
+                <w:sz w:val="17"/>
+                <w:szCs w:val="17"/>
+              </w:rPr>
+              <w:t xml:space="preserve">リスク判定10種の該当基準（見える化システムの算出方法との突合）</w:t>
+            </w:r>
+          </w:p>
+        </w:tc>
+        <w:tc>
+          <w:tcPr>
+            <w:tcW w:type="dxa" w:w="4868"/>
+            <w:shd w:fill="FFFFFF" w:val="clear"/>
+            <w:tcMar>
+              <w:top w:type="dxa" w:w="70"/>
+              <w:left w:type="dxa" w:w="90"/>
+              <w:bottom w:type="dxa" w:w="70"/>
+              <w:right w:type="dxa" w:w="90"/>
+            </w:tcMar>
+          </w:tcPr>
+          <w:p>
+            <w:pPr>
+              <w:spacing w:after="0" w:line="250" w:lineRule="exact"/>
+            </w:pPr>
+            <w:r>
+              <w:rPr>
+                <w:rFonts w:ascii="游ゴシック" w:cs="游ゴシック" w:eastAsia="游ゴシック" w:hAnsi="游ゴシック"/>
+                <w:b w:val="false"/>
+                <w:bCs w:val="false"/>
+                <w:color w:val="000000"/>
+                <w:sz w:val="17"/>
+                <w:szCs w:val="17"/>
+              </w:rPr>
+              <w:t xml:space="preserve">見える化システムの指標の算出方法は公表されている。当方が突き合わせる</w:t>
+            </w:r>
+          </w:p>
+        </w:tc>
+      </w:tr>
+      <w:tr>
+        <w:trPr>
+          <w:cantSplit/>
+          <w:trHeight w:val="700" w:hRule="atLeast"/>
+        </w:trPr>
+        <w:tc>
+          <w:tcPr>
+            <w:tcW w:type="dxa" w:w="374"/>
+            <w:shd w:fill="FFFFFF" w:val="clear"/>
+            <w:tcMar>
+              <w:top w:type="dxa" w:w="70"/>
+              <w:left w:type="dxa" w:w="90"/>
+              <w:bottom w:type="dxa" w:w="70"/>
+              <w:right w:type="dxa" w:w="90"/>
+            </w:tcMar>
+          </w:tcPr>
+          <w:p>
+            <w:pPr>
+              <w:spacing w:after="0" w:line="250" w:lineRule="exact"/>
+            </w:pPr>
+            <w:r>
+              <w:rPr>
+                <w:rFonts w:ascii="游ゴシック" w:cs="游ゴシック" w:eastAsia="游ゴシック" w:hAnsi="游ゴシック"/>
+                <w:b w:val="false"/>
+                <w:bCs w:val="false"/>
+                <w:color w:val="000000"/>
+                <w:sz w:val="17"/>
+                <w:szCs w:val="17"/>
+              </w:rPr>
+              <w:t xml:space="preserve">4</w:t>
+            </w:r>
+          </w:p>
+        </w:tc>
+        <w:tc>
+          <w:tcPr>
+            <w:tcW w:type="dxa" w:w="4118"/>
+            <w:shd w:fill="FFFFFF" w:val="clear"/>
+            <w:tcMar>
+              <w:top w:type="dxa" w:w="70"/>
+              <w:left w:type="dxa" w:w="90"/>
+              <w:bottom w:type="dxa" w:w="70"/>
+              <w:right w:type="dxa" w:w="90"/>
+            </w:tcMar>
+          </w:tcPr>
+          <w:p>
+            <w:pPr>
+              <w:spacing w:after="0" w:line="250" w:lineRule="exact"/>
+            </w:pPr>
+            <w:r>
+              <w:rPr>
+                <w:rFonts w:ascii="游ゴシック" w:cs="游ゴシック" w:eastAsia="游ゴシック" w:hAnsi="游ゴシック"/>
+                <w:b w:val="false"/>
+                <w:bCs w:val="false"/>
+                <w:color w:val="000000"/>
+                <w:sz w:val="17"/>
+                <w:szCs w:val="17"/>
+              </w:rPr>
+              <w:t xml:space="preserve">国の推計ワークシートが求める在宅サービス利用率の分母</w:t>
+            </w:r>
+          </w:p>
+        </w:tc>
+        <w:tc>
+          <w:tcPr>
+            <w:tcW w:type="dxa" w:w="4868"/>
+            <w:shd w:fill="FFFFFF" w:val="clear"/>
+            <w:tcMar>
+              <w:top w:type="dxa" w:w="70"/>
+              <w:left w:type="dxa" w:w="90"/>
+              <w:bottom w:type="dxa" w:w="70"/>
+              <w:right w:type="dxa" w:w="90"/>
+            </w:tcMar>
+          </w:tcPr>
+          <w:p>
+            <w:pPr>
+              <w:spacing w:after="0" w:line="250" w:lineRule="exact"/>
+            </w:pPr>
+            <w:r>
+              <w:rPr>
+                <w:rFonts w:ascii="游ゴシック" w:cs="游ゴシック" w:eastAsia="游ゴシック" w:hAnsi="游ゴシック"/>
+                <w:b w:val="false"/>
+                <w:bCs w:val="false"/>
+                <w:color w:val="000000"/>
+                <w:sz w:val="17"/>
+                <w:szCs w:val="17"/>
+              </w:rPr>
+              <w:t xml:space="preserve">国の推計ワークシートの手引きに書かれている。当方が確かめる</w:t>
+            </w:r>
+          </w:p>
+        </w:tc>
+      </w:tr>
+      <w:tr>
+        <w:trPr>
+          <w:cantSplit/>
+          <w:trHeight w:val="700" w:hRule="atLeast"/>
+        </w:trPr>
+        <w:tc>
+          <w:tcPr>
+            <w:tcW w:type="dxa" w:w="374"/>
+            <w:shd w:fill="FFFFFF" w:val="clear"/>
+            <w:tcMar>
+              <w:top w:type="dxa" w:w="70"/>
+              <w:left w:type="dxa" w:w="90"/>
+              <w:bottom w:type="dxa" w:w="70"/>
+              <w:right w:type="dxa" w:w="90"/>
+            </w:tcMar>
+          </w:tcPr>
+          <w:p>
+            <w:pPr>
+              <w:spacing w:after="0" w:line="250" w:lineRule="exact"/>
+            </w:pPr>
+            <w:r>
+              <w:rPr>
+                <w:rFonts w:ascii="游ゴシック" w:cs="游ゴシック" w:eastAsia="游ゴシック" w:hAnsi="游ゴシック"/>
+                <w:b w:val="false"/>
+                <w:bCs w:val="false"/>
+                <w:color w:val="000000"/>
+                <w:sz w:val="17"/>
+                <w:szCs w:val="17"/>
+              </w:rPr>
+              <w:t xml:space="preserve">5</w:t>
+            </w:r>
+          </w:p>
+        </w:tc>
+        <w:tc>
+          <w:tcPr>
+            <w:tcW w:type="dxa" w:w="4118"/>
+            <w:shd w:fill="FFFFFF" w:val="clear"/>
+            <w:tcMar>
+              <w:top w:type="dxa" w:w="70"/>
+              <w:left w:type="dxa" w:w="90"/>
+              <w:bottom w:type="dxa" w:w="70"/>
+              <w:right w:type="dxa" w:w="90"/>
+            </w:tcMar>
+          </w:tcPr>
+          <w:p>
+            <w:pPr>
+              <w:spacing w:after="0" w:line="250" w:lineRule="exact"/>
+            </w:pPr>
+            <w:r>
+              <w:rPr>
+                <w:rFonts w:ascii="游ゴシック" w:cs="游ゴシック" w:eastAsia="游ゴシック" w:hAnsi="游ゴシック"/>
+                <w:b w:val="false"/>
+                <w:bCs w:val="false"/>
+                <w:color w:val="000000"/>
+                <w:sz w:val="17"/>
+                <w:szCs w:val="17"/>
+              </w:rPr>
+              <w:t xml:space="preserve">在宅介護実態調査の集計設計（要介護度3区分×介護者勤務形態3区分のセル数）</w:t>
+            </w:r>
+          </w:p>
+        </w:tc>
+        <w:tc>
+          <w:tcPr>
+            <w:tcW w:type="dxa" w:w="4868"/>
+            <w:shd w:fill="FFFFFF" w:val="clear"/>
+            <w:tcMar>
+              <w:top w:type="dxa" w:w="70"/>
+              <w:left w:type="dxa" w:w="90"/>
+              <w:bottom w:type="dxa" w:w="70"/>
+              <w:right w:type="dxa" w:w="90"/>
+            </w:tcMar>
+          </w:tcPr>
+          <w:p>
+            <w:pPr>
+              <w:spacing w:after="0" w:line="250" w:lineRule="exact"/>
+            </w:pPr>
+            <w:r>
+              <w:rPr>
+                <w:rFonts w:ascii="游ゴシック" w:cs="游ゴシック" w:eastAsia="游ゴシック" w:hAnsi="游ゴシック"/>
+                <w:b w:val="false"/>
+                <w:bCs w:val="false"/>
+                <w:color w:val="000000"/>
+                <w:sz w:val="17"/>
+                <w:szCs w:val="17"/>
+              </w:rPr>
+              <w:t xml:space="preserve">当方の集計の設計である。セル数は当方が決め、doc16§6の非表示の基準で運用する</w:t>
+            </w:r>
+          </w:p>
+        </w:tc>
+      </w:tr>
+      <w:tr>
+        <w:trPr>
+          <w:cantSplit/>
+          <w:trHeight w:val="700" w:hRule="atLeast"/>
+        </w:trPr>
+        <w:tc>
+          <w:tcPr>
+            <w:tcW w:type="dxa" w:w="374"/>
+            <w:shd w:fill="FFFFFF" w:val="clear"/>
+            <w:tcMar>
+              <w:top w:type="dxa" w:w="70"/>
+              <w:left w:type="dxa" w:w="90"/>
+              <w:bottom w:type="dxa" w:w="70"/>
+              <w:right w:type="dxa" w:w="90"/>
+            </w:tcMar>
+          </w:tcPr>
+          <w:p>
+            <w:pPr>
+              <w:spacing w:after="0" w:line="250" w:lineRule="exact"/>
+            </w:pPr>
+            <w:r>
+              <w:rPr>
+                <w:rFonts w:ascii="游ゴシック" w:cs="游ゴシック" w:eastAsia="游ゴシック" w:hAnsi="游ゴシック"/>
+                <w:b w:val="false"/>
+                <w:bCs w:val="false"/>
+                <w:color w:val="000000"/>
+                <w:sz w:val="17"/>
+                <w:szCs w:val="17"/>
+              </w:rPr>
+              <w:t xml:space="preserve">6</w:t>
+            </w:r>
+          </w:p>
+        </w:tc>
+        <w:tc>
+          <w:tcPr>
+            <w:tcW w:type="dxa" w:w="4118"/>
+            <w:shd w:fill="FFFFFF" w:val="clear"/>
+            <w:tcMar>
+              <w:top w:type="dxa" w:w="70"/>
+              <w:left w:type="dxa" w:w="90"/>
+              <w:bottom w:type="dxa" w:w="70"/>
+              <w:right w:type="dxa" w:w="90"/>
+            </w:tcMar>
+          </w:tcPr>
+          <w:p>
+            <w:pPr>
+              <w:spacing w:after="0" w:line="250" w:lineRule="exact"/>
+            </w:pPr>
+            <w:r>
+              <w:rPr>
+                <w:rFonts w:ascii="游ゴシック" w:cs="游ゴシック" w:eastAsia="游ゴシック" w:hAnsi="游ゴシック"/>
+                <w:b w:val="false"/>
+                <w:bCs w:val="false"/>
+                <w:color w:val="000000"/>
+                <w:sz w:val="17"/>
+                <w:szCs w:val="17"/>
+              </w:rPr>
+              <w:t xml:space="preserve">地域支援事業費が国の推計（3か年147,654千円）と当方の算定（119,658千円）で23.4%食い違う</w:t>
+            </w:r>
+          </w:p>
+        </w:tc>
+        <w:tc>
+          <w:tcPr>
+            <w:tcW w:type="dxa" w:w="4868"/>
+            <w:shd w:fill="FFFFFF" w:val="clear"/>
+            <w:tcMar>
+              <w:top w:type="dxa" w:w="70"/>
+              <w:left w:type="dxa" w:w="90"/>
+              <w:bottom w:type="dxa" w:w="70"/>
+              <w:right w:type="dxa" w:w="90"/>
+            </w:tcMar>
+          </w:tcPr>
+          <w:p>
+            <w:pPr>
+              <w:spacing w:after="0" w:line="250" w:lineRule="exact"/>
+            </w:pPr>
+            <w:r>
+              <w:rPr>
+                <w:rFonts w:ascii="游ゴシック" w:cs="游ゴシック" w:eastAsia="游ゴシック" w:hAnsi="游ゴシック"/>
+                <w:b w:val="false"/>
+                <w:bCs w:val="false"/>
+                <w:color w:val="000000"/>
+                <w:sz w:val="17"/>
+                <w:szCs w:val="17"/>
+              </w:rPr>
+              <w:t xml:space="preserve">当方の算定と国の推計の差である。算定の範囲を当方で洗う</w:t>
+            </w:r>
+          </w:p>
+        </w:tc>
+      </w:tr>
+      <w:tr>
+        <w:trPr>
+          <w:cantSplit/>
+          <w:trHeight w:val="700" w:hRule="atLeast"/>
+        </w:trPr>
+        <w:tc>
+          <w:tcPr>
+            <w:tcW w:type="dxa" w:w="374"/>
+            <w:shd w:fill="FFFFFF" w:val="clear"/>
+            <w:tcMar>
+              <w:top w:type="dxa" w:w="70"/>
+              <w:left w:type="dxa" w:w="90"/>
+              <w:bottom w:type="dxa" w:w="70"/>
+              <w:right w:type="dxa" w:w="90"/>
+            </w:tcMar>
+          </w:tcPr>
+          <w:p>
+            <w:pPr>
+              <w:spacing w:after="0" w:line="250" w:lineRule="exact"/>
+            </w:pPr>
+            <w:r>
+              <w:rPr>
+                <w:rFonts w:ascii="游ゴシック" w:cs="游ゴシック" w:eastAsia="游ゴシック" w:hAnsi="游ゴシック"/>
+                <w:b w:val="false"/>
+                <w:bCs w:val="false"/>
+                <w:color w:val="000000"/>
+                <w:sz w:val="17"/>
+                <w:szCs w:val="17"/>
+              </w:rPr>
+              <w:t xml:space="preserve">7</w:t>
+            </w:r>
+          </w:p>
+        </w:tc>
+        <w:tc>
+          <w:tcPr>
+            <w:tcW w:type="dxa" w:w="4118"/>
+            <w:shd w:fill="FFFFFF" w:val="clear"/>
+            <w:tcMar>
+              <w:top w:type="dxa" w:w="70"/>
+              <w:left w:type="dxa" w:w="90"/>
+              <w:bottom w:type="dxa" w:w="70"/>
+              <w:right w:type="dxa" w:w="90"/>
+            </w:tcMar>
+          </w:tcPr>
+          <w:p>
+            <w:pPr>
+              <w:spacing w:after="0" w:line="250" w:lineRule="exact"/>
+            </w:pPr>
+            <w:r>
+              <w:rPr>
+                <w:rFonts w:ascii="游ゴシック" w:cs="游ゴシック" w:eastAsia="游ゴシック" w:hAnsi="游ゴシック"/>
+                <w:b w:val="false"/>
+                <w:bCs w:val="false"/>
+                <w:color w:val="000000"/>
+                <w:sz w:val="17"/>
+                <w:szCs w:val="17"/>
+              </w:rPr>
+              <w:t xml:space="preserve">後期高齢者加入割合補正係数（F）の算出方法（当方の復元が国の値と一致しない）</w:t>
+            </w:r>
+          </w:p>
+        </w:tc>
+        <w:tc>
+          <w:tcPr>
+            <w:tcW w:type="dxa" w:w="4868"/>
+            <w:shd w:fill="FFFFFF" w:val="clear"/>
+            <w:tcMar>
+              <w:top w:type="dxa" w:w="70"/>
+              <w:left w:type="dxa" w:w="90"/>
+              <w:bottom w:type="dxa" w:w="70"/>
+              <w:right w:type="dxa" w:w="90"/>
+            </w:tcMar>
+          </w:tcPr>
+          <w:p>
+            <w:pPr>
+              <w:spacing w:after="0" w:line="250" w:lineRule="exact"/>
+            </w:pPr>
+            <w:r>
+              <w:rPr>
+                <w:rFonts w:ascii="游ゴシック" w:cs="游ゴシック" w:eastAsia="游ゴシック" w:hAnsi="游ゴシック"/>
+                <w:b w:val="false"/>
+                <w:bCs w:val="false"/>
+                <w:color w:val="000000"/>
+                <w:sz w:val="17"/>
+                <w:szCs w:val="17"/>
+              </w:rPr>
+              <w:t xml:space="preserve">当方の復元の手順の問題である。国の様式と手引きで当方が確かめる</w:t>
+            </w:r>
+          </w:p>
+        </w:tc>
+      </w:tr>
+      <w:tr>
+        <w:trPr>
+          <w:cantSplit/>
+          <w:trHeight w:val="700" w:hRule="atLeast"/>
+        </w:trPr>
+        <w:tc>
+          <w:tcPr>
+            <w:tcW w:type="dxa" w:w="374"/>
+            <w:shd w:fill="FFFFFF" w:val="clear"/>
+            <w:tcMar>
+              <w:top w:type="dxa" w:w="70"/>
+              <w:left w:type="dxa" w:w="90"/>
+              <w:bottom w:type="dxa" w:w="70"/>
+              <w:right w:type="dxa" w:w="90"/>
+            </w:tcMar>
+          </w:tcPr>
+          <w:p>
+            <w:pPr>
+              <w:spacing w:after="0" w:line="250" w:lineRule="exact"/>
+            </w:pPr>
+            <w:r>
+              <w:rPr>
+                <w:rFonts w:ascii="游ゴシック" w:cs="游ゴシック" w:eastAsia="游ゴシック" w:hAnsi="游ゴシック"/>
+                <w:b w:val="false"/>
+                <w:bCs w:val="false"/>
+                <w:color w:val="000000"/>
+                <w:sz w:val="17"/>
+                <w:szCs w:val="17"/>
+              </w:rPr>
+              <w:t xml:space="preserve">8</w:t>
+            </w:r>
+          </w:p>
+        </w:tc>
+        <w:tc>
+          <w:tcPr>
+            <w:tcW w:type="dxa" w:w="4118"/>
+            <w:shd w:fill="FFFFFF" w:val="clear"/>
+            <w:tcMar>
+              <w:top w:type="dxa" w:w="70"/>
+              <w:left w:type="dxa" w:w="90"/>
+              <w:bottom w:type="dxa" w:w="70"/>
+              <w:right w:type="dxa" w:w="90"/>
+            </w:tcMar>
+          </w:tcPr>
+          <w:p>
+            <w:pPr>
+              <w:spacing w:after="0" w:line="250" w:lineRule="exact"/>
+            </w:pPr>
+            <w:r>
+              <w:rPr>
+                <w:rFonts w:ascii="游ゴシック" w:cs="游ゴシック" w:eastAsia="游ゴシック" w:hAnsi="游ゴシック"/>
+                <w:b w:val="false"/>
+                <w:bCs w:val="false"/>
+                <w:color w:val="000000"/>
+                <w:sz w:val="17"/>
+                <w:szCs w:val="17"/>
+              </w:rPr>
+              <w:t xml:space="preserve">本村の介護報酬の地域区分（級地）と、令和9年度の改定における見直しの有無</w:t>
+            </w:r>
+          </w:p>
+        </w:tc>
+        <w:tc>
+          <w:tcPr>
+            <w:tcW w:type="dxa" w:w="4868"/>
+            <w:shd w:fill="FFFFFF" w:val="clear"/>
+            <w:tcMar>
+              <w:top w:type="dxa" w:w="70"/>
+              <w:left w:type="dxa" w:w="90"/>
+              <w:bottom w:type="dxa" w:w="70"/>
+              <w:right w:type="dxa" w:w="90"/>
+            </w:tcMar>
+          </w:tcPr>
+          <w:p>
+            <w:pPr>
+              <w:spacing w:after="0" w:line="250" w:lineRule="exact"/>
+            </w:pPr>
+            <w:r>
+              <w:rPr>
+                <w:rFonts w:ascii="游ゴシック" w:cs="游ゴシック" w:eastAsia="游ゴシック" w:hAnsi="游ゴシック"/>
+                <w:b w:val="false"/>
+                <w:bCs w:val="false"/>
+                <w:color w:val="000000"/>
+                <w:sz w:val="17"/>
+                <w:szCs w:val="17"/>
+              </w:rPr>
+              <w:t xml:space="preserve">地域区分は告示で公表されている。当方が確かめる</w:t>
+            </w:r>
+          </w:p>
+        </w:tc>
+      </w:tr>
+      <w:tr>
+        <w:trPr>
+          <w:cantSplit/>
+          <w:trHeight w:val="700" w:hRule="atLeast"/>
+        </w:trPr>
+        <w:tc>
+          <w:tcPr>
+            <w:tcW w:type="dxa" w:w="374"/>
+            <w:shd w:fill="FFFFFF" w:val="clear"/>
+            <w:tcMar>
+              <w:top w:type="dxa" w:w="70"/>
+              <w:left w:type="dxa" w:w="90"/>
+              <w:bottom w:type="dxa" w:w="70"/>
+              <w:right w:type="dxa" w:w="90"/>
+            </w:tcMar>
+          </w:tcPr>
+          <w:p>
+            <w:pPr>
+              <w:spacing w:after="0" w:line="250" w:lineRule="exact"/>
+            </w:pPr>
+            <w:r>
+              <w:rPr>
+                <w:rFonts w:ascii="游ゴシック" w:cs="游ゴシック" w:eastAsia="游ゴシック" w:hAnsi="游ゴシック"/>
+                <w:b w:val="false"/>
+                <w:bCs w:val="false"/>
+                <w:color w:val="000000"/>
+                <w:sz w:val="17"/>
+                <w:szCs w:val="17"/>
+              </w:rPr>
+              <w:t xml:space="preserve">9</w:t>
+            </w:r>
+          </w:p>
+        </w:tc>
+        <w:tc>
+          <w:tcPr>
+            <w:tcW w:type="dxa" w:w="4118"/>
+            <w:shd w:fill="FFFFFF" w:val="clear"/>
+            <w:tcMar>
+              <w:top w:type="dxa" w:w="70"/>
+              <w:left w:type="dxa" w:w="90"/>
+              <w:bottom w:type="dxa" w:w="70"/>
+              <w:right w:type="dxa" w:w="90"/>
+            </w:tcMar>
+          </w:tcPr>
+          <w:p>
+            <w:pPr>
+              <w:spacing w:after="0" w:line="250" w:lineRule="exact"/>
+            </w:pPr>
+            <w:r>
+              <w:rPr>
+                <w:rFonts w:ascii="游ゴシック" w:cs="游ゴシック" w:eastAsia="游ゴシック" w:hAnsi="游ゴシック"/>
+                <w:b w:val="false"/>
+                <w:bCs w:val="false"/>
+                <w:color w:val="000000"/>
+                <w:sz w:val="17"/>
+                <w:szCs w:val="17"/>
+              </w:rPr>
+              <w:t xml:space="preserve">第1号被保険者数の前期・後期の内訳が国の様式（3区分）と素案5-2（2区分）で食い違う</w:t>
+            </w:r>
+          </w:p>
+        </w:tc>
+        <w:tc>
+          <w:tcPr>
+            <w:tcW w:type="dxa" w:w="4868"/>
+            <w:shd w:fill="FFFFFF" w:val="clear"/>
+            <w:tcMar>
+              <w:top w:type="dxa" w:w="70"/>
+              <w:left w:type="dxa" w:w="90"/>
+              <w:bottom w:type="dxa" w:w="70"/>
+              <w:right w:type="dxa" w:w="90"/>
+            </w:tcMar>
+          </w:tcPr>
+          <w:p>
+            <w:pPr>
+              <w:spacing w:after="0" w:line="250" w:lineRule="exact"/>
+            </w:pPr>
+            <w:r>
+              <w:rPr>
+                <w:rFonts w:ascii="游ゴシック" w:cs="游ゴシック" w:eastAsia="游ゴシック" w:hAnsi="游ゴシック"/>
+                <w:b w:val="false"/>
+                <w:bCs w:val="false"/>
+                <w:color w:val="000000"/>
+                <w:sz w:val="17"/>
+                <w:szCs w:val="17"/>
+              </w:rPr>
+              <w:t xml:space="preserve">国の推計ワークシートの様式が3区分で持つことが分かっている。当方で素案5-2を揃える</w:t>
+            </w:r>
+          </w:p>
+        </w:tc>
+      </w:tr>
+      <w:tr>
+        <w:trPr>
+          <w:cantSplit/>
+          <w:trHeight w:val="700" w:hRule="atLeast"/>
+        </w:trPr>
+        <w:tc>
+          <w:tcPr>
+            <w:tcW w:type="dxa" w:w="374"/>
+            <w:shd w:fill="FFFFFF" w:val="clear"/>
+            <w:tcMar>
+              <w:top w:type="dxa" w:w="70"/>
+              <w:left w:type="dxa" w:w="90"/>
+              <w:bottom w:type="dxa" w:w="70"/>
+              <w:right w:type="dxa" w:w="90"/>
+            </w:tcMar>
+          </w:tcPr>
+          <w:p>
+            <w:pPr>
+              <w:spacing w:after="0" w:line="250" w:lineRule="exact"/>
+            </w:pPr>
+            <w:r>
+              <w:rPr>
+                <w:rFonts w:ascii="游ゴシック" w:cs="游ゴシック" w:eastAsia="游ゴシック" w:hAnsi="游ゴシック"/>
+                <w:b w:val="false"/>
+                <w:bCs w:val="false"/>
+                <w:color w:val="000000"/>
+                <w:sz w:val="17"/>
+                <w:szCs w:val="17"/>
+              </w:rPr>
+              <w:t xml:space="preserve">10</w:t>
+            </w:r>
+          </w:p>
+        </w:tc>
+        <w:tc>
+          <w:tcPr>
+            <w:tcW w:type="dxa" w:w="4118"/>
+            <w:shd w:fill="FFFFFF" w:val="clear"/>
+            <w:tcMar>
+              <w:top w:type="dxa" w:w="70"/>
+              <w:left w:type="dxa" w:w="90"/>
+              <w:bottom w:type="dxa" w:w="70"/>
+              <w:right w:type="dxa" w:w="90"/>
+            </w:tcMar>
+          </w:tcPr>
+          <w:p>
+            <w:pPr>
+              <w:spacing w:after="0" w:line="250" w:lineRule="exact"/>
+            </w:pPr>
+            <w:r>
+              <w:rPr>
+                <w:rFonts w:ascii="游ゴシック" w:cs="游ゴシック" w:eastAsia="游ゴシック" w:hAnsi="游ゴシック"/>
+                <w:b w:val="false"/>
+                <w:bCs w:val="false"/>
+                <w:color w:val="000000"/>
+                <w:sz w:val="17"/>
+                <w:szCs w:val="17"/>
+              </w:rPr>
+              <w:t xml:space="preserve">認定者数が国の推計（3か年計629人）と当方の算定（651人）で3.4%食い違う</w:t>
+            </w:r>
+          </w:p>
+        </w:tc>
+        <w:tc>
+          <w:tcPr>
+            <w:tcW w:type="dxa" w:w="4868"/>
+            <w:shd w:fill="FFFFFF" w:val="clear"/>
+            <w:tcMar>
+              <w:top w:type="dxa" w:w="70"/>
+              <w:left w:type="dxa" w:w="90"/>
+              <w:bottom w:type="dxa" w:w="70"/>
+              <w:right w:type="dxa" w:w="90"/>
+            </w:tcMar>
+          </w:tcPr>
+          <w:p>
+            <w:pPr>
+              <w:spacing w:after="0" w:line="250" w:lineRule="exact"/>
+            </w:pPr>
+            <w:r>
+              <w:rPr>
+                <w:rFonts w:ascii="游ゴシック" w:cs="游ゴシック" w:eastAsia="游ゴシック" w:hAnsi="游ゴシック"/>
+                <w:b w:val="false"/>
+                <w:bCs w:val="false"/>
+                <w:color w:val="000000"/>
+                <w:sz w:val="17"/>
+                <w:szCs w:val="17"/>
+              </w:rPr>
+              <w:t xml:space="preserve">当方の算定と国の推計の差である。算定の過程を当方で洗う</w:t>
+            </w:r>
+          </w:p>
+        </w:tc>
+      </w:tr>
+      <w:tr>
+        <w:trPr>
+          <w:cantSplit/>
+          <w:trHeight w:val="700" w:hRule="atLeast"/>
+        </w:trPr>
+        <w:tc>
+          <w:tcPr>
+            <w:tcW w:type="dxa" w:w="374"/>
+            <w:shd w:fill="FFFFFF" w:val="clear"/>
+            <w:tcMar>
+              <w:top w:type="dxa" w:w="70"/>
+              <w:left w:type="dxa" w:w="90"/>
+              <w:bottom w:type="dxa" w:w="70"/>
+              <w:right w:type="dxa" w:w="90"/>
+            </w:tcMar>
+          </w:tcPr>
+          <w:p>
+            <w:pPr>
+              <w:spacing w:after="0" w:line="250" w:lineRule="exact"/>
+            </w:pPr>
+            <w:r>
+              <w:rPr>
+                <w:rFonts w:ascii="游ゴシック" w:cs="游ゴシック" w:eastAsia="游ゴシック" w:hAnsi="游ゴシック"/>
+                <w:b w:val="false"/>
+                <w:bCs w:val="false"/>
+                <w:color w:val="000000"/>
+                <w:sz w:val="17"/>
+                <w:szCs w:val="17"/>
+              </w:rPr>
+              <w:t xml:space="preserve">11</w:t>
+            </w:r>
+          </w:p>
+        </w:tc>
+        <w:tc>
+          <w:tcPr>
+            <w:tcW w:type="dxa" w:w="4118"/>
+            <w:shd w:fill="FFFFFF" w:val="clear"/>
+            <w:tcMar>
+              <w:top w:type="dxa" w:w="70"/>
+              <w:left w:type="dxa" w:w="90"/>
+              <w:bottom w:type="dxa" w:w="70"/>
+              <w:right w:type="dxa" w:w="90"/>
+            </w:tcMar>
+          </w:tcPr>
+          <w:p>
+            <w:pPr>
+              <w:spacing w:after="0" w:line="250" w:lineRule="exact"/>
+            </w:pPr>
+            <w:r>
+              <w:rPr>
+                <w:rFonts w:ascii="游ゴシック" w:cs="游ゴシック" w:eastAsia="游ゴシック" w:hAnsi="游ゴシック"/>
+                <w:b w:val="false"/>
+                <w:bCs w:val="false"/>
+                <w:color w:val="000000"/>
+                <w:sz w:val="17"/>
+                <w:szCs w:val="17"/>
+              </w:rPr>
+              <w:t xml:space="preserve">サービス見込量の前提（受給率を3か年平均とするか令和7年度水準とするか）</w:t>
+            </w:r>
+          </w:p>
+        </w:tc>
+        <w:tc>
+          <w:tcPr>
+            <w:tcW w:type="dxa" w:w="4868"/>
+            <w:shd w:fill="FFFFFF" w:val="clear"/>
+            <w:tcMar>
+              <w:top w:type="dxa" w:w="70"/>
+              <w:left w:type="dxa" w:w="90"/>
+              <w:bottom w:type="dxa" w:w="70"/>
+              <w:right w:type="dxa" w:w="90"/>
+            </w:tcMar>
+          </w:tcPr>
+          <w:p>
+            <w:pPr>
+              <w:spacing w:after="0" w:line="250" w:lineRule="exact"/>
+            </w:pPr>
+            <w:r>
+              <w:rPr>
+                <w:rFonts w:ascii="游ゴシック" w:cs="游ゴシック" w:eastAsia="游ゴシック" w:hAnsi="游ゴシック"/>
+                <w:b w:val="false"/>
+                <w:bCs w:val="false"/>
+                <w:color w:val="000000"/>
+                <w:sz w:val="17"/>
+                <w:szCs w:val="17"/>
+              </w:rPr>
+              <w:t xml:space="preserve">当方の算定方針である。3か年平均を本則とし、感応度で示す</w:t>
+            </w:r>
+          </w:p>
+        </w:tc>
+      </w:tr>
+      <w:tr>
+        <w:trPr>
+          <w:cantSplit/>
+          <w:trHeight w:val="700" w:hRule="atLeast"/>
+        </w:trPr>
+        <w:tc>
+          <w:tcPr>
+            <w:tcW w:type="dxa" w:w="374"/>
+            <w:shd w:fill="FFFFFF" w:val="clear"/>
+            <w:tcMar>
+              <w:top w:type="dxa" w:w="70"/>
+              <w:left w:type="dxa" w:w="90"/>
+              <w:bottom w:type="dxa" w:w="70"/>
+              <w:right w:type="dxa" w:w="90"/>
+            </w:tcMar>
+          </w:tcPr>
+          <w:p>
+            <w:pPr>
+              <w:spacing w:after="0" w:line="250" w:lineRule="exact"/>
+            </w:pPr>
+            <w:r>
+              <w:rPr>
+                <w:rFonts w:ascii="游ゴシック" w:cs="游ゴシック" w:eastAsia="游ゴシック" w:hAnsi="游ゴシック"/>
+                <w:b w:val="false"/>
+                <w:bCs w:val="false"/>
+                <w:color w:val="000000"/>
+                <w:sz w:val="17"/>
+                <w:szCs w:val="17"/>
+              </w:rPr>
+              <w:t xml:space="preserve">12</w:t>
+            </w:r>
+          </w:p>
+        </w:tc>
+        <w:tc>
+          <w:tcPr>
+            <w:tcW w:type="dxa" w:w="4118"/>
+            <w:shd w:fill="FFFFFF" w:val="clear"/>
+            <w:tcMar>
+              <w:top w:type="dxa" w:w="70"/>
+              <w:left w:type="dxa" w:w="90"/>
+              <w:bottom w:type="dxa" w:w="70"/>
+              <w:right w:type="dxa" w:w="90"/>
+            </w:tcMar>
+          </w:tcPr>
+          <w:p>
+            <w:pPr>
+              <w:spacing w:after="0" w:line="250" w:lineRule="exact"/>
+            </w:pPr>
+            <w:r>
+              <w:rPr>
+                <w:rFonts w:ascii="游ゴシック" w:cs="游ゴシック" w:eastAsia="游ゴシック" w:hAnsi="游ゴシック"/>
+                <w:b w:val="false"/>
+                <w:bCs w:val="false"/>
+                <w:color w:val="000000"/>
+                <w:sz w:val="17"/>
+                <w:szCs w:val="17"/>
+              </w:rPr>
+              <w:t xml:space="preserve">人口データの出所の統一（住基／国勢調査／福島県現住人口調査）</w:t>
+            </w:r>
+          </w:p>
+        </w:tc>
+        <w:tc>
+          <w:tcPr>
+            <w:tcW w:type="dxa" w:w="4868"/>
+            <w:shd w:fill="FFFFFF" w:val="clear"/>
+            <w:tcMar>
+              <w:top w:type="dxa" w:w="70"/>
+              <w:left w:type="dxa" w:w="90"/>
+              <w:bottom w:type="dxa" w:w="70"/>
+              <w:right w:type="dxa" w:w="90"/>
+            </w:tcMar>
+          </w:tcPr>
+          <w:p>
+            <w:pPr>
+              <w:spacing w:after="0" w:line="250" w:lineRule="exact"/>
+            </w:pPr>
+            <w:r>
+              <w:rPr>
+                <w:rFonts w:ascii="游ゴシック" w:cs="游ゴシック" w:eastAsia="游ゴシック" w:hAnsi="游ゴシック"/>
+                <w:b w:val="false"/>
+                <w:bCs w:val="false"/>
+                <w:color w:val="000000"/>
+                <w:sz w:val="17"/>
+                <w:szCs w:val="17"/>
+              </w:rPr>
+              <w:t xml:space="preserve">出所の統一は当方の整理である。用いる系列を素案に明記する</w:t>
+            </w:r>
+          </w:p>
+        </w:tc>
+      </w:tr>
+      <w:tr>
+        <w:trPr>
+          <w:cantSplit/>
+          <w:trHeight w:val="700" w:hRule="atLeast"/>
+        </w:trPr>
+        <w:tc>
+          <w:tcPr>
+            <w:tcW w:type="dxa" w:w="374"/>
+            <w:shd w:fill="FFFFFF" w:val="clear"/>
+            <w:tcMar>
+              <w:top w:type="dxa" w:w="70"/>
+              <w:left w:type="dxa" w:w="90"/>
+              <w:bottom w:type="dxa" w:w="70"/>
+              <w:right w:type="dxa" w:w="90"/>
+            </w:tcMar>
+          </w:tcPr>
+          <w:p>
+            <w:pPr>
+              <w:spacing w:after="0" w:line="250" w:lineRule="exact"/>
+            </w:pPr>
+            <w:r>
+              <w:rPr>
+                <w:rFonts w:ascii="游ゴシック" w:cs="游ゴシック" w:eastAsia="游ゴシック" w:hAnsi="游ゴシック"/>
+                <w:b w:val="false"/>
+                <w:bCs w:val="false"/>
+                <w:color w:val="000000"/>
+                <w:sz w:val="17"/>
+                <w:szCs w:val="17"/>
+              </w:rPr>
+              <w:t xml:space="preserve">13</w:t>
+            </w:r>
+          </w:p>
+        </w:tc>
+        <w:tc>
+          <w:tcPr>
+            <w:tcW w:type="dxa" w:w="4118"/>
+            <w:shd w:fill="FFFFFF" w:val="clear"/>
+            <w:tcMar>
+              <w:top w:type="dxa" w:w="70"/>
+              <w:left w:type="dxa" w:w="90"/>
+              <w:bottom w:type="dxa" w:w="70"/>
+              <w:right w:type="dxa" w:w="90"/>
+            </w:tcMar>
+          </w:tcPr>
+          <w:p>
+            <w:pPr>
+              <w:spacing w:after="0" w:line="250" w:lineRule="exact"/>
+            </w:pPr>
+            <w:r>
+              <w:rPr>
+                <w:rFonts w:ascii="游ゴシック" w:cs="游ゴシック" w:eastAsia="游ゴシック" w:hAnsi="游ゴシック"/>
+                <w:b w:val="false"/>
+                <w:bCs w:val="false"/>
+                <w:color w:val="000000"/>
+                <w:sz w:val="17"/>
+                <w:szCs w:val="17"/>
+              </w:rPr>
+              <w:t xml:space="preserve">介護保険法第117条第2項各号・第3項各号および基本指針の記載事項の条項番号の照合</w:t>
+            </w:r>
+          </w:p>
+        </w:tc>
+        <w:tc>
+          <w:tcPr>
+            <w:tcW w:type="dxa" w:w="4868"/>
+            <w:shd w:fill="FFFFFF" w:val="clear"/>
+            <w:tcMar>
+              <w:top w:type="dxa" w:w="70"/>
+              <w:left w:type="dxa" w:w="90"/>
+              <w:bottom w:type="dxa" w:w="70"/>
+              <w:right w:type="dxa" w:w="90"/>
+            </w:tcMar>
+          </w:tcPr>
+          <w:p>
+            <w:pPr>
+              <w:spacing w:after="0" w:line="250" w:lineRule="exact"/>
+            </w:pPr>
+            <w:r>
+              <w:rPr>
+                <w:rFonts w:ascii="游ゴシック" w:cs="游ゴシック" w:eastAsia="游ゴシック" w:hAnsi="游ゴシック"/>
+                <w:b w:val="false"/>
+                <w:bCs w:val="false"/>
+                <w:color w:val="000000"/>
+                <w:sz w:val="17"/>
+                <w:szCs w:val="17"/>
+              </w:rPr>
+              <w:t xml:space="preserve">新旧対照条文（令和8年法律第51号）を受領済みであり、条項番号は当方が確定できる</w:t>
+            </w:r>
+          </w:p>
+        </w:tc>
+      </w:tr>
+      <w:tr>
+        <w:trPr>
+          <w:cantSplit/>
+          <w:trHeight w:val="700" w:hRule="atLeast"/>
+        </w:trPr>
+        <w:tc>
+          <w:tcPr>
+            <w:tcW w:type="dxa" w:w="374"/>
+            <w:shd w:fill="FFFFFF" w:val="clear"/>
+            <w:tcMar>
+              <w:top w:type="dxa" w:w="70"/>
+              <w:left w:type="dxa" w:w="90"/>
+              <w:bottom w:type="dxa" w:w="70"/>
+              <w:right w:type="dxa" w:w="90"/>
+            </w:tcMar>
+          </w:tcPr>
+          <w:p>
+            <w:pPr>
+              <w:spacing w:after="0" w:line="250" w:lineRule="exact"/>
+            </w:pPr>
+            <w:r>
+              <w:rPr>
+                <w:rFonts w:ascii="游ゴシック" w:cs="游ゴシック" w:eastAsia="游ゴシック" w:hAnsi="游ゴシック"/>
+                <w:b w:val="false"/>
+                <w:bCs w:val="false"/>
+                <w:color w:val="000000"/>
+                <w:sz w:val="17"/>
+                <w:szCs w:val="17"/>
+              </w:rPr>
+              <w:t xml:space="preserve">14</w:t>
+            </w:r>
+          </w:p>
+        </w:tc>
+        <w:tc>
+          <w:tcPr>
+            <w:tcW w:type="dxa" w:w="4118"/>
+            <w:shd w:fill="FFFFFF" w:val="clear"/>
+            <w:tcMar>
+              <w:top w:type="dxa" w:w="70"/>
+              <w:left w:type="dxa" w:w="90"/>
+              <w:bottom w:type="dxa" w:w="70"/>
+              <w:right w:type="dxa" w:w="90"/>
+            </w:tcMar>
+          </w:tcPr>
+          <w:p>
+            <w:pPr>
+              <w:spacing w:after="0" w:line="250" w:lineRule="exact"/>
+            </w:pPr>
+            <w:r>
+              <w:rPr>
+                <w:rFonts w:ascii="游ゴシック" w:cs="游ゴシック" w:eastAsia="游ゴシック" w:hAnsi="游ゴシック"/>
+                <w:b w:val="false"/>
+                <w:bCs w:val="false"/>
+                <w:color w:val="000000"/>
+                <w:sz w:val="17"/>
+                <w:szCs w:val="17"/>
+              </w:rPr>
+              <w:t xml:space="preserve">令和2年（2020年）の年齢3区分の計が総人口に1人足りない理由（国勢調査の年齢不詳か入力の誤りか）</w:t>
+            </w:r>
+          </w:p>
+        </w:tc>
+        <w:tc>
+          <w:tcPr>
+            <w:tcW w:type="dxa" w:w="4868"/>
+            <w:shd w:fill="FFFFFF" w:val="clear"/>
+            <w:tcMar>
+              <w:top w:type="dxa" w:w="70"/>
+              <w:left w:type="dxa" w:w="90"/>
+              <w:bottom w:type="dxa" w:w="70"/>
+              <w:right w:type="dxa" w:w="90"/>
+            </w:tcMar>
+          </w:tcPr>
+          <w:p>
+            <w:pPr>
+              <w:spacing w:after="0" w:line="250" w:lineRule="exact"/>
+            </w:pPr>
+            <w:r>
+              <w:rPr>
+                <w:rFonts w:ascii="游ゴシック" w:cs="游ゴシック" w:eastAsia="游ゴシック" w:hAnsi="游ゴシック"/>
+                <w:b w:val="false"/>
+                <w:bCs w:val="false"/>
+                <w:color w:val="000000"/>
+                <w:sz w:val="17"/>
+                <w:szCs w:val="17"/>
+              </w:rPr>
+              <w:t xml:space="preserve">国勢調査の年齢不詳の扱いである。当方が原表で確かめる</w:t>
+            </w:r>
+          </w:p>
+        </w:tc>
+      </w:tr>
+      <w:tr>
+        <w:trPr>
+          <w:cantSplit/>
+          <w:trHeight w:val="700" w:hRule="atLeast"/>
+        </w:trPr>
+        <w:tc>
+          <w:tcPr>
+            <w:tcW w:type="dxa" w:w="374"/>
+            <w:shd w:fill="FFFFFF" w:val="clear"/>
+            <w:tcMar>
+              <w:top w:type="dxa" w:w="70"/>
+              <w:left w:type="dxa" w:w="90"/>
+              <w:bottom w:type="dxa" w:w="70"/>
+              <w:right w:type="dxa" w:w="90"/>
+            </w:tcMar>
+          </w:tcPr>
+          <w:p>
+            <w:pPr>
+              <w:spacing w:after="0" w:line="250" w:lineRule="exact"/>
+            </w:pPr>
+            <w:r>
+              <w:rPr>
+                <w:rFonts w:ascii="游ゴシック" w:cs="游ゴシック" w:eastAsia="游ゴシック" w:hAnsi="游ゴシック"/>
+                <w:b w:val="false"/>
+                <w:bCs w:val="false"/>
+                <w:color w:val="000000"/>
+                <w:sz w:val="17"/>
+                <w:szCs w:val="17"/>
+              </w:rPr>
+              <w:t xml:space="preserve">15</w:t>
+            </w:r>
+          </w:p>
+        </w:tc>
+        <w:tc>
+          <w:tcPr>
+            <w:tcW w:type="dxa" w:w="4118"/>
+            <w:shd w:fill="FFFFFF" w:val="clear"/>
+            <w:tcMar>
+              <w:top w:type="dxa" w:w="70"/>
+              <w:left w:type="dxa" w:w="90"/>
+              <w:bottom w:type="dxa" w:w="70"/>
+              <w:right w:type="dxa" w:w="90"/>
+            </w:tcMar>
+          </w:tcPr>
+          <w:p>
+            <w:pPr>
+              <w:spacing w:after="0" w:line="250" w:lineRule="exact"/>
+            </w:pPr>
+            <w:r>
+              <w:rPr>
+                <w:rFonts w:ascii="游ゴシック" w:cs="游ゴシック" w:eastAsia="游ゴシック" w:hAnsi="游ゴシック"/>
+                <w:b w:val="false"/>
+                <w:bCs w:val="false"/>
+                <w:color w:val="000000"/>
+                <w:sz w:val="17"/>
+                <w:szCs w:val="17"/>
+              </w:rPr>
+              <w:t xml:space="preserve">令和9年4月の介護報酬改定率が示された後の単価の扱い</w:t>
+            </w:r>
+          </w:p>
+        </w:tc>
+        <w:tc>
+          <w:tcPr>
+            <w:tcW w:type="dxa" w:w="4868"/>
+            <w:shd w:fill="FFFFFF" w:val="clear"/>
+            <w:tcMar>
+              <w:top w:type="dxa" w:w="70"/>
+              <w:left w:type="dxa" w:w="90"/>
+              <w:bottom w:type="dxa" w:w="70"/>
+              <w:right w:type="dxa" w:w="90"/>
+            </w:tcMar>
+          </w:tcPr>
+          <w:p>
+            <w:pPr>
+              <w:spacing w:after="0" w:line="250" w:lineRule="exact"/>
+            </w:pPr>
+            <w:r>
+              <w:rPr>
+                <w:rFonts w:ascii="游ゴシック" w:cs="游ゴシック" w:eastAsia="游ゴシック" w:hAnsi="游ゴシック"/>
+                <w:b w:val="false"/>
+                <w:bCs w:val="false"/>
+                <w:color w:val="000000"/>
+                <w:sz w:val="17"/>
+                <w:szCs w:val="17"/>
+              </w:rPr>
+              <w:t xml:space="preserve">改定率は告示で公表される。告示後に当方が単価を補正する</w:t>
+            </w:r>
+          </w:p>
+        </w:tc>
+      </w:tr>
+      <w:tr>
+        <w:trPr>
+          <w:cantSplit/>
+          <w:trHeight w:val="700" w:hRule="atLeast"/>
+        </w:trPr>
+        <w:tc>
+          <w:tcPr>
+            <w:tcW w:type="dxa" w:w="374"/>
+            <w:shd w:fill="FFFFFF" w:val="clear"/>
+            <w:tcMar>
+              <w:top w:type="dxa" w:w="70"/>
+              <w:left w:type="dxa" w:w="90"/>
+              <w:bottom w:type="dxa" w:w="70"/>
+              <w:right w:type="dxa" w:w="90"/>
+            </w:tcMar>
+          </w:tcPr>
+          <w:p>
+            <w:pPr>
+              <w:spacing w:after="0" w:line="250" w:lineRule="exact"/>
+            </w:pPr>
+            <w:r>
+              <w:rPr>
+                <w:rFonts w:ascii="游ゴシック" w:cs="游ゴシック" w:eastAsia="游ゴシック" w:hAnsi="游ゴシック"/>
+                <w:b w:val="false"/>
+                <w:bCs w:val="false"/>
+                <w:color w:val="000000"/>
+                <w:sz w:val="17"/>
+                <w:szCs w:val="17"/>
+              </w:rPr>
+              <w:t xml:space="preserve">16</w:t>
+            </w:r>
+          </w:p>
+        </w:tc>
+        <w:tc>
+          <w:tcPr>
+            <w:tcW w:type="dxa" w:w="4118"/>
+            <w:shd w:fill="FFFFFF" w:val="clear"/>
+            <w:tcMar>
+              <w:top w:type="dxa" w:w="70"/>
+              <w:left w:type="dxa" w:w="90"/>
+              <w:bottom w:type="dxa" w:w="70"/>
+              <w:right w:type="dxa" w:w="90"/>
+            </w:tcMar>
+          </w:tcPr>
+          <w:p>
+            <w:pPr>
+              <w:spacing w:after="0" w:line="250" w:lineRule="exact"/>
+            </w:pPr>
+            <w:r>
+              <w:rPr>
+                <w:rFonts w:ascii="游ゴシック" w:cs="游ゴシック" w:eastAsia="游ゴシック" w:hAnsi="游ゴシック"/>
+                <w:b w:val="false"/>
+                <w:bCs w:val="false"/>
+                <w:color w:val="000000"/>
+                <w:sz w:val="17"/>
+                <w:szCs w:val="17"/>
+              </w:rPr>
+              <w:t xml:space="preserve">図2-9の平成29年度の1人1月あたり費用額（25,039円）の出所</w:t>
+            </w:r>
+          </w:p>
+        </w:tc>
+        <w:tc>
+          <w:tcPr>
+            <w:tcW w:type="dxa" w:w="4868"/>
+            <w:shd w:fill="FFFFFF" w:val="clear"/>
+            <w:tcMar>
+              <w:top w:type="dxa" w:w="70"/>
+              <w:left w:type="dxa" w:w="90"/>
+              <w:bottom w:type="dxa" w:w="70"/>
+              <w:right w:type="dxa" w:w="90"/>
+            </w:tcMar>
+          </w:tcPr>
+          <w:p>
+            <w:pPr>
+              <w:spacing w:after="0" w:line="250" w:lineRule="exact"/>
+            </w:pPr>
+            <w:r>
+              <w:rPr>
+                <w:rFonts w:ascii="游ゴシック" w:cs="游ゴシック" w:eastAsia="游ゴシック" w:hAnsi="游ゴシック"/>
+                <w:b w:val="false"/>
+                <w:bCs w:val="false"/>
+                <w:color w:val="000000"/>
+                <w:sz w:val="17"/>
+                <w:szCs w:val="17"/>
+              </w:rPr>
+              <w:t xml:space="preserve">当方が組んだ図の出所である。算定の根拠の綴りで示す</w:t>
+            </w:r>
+          </w:p>
+        </w:tc>
+      </w:tr>
+      <w:tr>
+        <w:trPr>
+          <w:cantSplit/>
+          <w:trHeight w:val="700" w:hRule="atLeast"/>
+        </w:trPr>
+        <w:tc>
+          <w:tcPr>
+            <w:tcW w:type="dxa" w:w="374"/>
+            <w:shd w:fill="FFFFFF" w:val="clear"/>
+            <w:tcMar>
+              <w:top w:type="dxa" w:w="70"/>
+              <w:left w:type="dxa" w:w="90"/>
+              <w:bottom w:type="dxa" w:w="70"/>
+              <w:right w:type="dxa" w:w="90"/>
+            </w:tcMar>
+          </w:tcPr>
+          <w:p>
+            <w:pPr>
+              <w:spacing w:after="0" w:line="250" w:lineRule="exact"/>
+            </w:pPr>
+            <w:r>
+              <w:rPr>
+                <w:rFonts w:ascii="游ゴシック" w:cs="游ゴシック" w:eastAsia="游ゴシック" w:hAnsi="游ゴシック"/>
+                <w:b w:val="false"/>
+                <w:bCs w:val="false"/>
+                <w:color w:val="000000"/>
+                <w:sz w:val="17"/>
+                <w:szCs w:val="17"/>
+              </w:rPr>
+              <w:t xml:space="preserve">17</w:t>
+            </w:r>
+          </w:p>
+        </w:tc>
+        <w:tc>
+          <w:tcPr>
+            <w:tcW w:type="dxa" w:w="4118"/>
+            <w:shd w:fill="FFFFFF" w:val="clear"/>
+            <w:tcMar>
+              <w:top w:type="dxa" w:w="70"/>
+              <w:left w:type="dxa" w:w="90"/>
+              <w:bottom w:type="dxa" w:w="70"/>
+              <w:right w:type="dxa" w:w="90"/>
+            </w:tcMar>
+          </w:tcPr>
+          <w:p>
+            <w:pPr>
+              <w:spacing w:after="0" w:line="250" w:lineRule="exact"/>
+            </w:pPr>
+            <w:r>
+              <w:rPr>
+                <w:rFonts w:ascii="游ゴシック" w:cs="游ゴシック" w:eastAsia="游ゴシック" w:hAnsi="游ゴシック"/>
+                <w:b w:val="false"/>
+                <w:bCs w:val="false"/>
+                <w:color w:val="000000"/>
+                <w:sz w:val="17"/>
+                <w:szCs w:val="17"/>
+              </w:rPr>
+              <w:t xml:space="preserve">村内の居宅介護支援事業所は1か所か2か所か</w:t>
+            </w:r>
+          </w:p>
+        </w:tc>
+        <w:tc>
+          <w:tcPr>
+            <w:tcW w:type="dxa" w:w="4868"/>
+            <w:shd w:fill="FFFFFF" w:val="clear"/>
+            <w:tcMar>
+              <w:top w:type="dxa" w:w="70"/>
+              <w:left w:type="dxa" w:w="90"/>
+              <w:bottom w:type="dxa" w:w="70"/>
+              <w:right w:type="dxa" w:w="90"/>
+            </w:tcMar>
+          </w:tcPr>
+          <w:p>
+            <w:pPr>
+              <w:spacing w:after="0" w:line="250" w:lineRule="exact"/>
+            </w:pPr>
+            <w:r>
+              <w:rPr>
+                <w:rFonts w:ascii="游ゴシック" w:cs="游ゴシック" w:eastAsia="游ゴシック" w:hAnsi="游ゴシック"/>
+                <w:b w:val="false"/>
+                <w:bCs w:val="false"/>
+                <w:color w:val="000000"/>
+                <w:sz w:val="17"/>
+                <w:szCs w:val="17"/>
+              </w:rPr>
+              <w:t xml:space="preserve">介護サービス情報公表システムで事業所の指定の状況を当方が確かめる</w:t>
+            </w:r>
+          </w:p>
+        </w:tc>
+      </w:tr>
+      <w:tr>
+        <w:trPr>
+          <w:cantSplit/>
+          <w:trHeight w:val="700" w:hRule="atLeast"/>
+        </w:trPr>
+        <w:tc>
+          <w:tcPr>
+            <w:tcW w:type="dxa" w:w="374"/>
+            <w:shd w:fill="FFFFFF" w:val="clear"/>
+            <w:tcMar>
+              <w:top w:type="dxa" w:w="70"/>
+              <w:left w:type="dxa" w:w="90"/>
+              <w:bottom w:type="dxa" w:w="70"/>
+              <w:right w:type="dxa" w:w="90"/>
+            </w:tcMar>
+          </w:tcPr>
+          <w:p>
+            <w:pPr>
+              <w:spacing w:after="0" w:line="250" w:lineRule="exact"/>
+            </w:pPr>
+            <w:r>
+              <w:rPr>
+                <w:rFonts w:ascii="游ゴシック" w:cs="游ゴシック" w:eastAsia="游ゴシック" w:hAnsi="游ゴシック"/>
+                <w:b w:val="false"/>
+                <w:bCs w:val="false"/>
+                <w:color w:val="000000"/>
+                <w:sz w:val="17"/>
+                <w:szCs w:val="17"/>
+              </w:rPr>
+              <w:t xml:space="preserve">18</w:t>
+            </w:r>
+          </w:p>
+        </w:tc>
+        <w:tc>
+          <w:tcPr>
+            <w:tcW w:type="dxa" w:w="4118"/>
+            <w:shd w:fill="FFFFFF" w:val="clear"/>
+            <w:tcMar>
+              <w:top w:type="dxa" w:w="70"/>
+              <w:left w:type="dxa" w:w="90"/>
+              <w:bottom w:type="dxa" w:w="70"/>
+              <w:right w:type="dxa" w:w="90"/>
+            </w:tcMar>
+          </w:tcPr>
+          <w:p>
+            <w:pPr>
+              <w:spacing w:after="0" w:line="250" w:lineRule="exact"/>
+            </w:pPr>
+            <w:r>
+              <w:rPr>
+                <w:rFonts w:ascii="游ゴシック" w:cs="游ゴシック" w:eastAsia="游ゴシック" w:hAnsi="游ゴシック"/>
+                <w:b w:val="false"/>
+                <w:bCs w:val="false"/>
+                <w:color w:val="000000"/>
+                <w:sz w:val="17"/>
+                <w:szCs w:val="17"/>
+              </w:rPr>
+              <w:t xml:space="preserve">要介護2の3区分の利用率の合計が101.5%となること</w:t>
+            </w:r>
+          </w:p>
+        </w:tc>
+        <w:tc>
+          <w:tcPr>
+            <w:tcW w:type="dxa" w:w="4868"/>
+            <w:shd w:fill="FFFFFF" w:val="clear"/>
+            <w:tcMar>
+              <w:top w:type="dxa" w:w="70"/>
+              <w:left w:type="dxa" w:w="90"/>
+              <w:bottom w:type="dxa" w:w="70"/>
+              <w:right w:type="dxa" w:w="90"/>
+            </w:tcMar>
+          </w:tcPr>
+          <w:p>
+            <w:pPr>
+              <w:spacing w:after="0" w:line="250" w:lineRule="exact"/>
+            </w:pPr>
+            <w:r>
+              <w:rPr>
+                <w:rFonts w:ascii="游ゴシック" w:cs="游ゴシック" w:eastAsia="游ゴシック" w:hAnsi="游ゴシック"/>
+                <w:b w:val="false"/>
+                <w:bCs w:val="false"/>
+                <w:color w:val="000000"/>
+                <w:sz w:val="17"/>
+                <w:szCs w:val="17"/>
+              </w:rPr>
+              <w:t xml:space="preserve">当方の算定の端数処理の問題である。当方で整える</w:t>
+            </w:r>
+          </w:p>
+        </w:tc>
+      </w:tr>
+      <w:tr>
+        <w:trPr>
+          <w:cantSplit/>
+          <w:trHeight w:val="700" w:hRule="atLeast"/>
+        </w:trPr>
+        <w:tc>
+          <w:tcPr>
+            <w:tcW w:type="dxa" w:w="374"/>
+            <w:shd w:fill="FFFFFF" w:val="clear"/>
+            <w:tcMar>
+              <w:top w:type="dxa" w:w="70"/>
+              <w:left w:type="dxa" w:w="90"/>
+              <w:bottom w:type="dxa" w:w="70"/>
+              <w:right w:type="dxa" w:w="90"/>
+            </w:tcMar>
+          </w:tcPr>
+          <w:p>
+            <w:pPr>
+              <w:spacing w:after="0" w:line="250" w:lineRule="exact"/>
+            </w:pPr>
+            <w:r>
+              <w:rPr>
+                <w:rFonts w:ascii="游ゴシック" w:cs="游ゴシック" w:eastAsia="游ゴシック" w:hAnsi="游ゴシック"/>
+                <w:b w:val="false"/>
+                <w:bCs w:val="false"/>
+                <w:color w:val="000000"/>
+                <w:sz w:val="17"/>
+                <w:szCs w:val="17"/>
+              </w:rPr>
+              <w:t xml:space="preserve">19</w:t>
+            </w:r>
+          </w:p>
+        </w:tc>
+        <w:tc>
+          <w:tcPr>
+            <w:tcW w:type="dxa" w:w="4118"/>
+            <w:shd w:fill="FFFFFF" w:val="clear"/>
+            <w:tcMar>
+              <w:top w:type="dxa" w:w="70"/>
+              <w:left w:type="dxa" w:w="90"/>
+              <w:bottom w:type="dxa" w:w="70"/>
+              <w:right w:type="dxa" w:w="90"/>
+            </w:tcMar>
+          </w:tcPr>
+          <w:p>
+            <w:pPr>
+              <w:spacing w:after="0" w:line="250" w:lineRule="exact"/>
+            </w:pPr>
+            <w:r>
+              <w:rPr>
+                <w:rFonts w:ascii="游ゴシック" w:cs="游ゴシック" w:eastAsia="游ゴシック" w:hAnsi="游ゴシック"/>
+                <w:b w:val="false"/>
+                <w:bCs w:val="false"/>
+                <w:color w:val="000000"/>
+                <w:sz w:val="17"/>
+                <w:szCs w:val="17"/>
+              </w:rPr>
+              <w:t xml:space="preserve">認定率の分母をB1（第1号被保険者数）に統一することの可否</w:t>
+            </w:r>
+          </w:p>
+        </w:tc>
+        <w:tc>
+          <w:tcPr>
+            <w:tcW w:type="dxa" w:w="4868"/>
+            <w:shd w:fill="FFFFFF" w:val="clear"/>
+            <w:tcMar>
+              <w:top w:type="dxa" w:w="70"/>
+              <w:left w:type="dxa" w:w="90"/>
+              <w:bottom w:type="dxa" w:w="70"/>
+              <w:right w:type="dxa" w:w="90"/>
+            </w:tcMar>
+          </w:tcPr>
+          <w:p>
+            <w:pPr>
+              <w:spacing w:after="0" w:line="250" w:lineRule="exact"/>
+            </w:pPr>
+            <w:r>
+              <w:rPr>
+                <w:rFonts w:ascii="游ゴシック" w:cs="游ゴシック" w:eastAsia="游ゴシック" w:hAnsi="游ゴシック"/>
+                <w:b w:val="false"/>
+                <w:bCs w:val="false"/>
+                <w:color w:val="000000"/>
+                <w:sz w:val="17"/>
+                <w:szCs w:val="17"/>
+              </w:rPr>
+              <w:t xml:space="preserve">当方の算定上の分母の取り方である。素案で統一して示す</w:t>
+            </w:r>
+          </w:p>
+        </w:tc>
+      </w:tr>
+      <w:tr>
+        <w:trPr>
+          <w:cantSplit/>
+          <w:trHeight w:val="700" w:hRule="atLeast"/>
+        </w:trPr>
+        <w:tc>
+          <w:tcPr>
+            <w:tcW w:type="dxa" w:w="374"/>
+            <w:shd w:fill="FFFFFF" w:val="clear"/>
+            <w:tcMar>
+              <w:top w:type="dxa" w:w="70"/>
+              <w:left w:type="dxa" w:w="90"/>
+              <w:bottom w:type="dxa" w:w="70"/>
+              <w:right w:type="dxa" w:w="90"/>
+            </w:tcMar>
+          </w:tcPr>
+          <w:p>
+            <w:pPr>
+              <w:spacing w:after="0" w:line="250" w:lineRule="exact"/>
+            </w:pPr>
+            <w:r>
+              <w:rPr>
+                <w:rFonts w:ascii="游ゴシック" w:cs="游ゴシック" w:eastAsia="游ゴシック" w:hAnsi="游ゴシック"/>
+                <w:b w:val="false"/>
+                <w:bCs w:val="false"/>
+                <w:color w:val="000000"/>
+                <w:sz w:val="17"/>
+                <w:szCs w:val="17"/>
+              </w:rPr>
+              <w:t xml:space="preserve">20</w:t>
+            </w:r>
+          </w:p>
+        </w:tc>
+        <w:tc>
+          <w:tcPr>
+            <w:tcW w:type="dxa" w:w="4118"/>
+            <w:shd w:fill="FFFFFF" w:val="clear"/>
+            <w:tcMar>
+              <w:top w:type="dxa" w:w="70"/>
+              <w:left w:type="dxa" w:w="90"/>
+              <w:bottom w:type="dxa" w:w="70"/>
+              <w:right w:type="dxa" w:w="90"/>
+            </w:tcMar>
+          </w:tcPr>
+          <w:p>
+            <w:pPr>
+              <w:spacing w:after="0" w:line="250" w:lineRule="exact"/>
+            </w:pPr>
+            <w:r>
+              <w:rPr>
+                <w:rFonts w:ascii="游ゴシック" w:cs="游ゴシック" w:eastAsia="游ゴシック" w:hAnsi="游ゴシック"/>
+                <w:b w:val="false"/>
+                <w:bCs w:val="false"/>
+                <w:color w:val="000000"/>
+                <w:sz w:val="17"/>
+                <w:szCs w:val="17"/>
+              </w:rPr>
+              <w:t xml:space="preserve">認知症高齢者自立度（B7）の認定者数合計が認定者数（B4-a）と一致しない</w:t>
+            </w:r>
+          </w:p>
+        </w:tc>
+        <w:tc>
+          <w:tcPr>
+            <w:tcW w:type="dxa" w:w="4868"/>
+            <w:shd w:fill="FFFFFF" w:val="clear"/>
+            <w:tcMar>
+              <w:top w:type="dxa" w:w="70"/>
+              <w:left w:type="dxa" w:w="90"/>
+              <w:bottom w:type="dxa" w:w="70"/>
+              <w:right w:type="dxa" w:w="90"/>
+            </w:tcMar>
+          </w:tcPr>
+          <w:p>
+            <w:pPr>
+              <w:spacing w:after="0" w:line="250" w:lineRule="exact"/>
+            </w:pPr>
+            <w:r>
+              <w:rPr>
+                <w:rFonts w:ascii="游ゴシック" w:cs="游ゴシック" w:eastAsia="游ゴシック" w:hAnsi="游ゴシック"/>
+                <w:b w:val="false"/>
+                <w:bCs w:val="false"/>
+                <w:color w:val="000000"/>
+                <w:sz w:val="17"/>
+                <w:szCs w:val="17"/>
+              </w:rPr>
+              <w:t xml:space="preserve">見える化システムのB7とB4-aの定義の差である。当方が指標の説明で確かめる</w:t>
+            </w:r>
+          </w:p>
+        </w:tc>
+      </w:tr>
+      <w:tr>
+        <w:trPr>
+          <w:cantSplit/>
+          <w:trHeight w:val="700" w:hRule="atLeast"/>
+        </w:trPr>
+        <w:tc>
+          <w:tcPr>
+            <w:tcW w:type="dxa" w:w="374"/>
+            <w:shd w:fill="FFFFFF" w:val="clear"/>
+            <w:tcMar>
+              <w:top w:type="dxa" w:w="70"/>
+              <w:left w:type="dxa" w:w="90"/>
+              <w:bottom w:type="dxa" w:w="70"/>
+              <w:right w:type="dxa" w:w="90"/>
+            </w:tcMar>
+          </w:tcPr>
+          <w:p>
+            <w:pPr>
+              <w:spacing w:after="0" w:line="250" w:lineRule="exact"/>
+            </w:pPr>
+            <w:r>
+              <w:rPr>
+                <w:rFonts w:ascii="游ゴシック" w:cs="游ゴシック" w:eastAsia="游ゴシック" w:hAnsi="游ゴシック"/>
+                <w:b w:val="false"/>
+                <w:bCs w:val="false"/>
+                <w:color w:val="000000"/>
+                <w:sz w:val="17"/>
+                <w:szCs w:val="17"/>
+              </w:rPr>
+              <w:t xml:space="preserve">21</w:t>
+            </w:r>
+          </w:p>
+        </w:tc>
+        <w:tc>
+          <w:tcPr>
+            <w:tcW w:type="dxa" w:w="4118"/>
+            <w:shd w:fill="FFFFFF" w:val="clear"/>
+            <w:tcMar>
+              <w:top w:type="dxa" w:w="70"/>
+              <w:left w:type="dxa" w:w="90"/>
+              <w:bottom w:type="dxa" w:w="70"/>
+              <w:right w:type="dxa" w:w="90"/>
+            </w:tcMar>
+          </w:tcPr>
+          <w:p>
+            <w:pPr>
+              <w:spacing w:after="0" w:line="250" w:lineRule="exact"/>
+            </w:pPr>
+            <w:r>
+              <w:rPr>
+                <w:rFonts w:ascii="游ゴシック" w:cs="游ゴシック" w:eastAsia="游ゴシック" w:hAnsi="游ゴシック"/>
+                <w:b w:val="false"/>
+                <w:bCs w:val="false"/>
+                <w:color w:val="000000"/>
+                <w:sz w:val="17"/>
+                <w:szCs w:val="17"/>
+              </w:rPr>
+              <w:t xml:space="preserve">死亡場所別の死亡数（人口動態統計の市町村別の公表の粒度）</w:t>
+            </w:r>
+          </w:p>
+        </w:tc>
+        <w:tc>
+          <w:tcPr>
+            <w:tcW w:type="dxa" w:w="4868"/>
+            <w:shd w:fill="FFFFFF" w:val="clear"/>
+            <w:tcMar>
+              <w:top w:type="dxa" w:w="70"/>
+              <w:left w:type="dxa" w:w="90"/>
+              <w:bottom w:type="dxa" w:w="70"/>
+              <w:right w:type="dxa" w:w="90"/>
+            </w:tcMar>
+          </w:tcPr>
+          <w:p>
+            <w:pPr>
+              <w:spacing w:after="0" w:line="250" w:lineRule="exact"/>
+            </w:pPr>
+            <w:r>
+              <w:rPr>
+                <w:rFonts w:ascii="游ゴシック" w:cs="游ゴシック" w:eastAsia="游ゴシック" w:hAnsi="游ゴシック"/>
+                <w:b w:val="false"/>
+                <w:bCs w:val="false"/>
+                <w:color w:val="000000"/>
+                <w:sz w:val="17"/>
+                <w:szCs w:val="17"/>
+              </w:rPr>
+              <w:t xml:space="preserve">人口動態統計の市町村別の公表の粒度は当方が確かめられる</w:t>
+            </w:r>
+          </w:p>
+        </w:tc>
+      </w:tr>
+    </w:tbl>
+    <w:p>
+      <w:pPr>
+        <w:spacing w:after="200" w:line="300" w:lineRule="exact"/>
+      </w:pPr>
+      <w:r>
+        <w:rPr>
+          <w:rFonts w:ascii="游明朝" w:cs="游明朝" w:eastAsia="游明朝" w:hAnsi="游明朝"/>
+          <w:sz w:val="21"/>
+          <w:szCs w:val="21"/>
+        </w:rPr>
+        <w:t xml:space="preserve"/>
+      </w:r>
+    </w:p>
     <w:p>
       <w:r>
         <w:br w:type="page"/>

--- a/output/13-3_北塩原村第10期_照会票_束3_交付金の得点と給付適正化.docx
+++ b/output/13-3_北塩原村第10期_照会票_束3_交付金の得点と給付適正化.docx
@@ -4693,7 +4693,7 @@
           <w:sz w:val="26"/>
           <w:szCs w:val="26"/>
         </w:rPr>
-        <w:t xml:space="preserve">参考　当方で進める事項（21件）　―　ご回答は不要です</w:t>
+        <w:t xml:space="preserve">参考　当方で進める事項（10件）　―　ご回答は不要です</w:t>
       </w:r>
     </w:p>
     <w:p>
@@ -4877,7 +4877,7 @@
                 <w:sz w:val="17"/>
                 <w:szCs w:val="17"/>
               </w:rPr>
-              <w:t xml:space="preserve">令和8年法律第51号により介護保険法第117条に加わった記載事項の第10期計画への適用</w:t>
+              <w:t xml:space="preserve">ICF分析は標準設問のみで完結することの確認</w:t>
             </w:r>
           </w:p>
         </w:tc>
@@ -4905,7 +4905,7 @@
                 <w:sz w:val="17"/>
                 <w:szCs w:val="17"/>
               </w:rPr>
-              <w:t xml:space="preserve">法律案要綱・新旧対照条文・課長会議資料を受領済みであり、当方が確定した（doc92〜94）</w:t>
+              <w:t xml:space="preserve">当方の分析の設計である。標準設問の範囲で完結させる</w:t>
             </w:r>
           </w:p>
         </w:tc>
@@ -4967,7 +4967,7 @@
                 <w:sz w:val="17"/>
                 <w:szCs w:val="17"/>
               </w:rPr>
-              <w:t xml:space="preserve">ICF分析は標準設問のみで完結することの確認</w:t>
+              <w:t xml:space="preserve">リスク判定10種の該当基準（見える化システムの算出方法との突合）</w:t>
             </w:r>
           </w:p>
         </w:tc>
@@ -4995,7 +4995,7 @@
                 <w:sz w:val="17"/>
                 <w:szCs w:val="17"/>
               </w:rPr>
-              <w:t xml:space="preserve">当方の分析の設計である。標準設問の範囲で完結させる</w:t>
+              <w:t xml:space="preserve">見える化システムの指標の算出方法は公表されている。当方が突き合わせる</w:t>
             </w:r>
           </w:p>
         </w:tc>
@@ -5057,7 +5057,7 @@
                 <w:sz w:val="17"/>
                 <w:szCs w:val="17"/>
               </w:rPr>
-              <w:t xml:space="preserve">リスク判定10種の該当基準（見える化システムの算出方法との突合）</w:t>
+              <w:t xml:space="preserve">国の推計ワークシートが求める在宅サービス利用率の分母</w:t>
             </w:r>
           </w:p>
         </w:tc>
@@ -5085,7 +5085,7 @@
                 <w:sz w:val="17"/>
                 <w:szCs w:val="17"/>
               </w:rPr>
-              <w:t xml:space="preserve">見える化システムの指標の算出方法は公表されている。当方が突き合わせる</w:t>
+              <w:t xml:space="preserve">国の推計ワークシートの手引きに書かれている。当方が確かめる</w:t>
             </w:r>
           </w:p>
         </w:tc>
@@ -5147,7 +5147,7 @@
                 <w:sz w:val="17"/>
                 <w:szCs w:val="17"/>
               </w:rPr>
-              <w:t xml:space="preserve">国の推計ワークシートが求める在宅サービス利用率の分母</w:t>
+              <w:t xml:space="preserve">在宅介護実態調査の集計設計（要介護度3区分×介護者勤務形態3区分のセル数）</w:t>
             </w:r>
           </w:p>
         </w:tc>
@@ -5175,7 +5175,7 @@
                 <w:sz w:val="17"/>
                 <w:szCs w:val="17"/>
               </w:rPr>
-              <w:t xml:space="preserve">国の推計ワークシートの手引きに書かれている。当方が確かめる</w:t>
+              <w:t xml:space="preserve">当方の集計の設計である。セル数は当方が決め、doc16§6の非表示の基準で運用する</w:t>
             </w:r>
           </w:p>
         </w:tc>
@@ -5237,7 +5237,7 @@
                 <w:sz w:val="17"/>
                 <w:szCs w:val="17"/>
               </w:rPr>
-              <w:t xml:space="preserve">在宅介護実態調査の集計設計（要介護度3区分×介護者勤務形態3区分のセル数）</w:t>
+              <w:t xml:space="preserve">後期高齢者加入割合補正係数（F）の算出方法（当方の復元が国の値と一致しない）</w:t>
             </w:r>
           </w:p>
         </w:tc>
@@ -5265,7 +5265,7 @@
                 <w:sz w:val="17"/>
                 <w:szCs w:val="17"/>
               </w:rPr>
-              <w:t xml:space="preserve">当方の集計の設計である。セル数は当方が決め、doc16§6の非表示の基準で運用する</w:t>
+              <w:t xml:space="preserve">当方の復元の手順の問題である。国の様式と手引きで当方が確かめる</w:t>
             </w:r>
           </w:p>
         </w:tc>
@@ -5327,7 +5327,7 @@
                 <w:sz w:val="17"/>
                 <w:szCs w:val="17"/>
               </w:rPr>
-              <w:t xml:space="preserve">地域支援事業費が国の推計（3か年147,654千円）と当方の算定（119,658千円）で23.4%食い違う</w:t>
+              <w:t xml:space="preserve">本村の介護報酬の地域区分（級地）と、令和9年度の改定における見直しの有無</w:t>
             </w:r>
           </w:p>
         </w:tc>
@@ -5355,7 +5355,7 @@
                 <w:sz w:val="17"/>
                 <w:szCs w:val="17"/>
               </w:rPr>
-              <w:t xml:space="preserve">当方の算定と国の推計の差である。算定の範囲を当方で洗う</w:t>
+              <w:t xml:space="preserve">地域区分は告示で公表されている。当方が確かめる</w:t>
             </w:r>
           </w:p>
         </w:tc>
@@ -5417,7 +5417,7 @@
                 <w:sz w:val="17"/>
                 <w:szCs w:val="17"/>
               </w:rPr>
-              <w:t xml:space="preserve">後期高齢者加入割合補正係数（F）の算出方法（当方の復元が国の値と一致しない）</w:t>
+              <w:t xml:space="preserve">図2-9の平成29年度の1人1月あたり費用額（25,039円）の出所</w:t>
             </w:r>
           </w:p>
         </w:tc>
@@ -5445,7 +5445,7 @@
                 <w:sz w:val="17"/>
                 <w:szCs w:val="17"/>
               </w:rPr>
-              <w:t xml:space="preserve">当方の復元の手順の問題である。国の様式と手引きで当方が確かめる</w:t>
+              <w:t xml:space="preserve">当方が組んだ図の出所である。算定の根拠の綴りで示す</w:t>
             </w:r>
           </w:p>
         </w:tc>
@@ -5507,7 +5507,7 @@
                 <w:sz w:val="17"/>
                 <w:szCs w:val="17"/>
               </w:rPr>
-              <w:t xml:space="preserve">本村の介護報酬の地域区分（級地）と、令和9年度の改定における見直しの有無</w:t>
+              <w:t xml:space="preserve">要介護2の3区分の利用率の合計が101.5%となること</w:t>
             </w:r>
           </w:p>
         </w:tc>
@@ -5535,7 +5535,7 @@
                 <w:sz w:val="17"/>
                 <w:szCs w:val="17"/>
               </w:rPr>
-              <w:t xml:space="preserve">地域区分は告示で公表されている。当方が確かめる</w:t>
+              <w:t xml:space="preserve">当方の算定の端数処理の問題である。当方で整える</w:t>
             </w:r>
           </w:p>
         </w:tc>
@@ -5597,7 +5597,7 @@
                 <w:sz w:val="17"/>
                 <w:szCs w:val="17"/>
               </w:rPr>
-              <w:t xml:space="preserve">第1号被保険者数の前期・後期の内訳が国の様式（3区分）と素案5-2（2区分）で食い違う</w:t>
+              <w:t xml:space="preserve">認知症高齢者自立度（B7）の認定者数合計が認定者数（B4-a）と一致しない</w:t>
             </w:r>
           </w:p>
         </w:tc>
@@ -5625,7 +5625,7 @@
                 <w:sz w:val="17"/>
                 <w:szCs w:val="17"/>
               </w:rPr>
-              <w:t xml:space="preserve">国の推計ワークシートの様式が3区分で持つことが分かっている。当方で素案5-2を揃える</w:t>
+              <w:t xml:space="preserve">見える化システムのB7とB4-aの定義の差である。当方が指標の説明で確かめる</w:t>
             </w:r>
           </w:p>
         </w:tc>
@@ -5660,996 +5660,6 @@
                 <w:szCs w:val="17"/>
               </w:rPr>
               <w:t xml:space="preserve">10</w:t>
-            </w:r>
-          </w:p>
-        </w:tc>
-        <w:tc>
-          <w:tcPr>
-            <w:tcW w:type="dxa" w:w="4118"/>
-            <w:shd w:fill="FFFFFF" w:val="clear"/>
-            <w:tcMar>
-              <w:top w:type="dxa" w:w="70"/>
-              <w:left w:type="dxa" w:w="90"/>
-              <w:bottom w:type="dxa" w:w="70"/>
-              <w:right w:type="dxa" w:w="90"/>
-            </w:tcMar>
-          </w:tcPr>
-          <w:p>
-            <w:pPr>
-              <w:spacing w:after="0" w:line="250" w:lineRule="exact"/>
-            </w:pPr>
-            <w:r>
-              <w:rPr>
-                <w:rFonts w:ascii="游ゴシック" w:cs="游ゴシック" w:eastAsia="游ゴシック" w:hAnsi="游ゴシック"/>
-                <w:b w:val="false"/>
-                <w:bCs w:val="false"/>
-                <w:color w:val="000000"/>
-                <w:sz w:val="17"/>
-                <w:szCs w:val="17"/>
-              </w:rPr>
-              <w:t xml:space="preserve">認定者数が国の推計（3か年計629人）と当方の算定（651人）で3.4%食い違う</w:t>
-            </w:r>
-          </w:p>
-        </w:tc>
-        <w:tc>
-          <w:tcPr>
-            <w:tcW w:type="dxa" w:w="4868"/>
-            <w:shd w:fill="FFFFFF" w:val="clear"/>
-            <w:tcMar>
-              <w:top w:type="dxa" w:w="70"/>
-              <w:left w:type="dxa" w:w="90"/>
-              <w:bottom w:type="dxa" w:w="70"/>
-              <w:right w:type="dxa" w:w="90"/>
-            </w:tcMar>
-          </w:tcPr>
-          <w:p>
-            <w:pPr>
-              <w:spacing w:after="0" w:line="250" w:lineRule="exact"/>
-            </w:pPr>
-            <w:r>
-              <w:rPr>
-                <w:rFonts w:ascii="游ゴシック" w:cs="游ゴシック" w:eastAsia="游ゴシック" w:hAnsi="游ゴシック"/>
-                <w:b w:val="false"/>
-                <w:bCs w:val="false"/>
-                <w:color w:val="000000"/>
-                <w:sz w:val="17"/>
-                <w:szCs w:val="17"/>
-              </w:rPr>
-              <w:t xml:space="preserve">当方の算定と国の推計の差である。算定の過程を当方で洗う</w:t>
-            </w:r>
-          </w:p>
-        </w:tc>
-      </w:tr>
-      <w:tr>
-        <w:trPr>
-          <w:cantSplit/>
-          <w:trHeight w:val="700" w:hRule="atLeast"/>
-        </w:trPr>
-        <w:tc>
-          <w:tcPr>
-            <w:tcW w:type="dxa" w:w="374"/>
-            <w:shd w:fill="FFFFFF" w:val="clear"/>
-            <w:tcMar>
-              <w:top w:type="dxa" w:w="70"/>
-              <w:left w:type="dxa" w:w="90"/>
-              <w:bottom w:type="dxa" w:w="70"/>
-              <w:right w:type="dxa" w:w="90"/>
-            </w:tcMar>
-          </w:tcPr>
-          <w:p>
-            <w:pPr>
-              <w:spacing w:after="0" w:line="250" w:lineRule="exact"/>
-            </w:pPr>
-            <w:r>
-              <w:rPr>
-                <w:rFonts w:ascii="游ゴシック" w:cs="游ゴシック" w:eastAsia="游ゴシック" w:hAnsi="游ゴシック"/>
-                <w:b w:val="false"/>
-                <w:bCs w:val="false"/>
-                <w:color w:val="000000"/>
-                <w:sz w:val="17"/>
-                <w:szCs w:val="17"/>
-              </w:rPr>
-              <w:t xml:space="preserve">11</w:t>
-            </w:r>
-          </w:p>
-        </w:tc>
-        <w:tc>
-          <w:tcPr>
-            <w:tcW w:type="dxa" w:w="4118"/>
-            <w:shd w:fill="FFFFFF" w:val="clear"/>
-            <w:tcMar>
-              <w:top w:type="dxa" w:w="70"/>
-              <w:left w:type="dxa" w:w="90"/>
-              <w:bottom w:type="dxa" w:w="70"/>
-              <w:right w:type="dxa" w:w="90"/>
-            </w:tcMar>
-          </w:tcPr>
-          <w:p>
-            <w:pPr>
-              <w:spacing w:after="0" w:line="250" w:lineRule="exact"/>
-            </w:pPr>
-            <w:r>
-              <w:rPr>
-                <w:rFonts w:ascii="游ゴシック" w:cs="游ゴシック" w:eastAsia="游ゴシック" w:hAnsi="游ゴシック"/>
-                <w:b w:val="false"/>
-                <w:bCs w:val="false"/>
-                <w:color w:val="000000"/>
-                <w:sz w:val="17"/>
-                <w:szCs w:val="17"/>
-              </w:rPr>
-              <w:t xml:space="preserve">サービス見込量の前提（受給率を3か年平均とするか令和7年度水準とするか）</w:t>
-            </w:r>
-          </w:p>
-        </w:tc>
-        <w:tc>
-          <w:tcPr>
-            <w:tcW w:type="dxa" w:w="4868"/>
-            <w:shd w:fill="FFFFFF" w:val="clear"/>
-            <w:tcMar>
-              <w:top w:type="dxa" w:w="70"/>
-              <w:left w:type="dxa" w:w="90"/>
-              <w:bottom w:type="dxa" w:w="70"/>
-              <w:right w:type="dxa" w:w="90"/>
-            </w:tcMar>
-          </w:tcPr>
-          <w:p>
-            <w:pPr>
-              <w:spacing w:after="0" w:line="250" w:lineRule="exact"/>
-            </w:pPr>
-            <w:r>
-              <w:rPr>
-                <w:rFonts w:ascii="游ゴシック" w:cs="游ゴシック" w:eastAsia="游ゴシック" w:hAnsi="游ゴシック"/>
-                <w:b w:val="false"/>
-                <w:bCs w:val="false"/>
-                <w:color w:val="000000"/>
-                <w:sz w:val="17"/>
-                <w:szCs w:val="17"/>
-              </w:rPr>
-              <w:t xml:space="preserve">当方の算定方針である。3か年平均を本則とし、感応度で示す</w:t>
-            </w:r>
-          </w:p>
-        </w:tc>
-      </w:tr>
-      <w:tr>
-        <w:trPr>
-          <w:cantSplit/>
-          <w:trHeight w:val="700" w:hRule="atLeast"/>
-        </w:trPr>
-        <w:tc>
-          <w:tcPr>
-            <w:tcW w:type="dxa" w:w="374"/>
-            <w:shd w:fill="FFFFFF" w:val="clear"/>
-            <w:tcMar>
-              <w:top w:type="dxa" w:w="70"/>
-              <w:left w:type="dxa" w:w="90"/>
-              <w:bottom w:type="dxa" w:w="70"/>
-              <w:right w:type="dxa" w:w="90"/>
-            </w:tcMar>
-          </w:tcPr>
-          <w:p>
-            <w:pPr>
-              <w:spacing w:after="0" w:line="250" w:lineRule="exact"/>
-            </w:pPr>
-            <w:r>
-              <w:rPr>
-                <w:rFonts w:ascii="游ゴシック" w:cs="游ゴシック" w:eastAsia="游ゴシック" w:hAnsi="游ゴシック"/>
-                <w:b w:val="false"/>
-                <w:bCs w:val="false"/>
-                <w:color w:val="000000"/>
-                <w:sz w:val="17"/>
-                <w:szCs w:val="17"/>
-              </w:rPr>
-              <w:t xml:space="preserve">12</w:t>
-            </w:r>
-          </w:p>
-        </w:tc>
-        <w:tc>
-          <w:tcPr>
-            <w:tcW w:type="dxa" w:w="4118"/>
-            <w:shd w:fill="FFFFFF" w:val="clear"/>
-            <w:tcMar>
-              <w:top w:type="dxa" w:w="70"/>
-              <w:left w:type="dxa" w:w="90"/>
-              <w:bottom w:type="dxa" w:w="70"/>
-              <w:right w:type="dxa" w:w="90"/>
-            </w:tcMar>
-          </w:tcPr>
-          <w:p>
-            <w:pPr>
-              <w:spacing w:after="0" w:line="250" w:lineRule="exact"/>
-            </w:pPr>
-            <w:r>
-              <w:rPr>
-                <w:rFonts w:ascii="游ゴシック" w:cs="游ゴシック" w:eastAsia="游ゴシック" w:hAnsi="游ゴシック"/>
-                <w:b w:val="false"/>
-                <w:bCs w:val="false"/>
-                <w:color w:val="000000"/>
-                <w:sz w:val="17"/>
-                <w:szCs w:val="17"/>
-              </w:rPr>
-              <w:t xml:space="preserve">人口データの出所の統一（住基／国勢調査／福島県現住人口調査）</w:t>
-            </w:r>
-          </w:p>
-        </w:tc>
-        <w:tc>
-          <w:tcPr>
-            <w:tcW w:type="dxa" w:w="4868"/>
-            <w:shd w:fill="FFFFFF" w:val="clear"/>
-            <w:tcMar>
-              <w:top w:type="dxa" w:w="70"/>
-              <w:left w:type="dxa" w:w="90"/>
-              <w:bottom w:type="dxa" w:w="70"/>
-              <w:right w:type="dxa" w:w="90"/>
-            </w:tcMar>
-          </w:tcPr>
-          <w:p>
-            <w:pPr>
-              <w:spacing w:after="0" w:line="250" w:lineRule="exact"/>
-            </w:pPr>
-            <w:r>
-              <w:rPr>
-                <w:rFonts w:ascii="游ゴシック" w:cs="游ゴシック" w:eastAsia="游ゴシック" w:hAnsi="游ゴシック"/>
-                <w:b w:val="false"/>
-                <w:bCs w:val="false"/>
-                <w:color w:val="000000"/>
-                <w:sz w:val="17"/>
-                <w:szCs w:val="17"/>
-              </w:rPr>
-              <w:t xml:space="preserve">出所の統一は当方の整理である。用いる系列を素案に明記する</w:t>
-            </w:r>
-          </w:p>
-        </w:tc>
-      </w:tr>
-      <w:tr>
-        <w:trPr>
-          <w:cantSplit/>
-          <w:trHeight w:val="700" w:hRule="atLeast"/>
-        </w:trPr>
-        <w:tc>
-          <w:tcPr>
-            <w:tcW w:type="dxa" w:w="374"/>
-            <w:shd w:fill="FFFFFF" w:val="clear"/>
-            <w:tcMar>
-              <w:top w:type="dxa" w:w="70"/>
-              <w:left w:type="dxa" w:w="90"/>
-              <w:bottom w:type="dxa" w:w="70"/>
-              <w:right w:type="dxa" w:w="90"/>
-            </w:tcMar>
-          </w:tcPr>
-          <w:p>
-            <w:pPr>
-              <w:spacing w:after="0" w:line="250" w:lineRule="exact"/>
-            </w:pPr>
-            <w:r>
-              <w:rPr>
-                <w:rFonts w:ascii="游ゴシック" w:cs="游ゴシック" w:eastAsia="游ゴシック" w:hAnsi="游ゴシック"/>
-                <w:b w:val="false"/>
-                <w:bCs w:val="false"/>
-                <w:color w:val="000000"/>
-                <w:sz w:val="17"/>
-                <w:szCs w:val="17"/>
-              </w:rPr>
-              <w:t xml:space="preserve">13</w:t>
-            </w:r>
-          </w:p>
-        </w:tc>
-        <w:tc>
-          <w:tcPr>
-            <w:tcW w:type="dxa" w:w="4118"/>
-            <w:shd w:fill="FFFFFF" w:val="clear"/>
-            <w:tcMar>
-              <w:top w:type="dxa" w:w="70"/>
-              <w:left w:type="dxa" w:w="90"/>
-              <w:bottom w:type="dxa" w:w="70"/>
-              <w:right w:type="dxa" w:w="90"/>
-            </w:tcMar>
-          </w:tcPr>
-          <w:p>
-            <w:pPr>
-              <w:spacing w:after="0" w:line="250" w:lineRule="exact"/>
-            </w:pPr>
-            <w:r>
-              <w:rPr>
-                <w:rFonts w:ascii="游ゴシック" w:cs="游ゴシック" w:eastAsia="游ゴシック" w:hAnsi="游ゴシック"/>
-                <w:b w:val="false"/>
-                <w:bCs w:val="false"/>
-                <w:color w:val="000000"/>
-                <w:sz w:val="17"/>
-                <w:szCs w:val="17"/>
-              </w:rPr>
-              <w:t xml:space="preserve">介護保険法第117条第2項各号・第3項各号および基本指針の記載事項の条項番号の照合</w:t>
-            </w:r>
-          </w:p>
-        </w:tc>
-        <w:tc>
-          <w:tcPr>
-            <w:tcW w:type="dxa" w:w="4868"/>
-            <w:shd w:fill="FFFFFF" w:val="clear"/>
-            <w:tcMar>
-              <w:top w:type="dxa" w:w="70"/>
-              <w:left w:type="dxa" w:w="90"/>
-              <w:bottom w:type="dxa" w:w="70"/>
-              <w:right w:type="dxa" w:w="90"/>
-            </w:tcMar>
-          </w:tcPr>
-          <w:p>
-            <w:pPr>
-              <w:spacing w:after="0" w:line="250" w:lineRule="exact"/>
-            </w:pPr>
-            <w:r>
-              <w:rPr>
-                <w:rFonts w:ascii="游ゴシック" w:cs="游ゴシック" w:eastAsia="游ゴシック" w:hAnsi="游ゴシック"/>
-                <w:b w:val="false"/>
-                <w:bCs w:val="false"/>
-                <w:color w:val="000000"/>
-                <w:sz w:val="17"/>
-                <w:szCs w:val="17"/>
-              </w:rPr>
-              <w:t xml:space="preserve">新旧対照条文（令和8年法律第51号）を受領済みであり、条項番号は当方が確定できる</w:t>
-            </w:r>
-          </w:p>
-        </w:tc>
-      </w:tr>
-      <w:tr>
-        <w:trPr>
-          <w:cantSplit/>
-          <w:trHeight w:val="700" w:hRule="atLeast"/>
-        </w:trPr>
-        <w:tc>
-          <w:tcPr>
-            <w:tcW w:type="dxa" w:w="374"/>
-            <w:shd w:fill="FFFFFF" w:val="clear"/>
-            <w:tcMar>
-              <w:top w:type="dxa" w:w="70"/>
-              <w:left w:type="dxa" w:w="90"/>
-              <w:bottom w:type="dxa" w:w="70"/>
-              <w:right w:type="dxa" w:w="90"/>
-            </w:tcMar>
-          </w:tcPr>
-          <w:p>
-            <w:pPr>
-              <w:spacing w:after="0" w:line="250" w:lineRule="exact"/>
-            </w:pPr>
-            <w:r>
-              <w:rPr>
-                <w:rFonts w:ascii="游ゴシック" w:cs="游ゴシック" w:eastAsia="游ゴシック" w:hAnsi="游ゴシック"/>
-                <w:b w:val="false"/>
-                <w:bCs w:val="false"/>
-                <w:color w:val="000000"/>
-                <w:sz w:val="17"/>
-                <w:szCs w:val="17"/>
-              </w:rPr>
-              <w:t xml:space="preserve">14</w:t>
-            </w:r>
-          </w:p>
-        </w:tc>
-        <w:tc>
-          <w:tcPr>
-            <w:tcW w:type="dxa" w:w="4118"/>
-            <w:shd w:fill="FFFFFF" w:val="clear"/>
-            <w:tcMar>
-              <w:top w:type="dxa" w:w="70"/>
-              <w:left w:type="dxa" w:w="90"/>
-              <w:bottom w:type="dxa" w:w="70"/>
-              <w:right w:type="dxa" w:w="90"/>
-            </w:tcMar>
-          </w:tcPr>
-          <w:p>
-            <w:pPr>
-              <w:spacing w:after="0" w:line="250" w:lineRule="exact"/>
-            </w:pPr>
-            <w:r>
-              <w:rPr>
-                <w:rFonts w:ascii="游ゴシック" w:cs="游ゴシック" w:eastAsia="游ゴシック" w:hAnsi="游ゴシック"/>
-                <w:b w:val="false"/>
-                <w:bCs w:val="false"/>
-                <w:color w:val="000000"/>
-                <w:sz w:val="17"/>
-                <w:szCs w:val="17"/>
-              </w:rPr>
-              <w:t xml:space="preserve">令和2年（2020年）の年齢3区分の計が総人口に1人足りない理由（国勢調査の年齢不詳か入力の誤りか）</w:t>
-            </w:r>
-          </w:p>
-        </w:tc>
-        <w:tc>
-          <w:tcPr>
-            <w:tcW w:type="dxa" w:w="4868"/>
-            <w:shd w:fill="FFFFFF" w:val="clear"/>
-            <w:tcMar>
-              <w:top w:type="dxa" w:w="70"/>
-              <w:left w:type="dxa" w:w="90"/>
-              <w:bottom w:type="dxa" w:w="70"/>
-              <w:right w:type="dxa" w:w="90"/>
-            </w:tcMar>
-          </w:tcPr>
-          <w:p>
-            <w:pPr>
-              <w:spacing w:after="0" w:line="250" w:lineRule="exact"/>
-            </w:pPr>
-            <w:r>
-              <w:rPr>
-                <w:rFonts w:ascii="游ゴシック" w:cs="游ゴシック" w:eastAsia="游ゴシック" w:hAnsi="游ゴシック"/>
-                <w:b w:val="false"/>
-                <w:bCs w:val="false"/>
-                <w:color w:val="000000"/>
-                <w:sz w:val="17"/>
-                <w:szCs w:val="17"/>
-              </w:rPr>
-              <w:t xml:space="preserve">国勢調査の年齢不詳の扱いである。当方が原表で確かめる</w:t>
-            </w:r>
-          </w:p>
-        </w:tc>
-      </w:tr>
-      <w:tr>
-        <w:trPr>
-          <w:cantSplit/>
-          <w:trHeight w:val="700" w:hRule="atLeast"/>
-        </w:trPr>
-        <w:tc>
-          <w:tcPr>
-            <w:tcW w:type="dxa" w:w="374"/>
-            <w:shd w:fill="FFFFFF" w:val="clear"/>
-            <w:tcMar>
-              <w:top w:type="dxa" w:w="70"/>
-              <w:left w:type="dxa" w:w="90"/>
-              <w:bottom w:type="dxa" w:w="70"/>
-              <w:right w:type="dxa" w:w="90"/>
-            </w:tcMar>
-          </w:tcPr>
-          <w:p>
-            <w:pPr>
-              <w:spacing w:after="0" w:line="250" w:lineRule="exact"/>
-            </w:pPr>
-            <w:r>
-              <w:rPr>
-                <w:rFonts w:ascii="游ゴシック" w:cs="游ゴシック" w:eastAsia="游ゴシック" w:hAnsi="游ゴシック"/>
-                <w:b w:val="false"/>
-                <w:bCs w:val="false"/>
-                <w:color w:val="000000"/>
-                <w:sz w:val="17"/>
-                <w:szCs w:val="17"/>
-              </w:rPr>
-              <w:t xml:space="preserve">15</w:t>
-            </w:r>
-          </w:p>
-        </w:tc>
-        <w:tc>
-          <w:tcPr>
-            <w:tcW w:type="dxa" w:w="4118"/>
-            <w:shd w:fill="FFFFFF" w:val="clear"/>
-            <w:tcMar>
-              <w:top w:type="dxa" w:w="70"/>
-              <w:left w:type="dxa" w:w="90"/>
-              <w:bottom w:type="dxa" w:w="70"/>
-              <w:right w:type="dxa" w:w="90"/>
-            </w:tcMar>
-          </w:tcPr>
-          <w:p>
-            <w:pPr>
-              <w:spacing w:after="0" w:line="250" w:lineRule="exact"/>
-            </w:pPr>
-            <w:r>
-              <w:rPr>
-                <w:rFonts w:ascii="游ゴシック" w:cs="游ゴシック" w:eastAsia="游ゴシック" w:hAnsi="游ゴシック"/>
-                <w:b w:val="false"/>
-                <w:bCs w:val="false"/>
-                <w:color w:val="000000"/>
-                <w:sz w:val="17"/>
-                <w:szCs w:val="17"/>
-              </w:rPr>
-              <w:t xml:space="preserve">令和9年4月の介護報酬改定率が示された後の単価の扱い</w:t>
-            </w:r>
-          </w:p>
-        </w:tc>
-        <w:tc>
-          <w:tcPr>
-            <w:tcW w:type="dxa" w:w="4868"/>
-            <w:shd w:fill="FFFFFF" w:val="clear"/>
-            <w:tcMar>
-              <w:top w:type="dxa" w:w="70"/>
-              <w:left w:type="dxa" w:w="90"/>
-              <w:bottom w:type="dxa" w:w="70"/>
-              <w:right w:type="dxa" w:w="90"/>
-            </w:tcMar>
-          </w:tcPr>
-          <w:p>
-            <w:pPr>
-              <w:spacing w:after="0" w:line="250" w:lineRule="exact"/>
-            </w:pPr>
-            <w:r>
-              <w:rPr>
-                <w:rFonts w:ascii="游ゴシック" w:cs="游ゴシック" w:eastAsia="游ゴシック" w:hAnsi="游ゴシック"/>
-                <w:b w:val="false"/>
-                <w:bCs w:val="false"/>
-                <w:color w:val="000000"/>
-                <w:sz w:val="17"/>
-                <w:szCs w:val="17"/>
-              </w:rPr>
-              <w:t xml:space="preserve">改定率は告示で公表される。告示後に当方が単価を補正する</w:t>
-            </w:r>
-          </w:p>
-        </w:tc>
-      </w:tr>
-      <w:tr>
-        <w:trPr>
-          <w:cantSplit/>
-          <w:trHeight w:val="700" w:hRule="atLeast"/>
-        </w:trPr>
-        <w:tc>
-          <w:tcPr>
-            <w:tcW w:type="dxa" w:w="374"/>
-            <w:shd w:fill="FFFFFF" w:val="clear"/>
-            <w:tcMar>
-              <w:top w:type="dxa" w:w="70"/>
-              <w:left w:type="dxa" w:w="90"/>
-              <w:bottom w:type="dxa" w:w="70"/>
-              <w:right w:type="dxa" w:w="90"/>
-            </w:tcMar>
-          </w:tcPr>
-          <w:p>
-            <w:pPr>
-              <w:spacing w:after="0" w:line="250" w:lineRule="exact"/>
-            </w:pPr>
-            <w:r>
-              <w:rPr>
-                <w:rFonts w:ascii="游ゴシック" w:cs="游ゴシック" w:eastAsia="游ゴシック" w:hAnsi="游ゴシック"/>
-                <w:b w:val="false"/>
-                <w:bCs w:val="false"/>
-                <w:color w:val="000000"/>
-                <w:sz w:val="17"/>
-                <w:szCs w:val="17"/>
-              </w:rPr>
-              <w:t xml:space="preserve">16</w:t>
-            </w:r>
-          </w:p>
-        </w:tc>
-        <w:tc>
-          <w:tcPr>
-            <w:tcW w:type="dxa" w:w="4118"/>
-            <w:shd w:fill="FFFFFF" w:val="clear"/>
-            <w:tcMar>
-              <w:top w:type="dxa" w:w="70"/>
-              <w:left w:type="dxa" w:w="90"/>
-              <w:bottom w:type="dxa" w:w="70"/>
-              <w:right w:type="dxa" w:w="90"/>
-            </w:tcMar>
-          </w:tcPr>
-          <w:p>
-            <w:pPr>
-              <w:spacing w:after="0" w:line="250" w:lineRule="exact"/>
-            </w:pPr>
-            <w:r>
-              <w:rPr>
-                <w:rFonts w:ascii="游ゴシック" w:cs="游ゴシック" w:eastAsia="游ゴシック" w:hAnsi="游ゴシック"/>
-                <w:b w:val="false"/>
-                <w:bCs w:val="false"/>
-                <w:color w:val="000000"/>
-                <w:sz w:val="17"/>
-                <w:szCs w:val="17"/>
-              </w:rPr>
-              <w:t xml:space="preserve">図2-9の平成29年度の1人1月あたり費用額（25,039円）の出所</w:t>
-            </w:r>
-          </w:p>
-        </w:tc>
-        <w:tc>
-          <w:tcPr>
-            <w:tcW w:type="dxa" w:w="4868"/>
-            <w:shd w:fill="FFFFFF" w:val="clear"/>
-            <w:tcMar>
-              <w:top w:type="dxa" w:w="70"/>
-              <w:left w:type="dxa" w:w="90"/>
-              <w:bottom w:type="dxa" w:w="70"/>
-              <w:right w:type="dxa" w:w="90"/>
-            </w:tcMar>
-          </w:tcPr>
-          <w:p>
-            <w:pPr>
-              <w:spacing w:after="0" w:line="250" w:lineRule="exact"/>
-            </w:pPr>
-            <w:r>
-              <w:rPr>
-                <w:rFonts w:ascii="游ゴシック" w:cs="游ゴシック" w:eastAsia="游ゴシック" w:hAnsi="游ゴシック"/>
-                <w:b w:val="false"/>
-                <w:bCs w:val="false"/>
-                <w:color w:val="000000"/>
-                <w:sz w:val="17"/>
-                <w:szCs w:val="17"/>
-              </w:rPr>
-              <w:t xml:space="preserve">当方が組んだ図の出所である。算定の根拠の綴りで示す</w:t>
-            </w:r>
-          </w:p>
-        </w:tc>
-      </w:tr>
-      <w:tr>
-        <w:trPr>
-          <w:cantSplit/>
-          <w:trHeight w:val="700" w:hRule="atLeast"/>
-        </w:trPr>
-        <w:tc>
-          <w:tcPr>
-            <w:tcW w:type="dxa" w:w="374"/>
-            <w:shd w:fill="FFFFFF" w:val="clear"/>
-            <w:tcMar>
-              <w:top w:type="dxa" w:w="70"/>
-              <w:left w:type="dxa" w:w="90"/>
-              <w:bottom w:type="dxa" w:w="70"/>
-              <w:right w:type="dxa" w:w="90"/>
-            </w:tcMar>
-          </w:tcPr>
-          <w:p>
-            <w:pPr>
-              <w:spacing w:after="0" w:line="250" w:lineRule="exact"/>
-            </w:pPr>
-            <w:r>
-              <w:rPr>
-                <w:rFonts w:ascii="游ゴシック" w:cs="游ゴシック" w:eastAsia="游ゴシック" w:hAnsi="游ゴシック"/>
-                <w:b w:val="false"/>
-                <w:bCs w:val="false"/>
-                <w:color w:val="000000"/>
-                <w:sz w:val="17"/>
-                <w:szCs w:val="17"/>
-              </w:rPr>
-              <w:t xml:space="preserve">17</w:t>
-            </w:r>
-          </w:p>
-        </w:tc>
-        <w:tc>
-          <w:tcPr>
-            <w:tcW w:type="dxa" w:w="4118"/>
-            <w:shd w:fill="FFFFFF" w:val="clear"/>
-            <w:tcMar>
-              <w:top w:type="dxa" w:w="70"/>
-              <w:left w:type="dxa" w:w="90"/>
-              <w:bottom w:type="dxa" w:w="70"/>
-              <w:right w:type="dxa" w:w="90"/>
-            </w:tcMar>
-          </w:tcPr>
-          <w:p>
-            <w:pPr>
-              <w:spacing w:after="0" w:line="250" w:lineRule="exact"/>
-            </w:pPr>
-            <w:r>
-              <w:rPr>
-                <w:rFonts w:ascii="游ゴシック" w:cs="游ゴシック" w:eastAsia="游ゴシック" w:hAnsi="游ゴシック"/>
-                <w:b w:val="false"/>
-                <w:bCs w:val="false"/>
-                <w:color w:val="000000"/>
-                <w:sz w:val="17"/>
-                <w:szCs w:val="17"/>
-              </w:rPr>
-              <w:t xml:space="preserve">村内の居宅介護支援事業所は1か所か2か所か</w:t>
-            </w:r>
-          </w:p>
-        </w:tc>
-        <w:tc>
-          <w:tcPr>
-            <w:tcW w:type="dxa" w:w="4868"/>
-            <w:shd w:fill="FFFFFF" w:val="clear"/>
-            <w:tcMar>
-              <w:top w:type="dxa" w:w="70"/>
-              <w:left w:type="dxa" w:w="90"/>
-              <w:bottom w:type="dxa" w:w="70"/>
-              <w:right w:type="dxa" w:w="90"/>
-            </w:tcMar>
-          </w:tcPr>
-          <w:p>
-            <w:pPr>
-              <w:spacing w:after="0" w:line="250" w:lineRule="exact"/>
-            </w:pPr>
-            <w:r>
-              <w:rPr>
-                <w:rFonts w:ascii="游ゴシック" w:cs="游ゴシック" w:eastAsia="游ゴシック" w:hAnsi="游ゴシック"/>
-                <w:b w:val="false"/>
-                <w:bCs w:val="false"/>
-                <w:color w:val="000000"/>
-                <w:sz w:val="17"/>
-                <w:szCs w:val="17"/>
-              </w:rPr>
-              <w:t xml:space="preserve">介護サービス情報公表システムで事業所の指定の状況を当方が確かめる</w:t>
-            </w:r>
-          </w:p>
-        </w:tc>
-      </w:tr>
-      <w:tr>
-        <w:trPr>
-          <w:cantSplit/>
-          <w:trHeight w:val="700" w:hRule="atLeast"/>
-        </w:trPr>
-        <w:tc>
-          <w:tcPr>
-            <w:tcW w:type="dxa" w:w="374"/>
-            <w:shd w:fill="FFFFFF" w:val="clear"/>
-            <w:tcMar>
-              <w:top w:type="dxa" w:w="70"/>
-              <w:left w:type="dxa" w:w="90"/>
-              <w:bottom w:type="dxa" w:w="70"/>
-              <w:right w:type="dxa" w:w="90"/>
-            </w:tcMar>
-          </w:tcPr>
-          <w:p>
-            <w:pPr>
-              <w:spacing w:after="0" w:line="250" w:lineRule="exact"/>
-            </w:pPr>
-            <w:r>
-              <w:rPr>
-                <w:rFonts w:ascii="游ゴシック" w:cs="游ゴシック" w:eastAsia="游ゴシック" w:hAnsi="游ゴシック"/>
-                <w:b w:val="false"/>
-                <w:bCs w:val="false"/>
-                <w:color w:val="000000"/>
-                <w:sz w:val="17"/>
-                <w:szCs w:val="17"/>
-              </w:rPr>
-              <w:t xml:space="preserve">18</w:t>
-            </w:r>
-          </w:p>
-        </w:tc>
-        <w:tc>
-          <w:tcPr>
-            <w:tcW w:type="dxa" w:w="4118"/>
-            <w:shd w:fill="FFFFFF" w:val="clear"/>
-            <w:tcMar>
-              <w:top w:type="dxa" w:w="70"/>
-              <w:left w:type="dxa" w:w="90"/>
-              <w:bottom w:type="dxa" w:w="70"/>
-              <w:right w:type="dxa" w:w="90"/>
-            </w:tcMar>
-          </w:tcPr>
-          <w:p>
-            <w:pPr>
-              <w:spacing w:after="0" w:line="250" w:lineRule="exact"/>
-            </w:pPr>
-            <w:r>
-              <w:rPr>
-                <w:rFonts w:ascii="游ゴシック" w:cs="游ゴシック" w:eastAsia="游ゴシック" w:hAnsi="游ゴシック"/>
-                <w:b w:val="false"/>
-                <w:bCs w:val="false"/>
-                <w:color w:val="000000"/>
-                <w:sz w:val="17"/>
-                <w:szCs w:val="17"/>
-              </w:rPr>
-              <w:t xml:space="preserve">要介護2の3区分の利用率の合計が101.5%となること</w:t>
-            </w:r>
-          </w:p>
-        </w:tc>
-        <w:tc>
-          <w:tcPr>
-            <w:tcW w:type="dxa" w:w="4868"/>
-            <w:shd w:fill="FFFFFF" w:val="clear"/>
-            <w:tcMar>
-              <w:top w:type="dxa" w:w="70"/>
-              <w:left w:type="dxa" w:w="90"/>
-              <w:bottom w:type="dxa" w:w="70"/>
-              <w:right w:type="dxa" w:w="90"/>
-            </w:tcMar>
-          </w:tcPr>
-          <w:p>
-            <w:pPr>
-              <w:spacing w:after="0" w:line="250" w:lineRule="exact"/>
-            </w:pPr>
-            <w:r>
-              <w:rPr>
-                <w:rFonts w:ascii="游ゴシック" w:cs="游ゴシック" w:eastAsia="游ゴシック" w:hAnsi="游ゴシック"/>
-                <w:b w:val="false"/>
-                <w:bCs w:val="false"/>
-                <w:color w:val="000000"/>
-                <w:sz w:val="17"/>
-                <w:szCs w:val="17"/>
-              </w:rPr>
-              <w:t xml:space="preserve">当方の算定の端数処理の問題である。当方で整える</w:t>
-            </w:r>
-          </w:p>
-        </w:tc>
-      </w:tr>
-      <w:tr>
-        <w:trPr>
-          <w:cantSplit/>
-          <w:trHeight w:val="700" w:hRule="atLeast"/>
-        </w:trPr>
-        <w:tc>
-          <w:tcPr>
-            <w:tcW w:type="dxa" w:w="374"/>
-            <w:shd w:fill="FFFFFF" w:val="clear"/>
-            <w:tcMar>
-              <w:top w:type="dxa" w:w="70"/>
-              <w:left w:type="dxa" w:w="90"/>
-              <w:bottom w:type="dxa" w:w="70"/>
-              <w:right w:type="dxa" w:w="90"/>
-            </w:tcMar>
-          </w:tcPr>
-          <w:p>
-            <w:pPr>
-              <w:spacing w:after="0" w:line="250" w:lineRule="exact"/>
-            </w:pPr>
-            <w:r>
-              <w:rPr>
-                <w:rFonts w:ascii="游ゴシック" w:cs="游ゴシック" w:eastAsia="游ゴシック" w:hAnsi="游ゴシック"/>
-                <w:b w:val="false"/>
-                <w:bCs w:val="false"/>
-                <w:color w:val="000000"/>
-                <w:sz w:val="17"/>
-                <w:szCs w:val="17"/>
-              </w:rPr>
-              <w:t xml:space="preserve">19</w:t>
-            </w:r>
-          </w:p>
-        </w:tc>
-        <w:tc>
-          <w:tcPr>
-            <w:tcW w:type="dxa" w:w="4118"/>
-            <w:shd w:fill="FFFFFF" w:val="clear"/>
-            <w:tcMar>
-              <w:top w:type="dxa" w:w="70"/>
-              <w:left w:type="dxa" w:w="90"/>
-              <w:bottom w:type="dxa" w:w="70"/>
-              <w:right w:type="dxa" w:w="90"/>
-            </w:tcMar>
-          </w:tcPr>
-          <w:p>
-            <w:pPr>
-              <w:spacing w:after="0" w:line="250" w:lineRule="exact"/>
-            </w:pPr>
-            <w:r>
-              <w:rPr>
-                <w:rFonts w:ascii="游ゴシック" w:cs="游ゴシック" w:eastAsia="游ゴシック" w:hAnsi="游ゴシック"/>
-                <w:b w:val="false"/>
-                <w:bCs w:val="false"/>
-                <w:color w:val="000000"/>
-                <w:sz w:val="17"/>
-                <w:szCs w:val="17"/>
-              </w:rPr>
-              <w:t xml:space="preserve">認定率の分母をB1（第1号被保険者数）に統一することの可否</w:t>
-            </w:r>
-          </w:p>
-        </w:tc>
-        <w:tc>
-          <w:tcPr>
-            <w:tcW w:type="dxa" w:w="4868"/>
-            <w:shd w:fill="FFFFFF" w:val="clear"/>
-            <w:tcMar>
-              <w:top w:type="dxa" w:w="70"/>
-              <w:left w:type="dxa" w:w="90"/>
-              <w:bottom w:type="dxa" w:w="70"/>
-              <w:right w:type="dxa" w:w="90"/>
-            </w:tcMar>
-          </w:tcPr>
-          <w:p>
-            <w:pPr>
-              <w:spacing w:after="0" w:line="250" w:lineRule="exact"/>
-            </w:pPr>
-            <w:r>
-              <w:rPr>
-                <w:rFonts w:ascii="游ゴシック" w:cs="游ゴシック" w:eastAsia="游ゴシック" w:hAnsi="游ゴシック"/>
-                <w:b w:val="false"/>
-                <w:bCs w:val="false"/>
-                <w:color w:val="000000"/>
-                <w:sz w:val="17"/>
-                <w:szCs w:val="17"/>
-              </w:rPr>
-              <w:t xml:space="preserve">当方の算定上の分母の取り方である。素案で統一して示す</w:t>
-            </w:r>
-          </w:p>
-        </w:tc>
-      </w:tr>
-      <w:tr>
-        <w:trPr>
-          <w:cantSplit/>
-          <w:trHeight w:val="700" w:hRule="atLeast"/>
-        </w:trPr>
-        <w:tc>
-          <w:tcPr>
-            <w:tcW w:type="dxa" w:w="374"/>
-            <w:shd w:fill="FFFFFF" w:val="clear"/>
-            <w:tcMar>
-              <w:top w:type="dxa" w:w="70"/>
-              <w:left w:type="dxa" w:w="90"/>
-              <w:bottom w:type="dxa" w:w="70"/>
-              <w:right w:type="dxa" w:w="90"/>
-            </w:tcMar>
-          </w:tcPr>
-          <w:p>
-            <w:pPr>
-              <w:spacing w:after="0" w:line="250" w:lineRule="exact"/>
-            </w:pPr>
-            <w:r>
-              <w:rPr>
-                <w:rFonts w:ascii="游ゴシック" w:cs="游ゴシック" w:eastAsia="游ゴシック" w:hAnsi="游ゴシック"/>
-                <w:b w:val="false"/>
-                <w:bCs w:val="false"/>
-                <w:color w:val="000000"/>
-                <w:sz w:val="17"/>
-                <w:szCs w:val="17"/>
-              </w:rPr>
-              <w:t xml:space="preserve">20</w:t>
-            </w:r>
-          </w:p>
-        </w:tc>
-        <w:tc>
-          <w:tcPr>
-            <w:tcW w:type="dxa" w:w="4118"/>
-            <w:shd w:fill="FFFFFF" w:val="clear"/>
-            <w:tcMar>
-              <w:top w:type="dxa" w:w="70"/>
-              <w:left w:type="dxa" w:w="90"/>
-              <w:bottom w:type="dxa" w:w="70"/>
-              <w:right w:type="dxa" w:w="90"/>
-            </w:tcMar>
-          </w:tcPr>
-          <w:p>
-            <w:pPr>
-              <w:spacing w:after="0" w:line="250" w:lineRule="exact"/>
-            </w:pPr>
-            <w:r>
-              <w:rPr>
-                <w:rFonts w:ascii="游ゴシック" w:cs="游ゴシック" w:eastAsia="游ゴシック" w:hAnsi="游ゴシック"/>
-                <w:b w:val="false"/>
-                <w:bCs w:val="false"/>
-                <w:color w:val="000000"/>
-                <w:sz w:val="17"/>
-                <w:szCs w:val="17"/>
-              </w:rPr>
-              <w:t xml:space="preserve">認知症高齢者自立度（B7）の認定者数合計が認定者数（B4-a）と一致しない</w:t>
-            </w:r>
-          </w:p>
-        </w:tc>
-        <w:tc>
-          <w:tcPr>
-            <w:tcW w:type="dxa" w:w="4868"/>
-            <w:shd w:fill="FFFFFF" w:val="clear"/>
-            <w:tcMar>
-              <w:top w:type="dxa" w:w="70"/>
-              <w:left w:type="dxa" w:w="90"/>
-              <w:bottom w:type="dxa" w:w="70"/>
-              <w:right w:type="dxa" w:w="90"/>
-            </w:tcMar>
-          </w:tcPr>
-          <w:p>
-            <w:pPr>
-              <w:spacing w:after="0" w:line="250" w:lineRule="exact"/>
-            </w:pPr>
-            <w:r>
-              <w:rPr>
-                <w:rFonts w:ascii="游ゴシック" w:cs="游ゴシック" w:eastAsia="游ゴシック" w:hAnsi="游ゴシック"/>
-                <w:b w:val="false"/>
-                <w:bCs w:val="false"/>
-                <w:color w:val="000000"/>
-                <w:sz w:val="17"/>
-                <w:szCs w:val="17"/>
-              </w:rPr>
-              <w:t xml:space="preserve">見える化システムのB7とB4-aの定義の差である。当方が指標の説明で確かめる</w:t>
-            </w:r>
-          </w:p>
-        </w:tc>
-      </w:tr>
-      <w:tr>
-        <w:trPr>
-          <w:cantSplit/>
-          <w:trHeight w:val="700" w:hRule="atLeast"/>
-        </w:trPr>
-        <w:tc>
-          <w:tcPr>
-            <w:tcW w:type="dxa" w:w="374"/>
-            <w:shd w:fill="FFFFFF" w:val="clear"/>
-            <w:tcMar>
-              <w:top w:type="dxa" w:w="70"/>
-              <w:left w:type="dxa" w:w="90"/>
-              <w:bottom w:type="dxa" w:w="70"/>
-              <w:right w:type="dxa" w:w="90"/>
-            </w:tcMar>
-          </w:tcPr>
-          <w:p>
-            <w:pPr>
-              <w:spacing w:after="0" w:line="250" w:lineRule="exact"/>
-            </w:pPr>
-            <w:r>
-              <w:rPr>
-                <w:rFonts w:ascii="游ゴシック" w:cs="游ゴシック" w:eastAsia="游ゴシック" w:hAnsi="游ゴシック"/>
-                <w:b w:val="false"/>
-                <w:bCs w:val="false"/>
-                <w:color w:val="000000"/>
-                <w:sz w:val="17"/>
-                <w:szCs w:val="17"/>
-              </w:rPr>
-              <w:t xml:space="preserve">21</w:t>
             </w:r>
           </w:p>
         </w:tc>

--- a/output/13-3_北塩原村第10期_照会票_束3_交付金の得点と給付適正化.docx
+++ b/output/13-3_北塩原村第10期_照会票_束3_交付金の得点と給付適正化.docx
@@ -4693,7 +4693,7 @@
           <w:sz w:val="26"/>
           <w:szCs w:val="26"/>
         </w:rPr>
-        <w:t xml:space="preserve">参考　当方で進める事項（10件）　―　ご回答は不要です</w:t>
+        <w:t xml:space="preserve">参考　当方で進める事項（3件）　―　ご回答は不要です</w:t>
       </w:r>
     </w:p>
     <w:p>
@@ -4877,7 +4877,7 @@
                 <w:sz w:val="17"/>
                 <w:szCs w:val="17"/>
               </w:rPr>
-              <w:t xml:space="preserve">ICF分析は標準設問のみで完結することの確認</w:t>
+              <w:t xml:space="preserve">リスク判定10種の該当基準（見える化システムの算出方法との突合）</w:t>
             </w:r>
           </w:p>
         </w:tc>
@@ -4905,7 +4905,7 @@
                 <w:sz w:val="17"/>
                 <w:szCs w:val="17"/>
               </w:rPr>
-              <w:t xml:space="preserve">当方の分析の設計である。標準設問の範囲で完結させる</w:t>
+              <w:t xml:space="preserve">見える化システムの指標の算出方法は公表されている。当方が突き合わせる</w:t>
             </w:r>
           </w:p>
         </w:tc>
@@ -4967,7 +4967,7 @@
                 <w:sz w:val="17"/>
                 <w:szCs w:val="17"/>
               </w:rPr>
-              <w:t xml:space="preserve">リスク判定10種の該当基準（見える化システムの算出方法との突合）</w:t>
+              <w:t xml:space="preserve">認知症高齢者自立度（B7）の認定者数合計が認定者数（B4-a）と一致しない</w:t>
             </w:r>
           </w:p>
         </w:tc>
@@ -4995,7 +4995,7 @@
                 <w:sz w:val="17"/>
                 <w:szCs w:val="17"/>
               </w:rPr>
-              <w:t xml:space="preserve">見える化システムの指標の算出方法は公表されている。当方が突き合わせる</w:t>
+              <w:t xml:space="preserve">見える化システムのB7とB4-aの定義の差である。当方が指標の説明で確かめる</w:t>
             </w:r>
           </w:p>
         </w:tc>
@@ -5030,636 +5030,6 @@
                 <w:szCs w:val="17"/>
               </w:rPr>
               <w:t xml:space="preserve">3</w:t>
-            </w:r>
-          </w:p>
-        </w:tc>
-        <w:tc>
-          <w:tcPr>
-            <w:tcW w:type="dxa" w:w="4118"/>
-            <w:shd w:fill="FFFFFF" w:val="clear"/>
-            <w:tcMar>
-              <w:top w:type="dxa" w:w="70"/>
-              <w:left w:type="dxa" w:w="90"/>
-              <w:bottom w:type="dxa" w:w="70"/>
-              <w:right w:type="dxa" w:w="90"/>
-            </w:tcMar>
-          </w:tcPr>
-          <w:p>
-            <w:pPr>
-              <w:spacing w:after="0" w:line="250" w:lineRule="exact"/>
-            </w:pPr>
-            <w:r>
-              <w:rPr>
-                <w:rFonts w:ascii="游ゴシック" w:cs="游ゴシック" w:eastAsia="游ゴシック" w:hAnsi="游ゴシック"/>
-                <w:b w:val="false"/>
-                <w:bCs w:val="false"/>
-                <w:color w:val="000000"/>
-                <w:sz w:val="17"/>
-                <w:szCs w:val="17"/>
-              </w:rPr>
-              <w:t xml:space="preserve">国の推計ワークシートが求める在宅サービス利用率の分母</w:t>
-            </w:r>
-          </w:p>
-        </w:tc>
-        <w:tc>
-          <w:tcPr>
-            <w:tcW w:type="dxa" w:w="4868"/>
-            <w:shd w:fill="FFFFFF" w:val="clear"/>
-            <w:tcMar>
-              <w:top w:type="dxa" w:w="70"/>
-              <w:left w:type="dxa" w:w="90"/>
-              <w:bottom w:type="dxa" w:w="70"/>
-              <w:right w:type="dxa" w:w="90"/>
-            </w:tcMar>
-          </w:tcPr>
-          <w:p>
-            <w:pPr>
-              <w:spacing w:after="0" w:line="250" w:lineRule="exact"/>
-            </w:pPr>
-            <w:r>
-              <w:rPr>
-                <w:rFonts w:ascii="游ゴシック" w:cs="游ゴシック" w:eastAsia="游ゴシック" w:hAnsi="游ゴシック"/>
-                <w:b w:val="false"/>
-                <w:bCs w:val="false"/>
-                <w:color w:val="000000"/>
-                <w:sz w:val="17"/>
-                <w:szCs w:val="17"/>
-              </w:rPr>
-              <w:t xml:space="preserve">国の推計ワークシートの手引きに書かれている。当方が確かめる</w:t>
-            </w:r>
-          </w:p>
-        </w:tc>
-      </w:tr>
-      <w:tr>
-        <w:trPr>
-          <w:cantSplit/>
-          <w:trHeight w:val="700" w:hRule="atLeast"/>
-        </w:trPr>
-        <w:tc>
-          <w:tcPr>
-            <w:tcW w:type="dxa" w:w="374"/>
-            <w:shd w:fill="FFFFFF" w:val="clear"/>
-            <w:tcMar>
-              <w:top w:type="dxa" w:w="70"/>
-              <w:left w:type="dxa" w:w="90"/>
-              <w:bottom w:type="dxa" w:w="70"/>
-              <w:right w:type="dxa" w:w="90"/>
-            </w:tcMar>
-          </w:tcPr>
-          <w:p>
-            <w:pPr>
-              <w:spacing w:after="0" w:line="250" w:lineRule="exact"/>
-            </w:pPr>
-            <w:r>
-              <w:rPr>
-                <w:rFonts w:ascii="游ゴシック" w:cs="游ゴシック" w:eastAsia="游ゴシック" w:hAnsi="游ゴシック"/>
-                <w:b w:val="false"/>
-                <w:bCs w:val="false"/>
-                <w:color w:val="000000"/>
-                <w:sz w:val="17"/>
-                <w:szCs w:val="17"/>
-              </w:rPr>
-              <w:t xml:space="preserve">4</w:t>
-            </w:r>
-          </w:p>
-        </w:tc>
-        <w:tc>
-          <w:tcPr>
-            <w:tcW w:type="dxa" w:w="4118"/>
-            <w:shd w:fill="FFFFFF" w:val="clear"/>
-            <w:tcMar>
-              <w:top w:type="dxa" w:w="70"/>
-              <w:left w:type="dxa" w:w="90"/>
-              <w:bottom w:type="dxa" w:w="70"/>
-              <w:right w:type="dxa" w:w="90"/>
-            </w:tcMar>
-          </w:tcPr>
-          <w:p>
-            <w:pPr>
-              <w:spacing w:after="0" w:line="250" w:lineRule="exact"/>
-            </w:pPr>
-            <w:r>
-              <w:rPr>
-                <w:rFonts w:ascii="游ゴシック" w:cs="游ゴシック" w:eastAsia="游ゴシック" w:hAnsi="游ゴシック"/>
-                <w:b w:val="false"/>
-                <w:bCs w:val="false"/>
-                <w:color w:val="000000"/>
-                <w:sz w:val="17"/>
-                <w:szCs w:val="17"/>
-              </w:rPr>
-              <w:t xml:space="preserve">在宅介護実態調査の集計設計（要介護度3区分×介護者勤務形態3区分のセル数）</w:t>
-            </w:r>
-          </w:p>
-        </w:tc>
-        <w:tc>
-          <w:tcPr>
-            <w:tcW w:type="dxa" w:w="4868"/>
-            <w:shd w:fill="FFFFFF" w:val="clear"/>
-            <w:tcMar>
-              <w:top w:type="dxa" w:w="70"/>
-              <w:left w:type="dxa" w:w="90"/>
-              <w:bottom w:type="dxa" w:w="70"/>
-              <w:right w:type="dxa" w:w="90"/>
-            </w:tcMar>
-          </w:tcPr>
-          <w:p>
-            <w:pPr>
-              <w:spacing w:after="0" w:line="250" w:lineRule="exact"/>
-            </w:pPr>
-            <w:r>
-              <w:rPr>
-                <w:rFonts w:ascii="游ゴシック" w:cs="游ゴシック" w:eastAsia="游ゴシック" w:hAnsi="游ゴシック"/>
-                <w:b w:val="false"/>
-                <w:bCs w:val="false"/>
-                <w:color w:val="000000"/>
-                <w:sz w:val="17"/>
-                <w:szCs w:val="17"/>
-              </w:rPr>
-              <w:t xml:space="preserve">当方の集計の設計である。セル数は当方が決め、doc16§6の非表示の基準で運用する</w:t>
-            </w:r>
-          </w:p>
-        </w:tc>
-      </w:tr>
-      <w:tr>
-        <w:trPr>
-          <w:cantSplit/>
-          <w:trHeight w:val="700" w:hRule="atLeast"/>
-        </w:trPr>
-        <w:tc>
-          <w:tcPr>
-            <w:tcW w:type="dxa" w:w="374"/>
-            <w:shd w:fill="FFFFFF" w:val="clear"/>
-            <w:tcMar>
-              <w:top w:type="dxa" w:w="70"/>
-              <w:left w:type="dxa" w:w="90"/>
-              <w:bottom w:type="dxa" w:w="70"/>
-              <w:right w:type="dxa" w:w="90"/>
-            </w:tcMar>
-          </w:tcPr>
-          <w:p>
-            <w:pPr>
-              <w:spacing w:after="0" w:line="250" w:lineRule="exact"/>
-            </w:pPr>
-            <w:r>
-              <w:rPr>
-                <w:rFonts w:ascii="游ゴシック" w:cs="游ゴシック" w:eastAsia="游ゴシック" w:hAnsi="游ゴシック"/>
-                <w:b w:val="false"/>
-                <w:bCs w:val="false"/>
-                <w:color w:val="000000"/>
-                <w:sz w:val="17"/>
-                <w:szCs w:val="17"/>
-              </w:rPr>
-              <w:t xml:space="preserve">5</w:t>
-            </w:r>
-          </w:p>
-        </w:tc>
-        <w:tc>
-          <w:tcPr>
-            <w:tcW w:type="dxa" w:w="4118"/>
-            <w:shd w:fill="FFFFFF" w:val="clear"/>
-            <w:tcMar>
-              <w:top w:type="dxa" w:w="70"/>
-              <w:left w:type="dxa" w:w="90"/>
-              <w:bottom w:type="dxa" w:w="70"/>
-              <w:right w:type="dxa" w:w="90"/>
-            </w:tcMar>
-          </w:tcPr>
-          <w:p>
-            <w:pPr>
-              <w:spacing w:after="0" w:line="250" w:lineRule="exact"/>
-            </w:pPr>
-            <w:r>
-              <w:rPr>
-                <w:rFonts w:ascii="游ゴシック" w:cs="游ゴシック" w:eastAsia="游ゴシック" w:hAnsi="游ゴシック"/>
-                <w:b w:val="false"/>
-                <w:bCs w:val="false"/>
-                <w:color w:val="000000"/>
-                <w:sz w:val="17"/>
-                <w:szCs w:val="17"/>
-              </w:rPr>
-              <w:t xml:space="preserve">後期高齢者加入割合補正係数（F）の算出方法（当方の復元が国の値と一致しない）</w:t>
-            </w:r>
-          </w:p>
-        </w:tc>
-        <w:tc>
-          <w:tcPr>
-            <w:tcW w:type="dxa" w:w="4868"/>
-            <w:shd w:fill="FFFFFF" w:val="clear"/>
-            <w:tcMar>
-              <w:top w:type="dxa" w:w="70"/>
-              <w:left w:type="dxa" w:w="90"/>
-              <w:bottom w:type="dxa" w:w="70"/>
-              <w:right w:type="dxa" w:w="90"/>
-            </w:tcMar>
-          </w:tcPr>
-          <w:p>
-            <w:pPr>
-              <w:spacing w:after="0" w:line="250" w:lineRule="exact"/>
-            </w:pPr>
-            <w:r>
-              <w:rPr>
-                <w:rFonts w:ascii="游ゴシック" w:cs="游ゴシック" w:eastAsia="游ゴシック" w:hAnsi="游ゴシック"/>
-                <w:b w:val="false"/>
-                <w:bCs w:val="false"/>
-                <w:color w:val="000000"/>
-                <w:sz w:val="17"/>
-                <w:szCs w:val="17"/>
-              </w:rPr>
-              <w:t xml:space="preserve">当方の復元の手順の問題である。国の様式と手引きで当方が確かめる</w:t>
-            </w:r>
-          </w:p>
-        </w:tc>
-      </w:tr>
-      <w:tr>
-        <w:trPr>
-          <w:cantSplit/>
-          <w:trHeight w:val="700" w:hRule="atLeast"/>
-        </w:trPr>
-        <w:tc>
-          <w:tcPr>
-            <w:tcW w:type="dxa" w:w="374"/>
-            <w:shd w:fill="FFFFFF" w:val="clear"/>
-            <w:tcMar>
-              <w:top w:type="dxa" w:w="70"/>
-              <w:left w:type="dxa" w:w="90"/>
-              <w:bottom w:type="dxa" w:w="70"/>
-              <w:right w:type="dxa" w:w="90"/>
-            </w:tcMar>
-          </w:tcPr>
-          <w:p>
-            <w:pPr>
-              <w:spacing w:after="0" w:line="250" w:lineRule="exact"/>
-            </w:pPr>
-            <w:r>
-              <w:rPr>
-                <w:rFonts w:ascii="游ゴシック" w:cs="游ゴシック" w:eastAsia="游ゴシック" w:hAnsi="游ゴシック"/>
-                <w:b w:val="false"/>
-                <w:bCs w:val="false"/>
-                <w:color w:val="000000"/>
-                <w:sz w:val="17"/>
-                <w:szCs w:val="17"/>
-              </w:rPr>
-              <w:t xml:space="preserve">6</w:t>
-            </w:r>
-          </w:p>
-        </w:tc>
-        <w:tc>
-          <w:tcPr>
-            <w:tcW w:type="dxa" w:w="4118"/>
-            <w:shd w:fill="FFFFFF" w:val="clear"/>
-            <w:tcMar>
-              <w:top w:type="dxa" w:w="70"/>
-              <w:left w:type="dxa" w:w="90"/>
-              <w:bottom w:type="dxa" w:w="70"/>
-              <w:right w:type="dxa" w:w="90"/>
-            </w:tcMar>
-          </w:tcPr>
-          <w:p>
-            <w:pPr>
-              <w:spacing w:after="0" w:line="250" w:lineRule="exact"/>
-            </w:pPr>
-            <w:r>
-              <w:rPr>
-                <w:rFonts w:ascii="游ゴシック" w:cs="游ゴシック" w:eastAsia="游ゴシック" w:hAnsi="游ゴシック"/>
-                <w:b w:val="false"/>
-                <w:bCs w:val="false"/>
-                <w:color w:val="000000"/>
-                <w:sz w:val="17"/>
-                <w:szCs w:val="17"/>
-              </w:rPr>
-              <w:t xml:space="preserve">本村の介護報酬の地域区分（級地）と、令和9年度の改定における見直しの有無</w:t>
-            </w:r>
-          </w:p>
-        </w:tc>
-        <w:tc>
-          <w:tcPr>
-            <w:tcW w:type="dxa" w:w="4868"/>
-            <w:shd w:fill="FFFFFF" w:val="clear"/>
-            <w:tcMar>
-              <w:top w:type="dxa" w:w="70"/>
-              <w:left w:type="dxa" w:w="90"/>
-              <w:bottom w:type="dxa" w:w="70"/>
-              <w:right w:type="dxa" w:w="90"/>
-            </w:tcMar>
-          </w:tcPr>
-          <w:p>
-            <w:pPr>
-              <w:spacing w:after="0" w:line="250" w:lineRule="exact"/>
-            </w:pPr>
-            <w:r>
-              <w:rPr>
-                <w:rFonts w:ascii="游ゴシック" w:cs="游ゴシック" w:eastAsia="游ゴシック" w:hAnsi="游ゴシック"/>
-                <w:b w:val="false"/>
-                <w:bCs w:val="false"/>
-                <w:color w:val="000000"/>
-                <w:sz w:val="17"/>
-                <w:szCs w:val="17"/>
-              </w:rPr>
-              <w:t xml:space="preserve">地域区分は告示で公表されている。当方が確かめる</w:t>
-            </w:r>
-          </w:p>
-        </w:tc>
-      </w:tr>
-      <w:tr>
-        <w:trPr>
-          <w:cantSplit/>
-          <w:trHeight w:val="700" w:hRule="atLeast"/>
-        </w:trPr>
-        <w:tc>
-          <w:tcPr>
-            <w:tcW w:type="dxa" w:w="374"/>
-            <w:shd w:fill="FFFFFF" w:val="clear"/>
-            <w:tcMar>
-              <w:top w:type="dxa" w:w="70"/>
-              <w:left w:type="dxa" w:w="90"/>
-              <w:bottom w:type="dxa" w:w="70"/>
-              <w:right w:type="dxa" w:w="90"/>
-            </w:tcMar>
-          </w:tcPr>
-          <w:p>
-            <w:pPr>
-              <w:spacing w:after="0" w:line="250" w:lineRule="exact"/>
-            </w:pPr>
-            <w:r>
-              <w:rPr>
-                <w:rFonts w:ascii="游ゴシック" w:cs="游ゴシック" w:eastAsia="游ゴシック" w:hAnsi="游ゴシック"/>
-                <w:b w:val="false"/>
-                <w:bCs w:val="false"/>
-                <w:color w:val="000000"/>
-                <w:sz w:val="17"/>
-                <w:szCs w:val="17"/>
-              </w:rPr>
-              <w:t xml:space="preserve">7</w:t>
-            </w:r>
-          </w:p>
-        </w:tc>
-        <w:tc>
-          <w:tcPr>
-            <w:tcW w:type="dxa" w:w="4118"/>
-            <w:shd w:fill="FFFFFF" w:val="clear"/>
-            <w:tcMar>
-              <w:top w:type="dxa" w:w="70"/>
-              <w:left w:type="dxa" w:w="90"/>
-              <w:bottom w:type="dxa" w:w="70"/>
-              <w:right w:type="dxa" w:w="90"/>
-            </w:tcMar>
-          </w:tcPr>
-          <w:p>
-            <w:pPr>
-              <w:spacing w:after="0" w:line="250" w:lineRule="exact"/>
-            </w:pPr>
-            <w:r>
-              <w:rPr>
-                <w:rFonts w:ascii="游ゴシック" w:cs="游ゴシック" w:eastAsia="游ゴシック" w:hAnsi="游ゴシック"/>
-                <w:b w:val="false"/>
-                <w:bCs w:val="false"/>
-                <w:color w:val="000000"/>
-                <w:sz w:val="17"/>
-                <w:szCs w:val="17"/>
-              </w:rPr>
-              <w:t xml:space="preserve">図2-9の平成29年度の1人1月あたり費用額（25,039円）の出所</w:t>
-            </w:r>
-          </w:p>
-        </w:tc>
-        <w:tc>
-          <w:tcPr>
-            <w:tcW w:type="dxa" w:w="4868"/>
-            <w:shd w:fill="FFFFFF" w:val="clear"/>
-            <w:tcMar>
-              <w:top w:type="dxa" w:w="70"/>
-              <w:left w:type="dxa" w:w="90"/>
-              <w:bottom w:type="dxa" w:w="70"/>
-              <w:right w:type="dxa" w:w="90"/>
-            </w:tcMar>
-          </w:tcPr>
-          <w:p>
-            <w:pPr>
-              <w:spacing w:after="0" w:line="250" w:lineRule="exact"/>
-            </w:pPr>
-            <w:r>
-              <w:rPr>
-                <w:rFonts w:ascii="游ゴシック" w:cs="游ゴシック" w:eastAsia="游ゴシック" w:hAnsi="游ゴシック"/>
-                <w:b w:val="false"/>
-                <w:bCs w:val="false"/>
-                <w:color w:val="000000"/>
-                <w:sz w:val="17"/>
-                <w:szCs w:val="17"/>
-              </w:rPr>
-              <w:t xml:space="preserve">当方が組んだ図の出所である。算定の根拠の綴りで示す</w:t>
-            </w:r>
-          </w:p>
-        </w:tc>
-      </w:tr>
-      <w:tr>
-        <w:trPr>
-          <w:cantSplit/>
-          <w:trHeight w:val="700" w:hRule="atLeast"/>
-        </w:trPr>
-        <w:tc>
-          <w:tcPr>
-            <w:tcW w:type="dxa" w:w="374"/>
-            <w:shd w:fill="FFFFFF" w:val="clear"/>
-            <w:tcMar>
-              <w:top w:type="dxa" w:w="70"/>
-              <w:left w:type="dxa" w:w="90"/>
-              <w:bottom w:type="dxa" w:w="70"/>
-              <w:right w:type="dxa" w:w="90"/>
-            </w:tcMar>
-          </w:tcPr>
-          <w:p>
-            <w:pPr>
-              <w:spacing w:after="0" w:line="250" w:lineRule="exact"/>
-            </w:pPr>
-            <w:r>
-              <w:rPr>
-                <w:rFonts w:ascii="游ゴシック" w:cs="游ゴシック" w:eastAsia="游ゴシック" w:hAnsi="游ゴシック"/>
-                <w:b w:val="false"/>
-                <w:bCs w:val="false"/>
-                <w:color w:val="000000"/>
-                <w:sz w:val="17"/>
-                <w:szCs w:val="17"/>
-              </w:rPr>
-              <w:t xml:space="preserve">8</w:t>
-            </w:r>
-          </w:p>
-        </w:tc>
-        <w:tc>
-          <w:tcPr>
-            <w:tcW w:type="dxa" w:w="4118"/>
-            <w:shd w:fill="FFFFFF" w:val="clear"/>
-            <w:tcMar>
-              <w:top w:type="dxa" w:w="70"/>
-              <w:left w:type="dxa" w:w="90"/>
-              <w:bottom w:type="dxa" w:w="70"/>
-              <w:right w:type="dxa" w:w="90"/>
-            </w:tcMar>
-          </w:tcPr>
-          <w:p>
-            <w:pPr>
-              <w:spacing w:after="0" w:line="250" w:lineRule="exact"/>
-            </w:pPr>
-            <w:r>
-              <w:rPr>
-                <w:rFonts w:ascii="游ゴシック" w:cs="游ゴシック" w:eastAsia="游ゴシック" w:hAnsi="游ゴシック"/>
-                <w:b w:val="false"/>
-                <w:bCs w:val="false"/>
-                <w:color w:val="000000"/>
-                <w:sz w:val="17"/>
-                <w:szCs w:val="17"/>
-              </w:rPr>
-              <w:t xml:space="preserve">要介護2の3区分の利用率の合計が101.5%となること</w:t>
-            </w:r>
-          </w:p>
-        </w:tc>
-        <w:tc>
-          <w:tcPr>
-            <w:tcW w:type="dxa" w:w="4868"/>
-            <w:shd w:fill="FFFFFF" w:val="clear"/>
-            <w:tcMar>
-              <w:top w:type="dxa" w:w="70"/>
-              <w:left w:type="dxa" w:w="90"/>
-              <w:bottom w:type="dxa" w:w="70"/>
-              <w:right w:type="dxa" w:w="90"/>
-            </w:tcMar>
-          </w:tcPr>
-          <w:p>
-            <w:pPr>
-              <w:spacing w:after="0" w:line="250" w:lineRule="exact"/>
-            </w:pPr>
-            <w:r>
-              <w:rPr>
-                <w:rFonts w:ascii="游ゴシック" w:cs="游ゴシック" w:eastAsia="游ゴシック" w:hAnsi="游ゴシック"/>
-                <w:b w:val="false"/>
-                <w:bCs w:val="false"/>
-                <w:color w:val="000000"/>
-                <w:sz w:val="17"/>
-                <w:szCs w:val="17"/>
-              </w:rPr>
-              <w:t xml:space="preserve">当方の算定の端数処理の問題である。当方で整える</w:t>
-            </w:r>
-          </w:p>
-        </w:tc>
-      </w:tr>
-      <w:tr>
-        <w:trPr>
-          <w:cantSplit/>
-          <w:trHeight w:val="700" w:hRule="atLeast"/>
-        </w:trPr>
-        <w:tc>
-          <w:tcPr>
-            <w:tcW w:type="dxa" w:w="374"/>
-            <w:shd w:fill="FFFFFF" w:val="clear"/>
-            <w:tcMar>
-              <w:top w:type="dxa" w:w="70"/>
-              <w:left w:type="dxa" w:w="90"/>
-              <w:bottom w:type="dxa" w:w="70"/>
-              <w:right w:type="dxa" w:w="90"/>
-            </w:tcMar>
-          </w:tcPr>
-          <w:p>
-            <w:pPr>
-              <w:spacing w:after="0" w:line="250" w:lineRule="exact"/>
-            </w:pPr>
-            <w:r>
-              <w:rPr>
-                <w:rFonts w:ascii="游ゴシック" w:cs="游ゴシック" w:eastAsia="游ゴシック" w:hAnsi="游ゴシック"/>
-                <w:b w:val="false"/>
-                <w:bCs w:val="false"/>
-                <w:color w:val="000000"/>
-                <w:sz w:val="17"/>
-                <w:szCs w:val="17"/>
-              </w:rPr>
-              <w:t xml:space="preserve">9</w:t>
-            </w:r>
-          </w:p>
-        </w:tc>
-        <w:tc>
-          <w:tcPr>
-            <w:tcW w:type="dxa" w:w="4118"/>
-            <w:shd w:fill="FFFFFF" w:val="clear"/>
-            <w:tcMar>
-              <w:top w:type="dxa" w:w="70"/>
-              <w:left w:type="dxa" w:w="90"/>
-              <w:bottom w:type="dxa" w:w="70"/>
-              <w:right w:type="dxa" w:w="90"/>
-            </w:tcMar>
-          </w:tcPr>
-          <w:p>
-            <w:pPr>
-              <w:spacing w:after="0" w:line="250" w:lineRule="exact"/>
-            </w:pPr>
-            <w:r>
-              <w:rPr>
-                <w:rFonts w:ascii="游ゴシック" w:cs="游ゴシック" w:eastAsia="游ゴシック" w:hAnsi="游ゴシック"/>
-                <w:b w:val="false"/>
-                <w:bCs w:val="false"/>
-                <w:color w:val="000000"/>
-                <w:sz w:val="17"/>
-                <w:szCs w:val="17"/>
-              </w:rPr>
-              <w:t xml:space="preserve">認知症高齢者自立度（B7）の認定者数合計が認定者数（B4-a）と一致しない</w:t>
-            </w:r>
-          </w:p>
-        </w:tc>
-        <w:tc>
-          <w:tcPr>
-            <w:tcW w:type="dxa" w:w="4868"/>
-            <w:shd w:fill="FFFFFF" w:val="clear"/>
-            <w:tcMar>
-              <w:top w:type="dxa" w:w="70"/>
-              <w:left w:type="dxa" w:w="90"/>
-              <w:bottom w:type="dxa" w:w="70"/>
-              <w:right w:type="dxa" w:w="90"/>
-            </w:tcMar>
-          </w:tcPr>
-          <w:p>
-            <w:pPr>
-              <w:spacing w:after="0" w:line="250" w:lineRule="exact"/>
-            </w:pPr>
-            <w:r>
-              <w:rPr>
-                <w:rFonts w:ascii="游ゴシック" w:cs="游ゴシック" w:eastAsia="游ゴシック" w:hAnsi="游ゴシック"/>
-                <w:b w:val="false"/>
-                <w:bCs w:val="false"/>
-                <w:color w:val="000000"/>
-                <w:sz w:val="17"/>
-                <w:szCs w:val="17"/>
-              </w:rPr>
-              <w:t xml:space="preserve">見える化システムのB7とB4-aの定義の差である。当方が指標の説明で確かめる</w:t>
-            </w:r>
-          </w:p>
-        </w:tc>
-      </w:tr>
-      <w:tr>
-        <w:trPr>
-          <w:cantSplit/>
-          <w:trHeight w:val="700" w:hRule="atLeast"/>
-        </w:trPr>
-        <w:tc>
-          <w:tcPr>
-            <w:tcW w:type="dxa" w:w="374"/>
-            <w:shd w:fill="FFFFFF" w:val="clear"/>
-            <w:tcMar>
-              <w:top w:type="dxa" w:w="70"/>
-              <w:left w:type="dxa" w:w="90"/>
-              <w:bottom w:type="dxa" w:w="70"/>
-              <w:right w:type="dxa" w:w="90"/>
-            </w:tcMar>
-          </w:tcPr>
-          <w:p>
-            <w:pPr>
-              <w:spacing w:after="0" w:line="250" w:lineRule="exact"/>
-            </w:pPr>
-            <w:r>
-              <w:rPr>
-                <w:rFonts w:ascii="游ゴシック" w:cs="游ゴシック" w:eastAsia="游ゴシック" w:hAnsi="游ゴシック"/>
-                <w:b w:val="false"/>
-                <w:bCs w:val="false"/>
-                <w:color w:val="000000"/>
-                <w:sz w:val="17"/>
-                <w:szCs w:val="17"/>
-              </w:rPr>
-              <w:t xml:space="preserve">10</w:t>
             </w:r>
           </w:p>
         </w:tc>

--- a/output/13-3_北塩原村第10期_照会票_束3_交付金の得点と給付適正化.docx
+++ b/output/13-3_北塩原村第10期_照会票_束3_交付金の得点と給付適正化.docx
@@ -4672,438 +4672,6 @@
         </w:tc>
       </w:tr>
     </w:tbl>
-    <w:p>
-      <w:r>
-        <w:br w:type="page"/>
-      </w:r>
-    </w:p>
-    <w:p>
-      <w:pPr>
-        <w:pStyle w:val="Heading1"/>
-        <w:keepNext/>
-        <w:shd w:fill="1F3864" w:val="clear"/>
-        <w:spacing w:after="240" w:before="0"/>
-      </w:pPr>
-      <w:r>
-        <w:rPr>
-          <w:rFonts w:ascii="游ゴシック" w:cs="游ゴシック" w:eastAsia="游ゴシック" w:hAnsi="游ゴシック"/>
-          <w:b/>
-          <w:bCs/>
-          <w:color w:val="FFFFFF"/>
-          <w:sz w:val="26"/>
-          <w:szCs w:val="26"/>
-        </w:rPr>
-        <w:t xml:space="preserve">参考　当方で進める事項（3件）　―　ご回答は不要です</w:t>
-      </w:r>
-    </w:p>
-    <w:p>
-      <w:pPr>
-        <w:spacing w:after="200" w:line="300" w:lineRule="exact"/>
-      </w:pPr>
-      <w:r>
-        <w:rPr>
-          <w:rFonts w:ascii="游明朝" w:cs="游明朝" w:eastAsia="游明朝" w:hAnsi="游明朝"/>
-          <w:sz w:val="21"/>
-          <w:szCs w:val="21"/>
-        </w:rPr>
-        <w:t xml:space="preserve">次の事項は、国・県の原典および公表資料で当方が確かめられるものです。当方で解消すべき計算上・資料解釈上の疑問を村にお尋ねするのは筋が通らないため、本票から外しております。確認の結果は成果品に反映し、公表資料では村固有の事実を置き換えられないことが分かった場合は、改めてご照会いたします。</w:t>
-      </w:r>
-    </w:p>
-    <w:tbl>
-      <w:tblPr>
-        <w:tblW w:type="dxa" w:w="9360"/>
-        <w:tblBorders>
-          <w:top w:val="single" w:color="auto" w:sz="4"/>
-          <w:left w:val="single" w:color="auto" w:sz="4"/>
-          <w:bottom w:val="single" w:color="auto" w:sz="4"/>
-          <w:right w:val="single" w:color="auto" w:sz="4"/>
-          <w:insideH w:val="single" w:color="auto" w:sz="4"/>
-          <w:insideV w:val="single" w:color="auto" w:sz="4"/>
-        </w:tblBorders>
-        <w:tblLayout w:type="fixed"/>
-      </w:tblPr>
-      <w:tblGrid>
-        <w:gridCol w:w="374"/>
-        <w:gridCol w:w="4118"/>
-        <w:gridCol w:w="4868"/>
-      </w:tblGrid>
-      <w:tr>
-        <w:trPr>
-          <w:cantSplit/>
-          <w:tblHeader/>
-        </w:trPr>
-        <w:tc>
-          <w:tcPr>
-            <w:tcW w:type="dxa" w:w="374"/>
-            <w:shd w:fill="2E75B6" w:val="clear"/>
-            <w:tcMar>
-              <w:top w:type="dxa" w:w="70"/>
-              <w:left w:type="dxa" w:w="90"/>
-              <w:bottom w:type="dxa" w:w="70"/>
-              <w:right w:type="dxa" w:w="90"/>
-            </w:tcMar>
-          </w:tcPr>
-          <w:p>
-            <w:pPr>
-              <w:spacing w:after="0" w:line="250" w:lineRule="exact"/>
-              <w:jc w:val="center"/>
-            </w:pPr>
-            <w:r>
-              <w:rPr>
-                <w:rFonts w:ascii="游ゴシック" w:cs="游ゴシック" w:eastAsia="游ゴシック" w:hAnsi="游ゴシック"/>
-                <w:b/>
-                <w:bCs/>
-                <w:color w:val="FFFFFF"/>
-                <w:sz w:val="17"/>
-                <w:szCs w:val="17"/>
-              </w:rPr>
-              <w:t xml:space="preserve">#</w:t>
-            </w:r>
-          </w:p>
-        </w:tc>
-        <w:tc>
-          <w:tcPr>
-            <w:tcW w:type="dxa" w:w="4118"/>
-            <w:shd w:fill="2E75B6" w:val="clear"/>
-            <w:tcMar>
-              <w:top w:type="dxa" w:w="70"/>
-              <w:left w:type="dxa" w:w="90"/>
-              <w:bottom w:type="dxa" w:w="70"/>
-              <w:right w:type="dxa" w:w="90"/>
-            </w:tcMar>
-          </w:tcPr>
-          <w:p>
-            <w:pPr>
-              <w:spacing w:after="0" w:line="250" w:lineRule="exact"/>
-              <w:jc w:val="center"/>
-            </w:pPr>
-            <w:r>
-              <w:rPr>
-                <w:rFonts w:ascii="游ゴシック" w:cs="游ゴシック" w:eastAsia="游ゴシック" w:hAnsi="游ゴシック"/>
-                <w:b/>
-                <w:bCs/>
-                <w:color w:val="FFFFFF"/>
-                <w:sz w:val="17"/>
-                <w:szCs w:val="17"/>
-              </w:rPr>
-              <w:t xml:space="preserve">事項</w:t>
-            </w:r>
-          </w:p>
-        </w:tc>
-        <w:tc>
-          <w:tcPr>
-            <w:tcW w:type="dxa" w:w="4868"/>
-            <w:shd w:fill="2E75B6" w:val="clear"/>
-            <w:tcMar>
-              <w:top w:type="dxa" w:w="70"/>
-              <w:left w:type="dxa" w:w="90"/>
-              <w:bottom w:type="dxa" w:w="70"/>
-              <w:right w:type="dxa" w:w="90"/>
-            </w:tcMar>
-          </w:tcPr>
-          <w:p>
-            <w:pPr>
-              <w:spacing w:after="0" w:line="250" w:lineRule="exact"/>
-              <w:jc w:val="center"/>
-            </w:pPr>
-            <w:r>
-              <w:rPr>
-                <w:rFonts w:ascii="游ゴシック" w:cs="游ゴシック" w:eastAsia="游ゴシック" w:hAnsi="游ゴシック"/>
-                <w:b/>
-                <w:bCs/>
-                <w:color w:val="FFFFFF"/>
-                <w:sz w:val="17"/>
-                <w:szCs w:val="17"/>
-              </w:rPr>
-              <w:t xml:space="preserve">当方で行うこと</w:t>
-            </w:r>
-          </w:p>
-        </w:tc>
-      </w:tr>
-      <w:tr>
-        <w:trPr>
-          <w:cantSplit/>
-          <w:trHeight w:val="700" w:hRule="atLeast"/>
-        </w:trPr>
-        <w:tc>
-          <w:tcPr>
-            <w:tcW w:type="dxa" w:w="374"/>
-            <w:shd w:fill="FFFFFF" w:val="clear"/>
-            <w:tcMar>
-              <w:top w:type="dxa" w:w="70"/>
-              <w:left w:type="dxa" w:w="90"/>
-              <w:bottom w:type="dxa" w:w="70"/>
-              <w:right w:type="dxa" w:w="90"/>
-            </w:tcMar>
-          </w:tcPr>
-          <w:p>
-            <w:pPr>
-              <w:spacing w:after="0" w:line="250" w:lineRule="exact"/>
-            </w:pPr>
-            <w:r>
-              <w:rPr>
-                <w:rFonts w:ascii="游ゴシック" w:cs="游ゴシック" w:eastAsia="游ゴシック" w:hAnsi="游ゴシック"/>
-                <w:b w:val="false"/>
-                <w:bCs w:val="false"/>
-                <w:color w:val="000000"/>
-                <w:sz w:val="17"/>
-                <w:szCs w:val="17"/>
-              </w:rPr>
-              <w:t xml:space="preserve">1</w:t>
-            </w:r>
-          </w:p>
-        </w:tc>
-        <w:tc>
-          <w:tcPr>
-            <w:tcW w:type="dxa" w:w="4118"/>
-            <w:shd w:fill="FFFFFF" w:val="clear"/>
-            <w:tcMar>
-              <w:top w:type="dxa" w:w="70"/>
-              <w:left w:type="dxa" w:w="90"/>
-              <w:bottom w:type="dxa" w:w="70"/>
-              <w:right w:type="dxa" w:w="90"/>
-            </w:tcMar>
-          </w:tcPr>
-          <w:p>
-            <w:pPr>
-              <w:spacing w:after="0" w:line="250" w:lineRule="exact"/>
-            </w:pPr>
-            <w:r>
-              <w:rPr>
-                <w:rFonts w:ascii="游ゴシック" w:cs="游ゴシック" w:eastAsia="游ゴシック" w:hAnsi="游ゴシック"/>
-                <w:b w:val="false"/>
-                <w:bCs w:val="false"/>
-                <w:color w:val="000000"/>
-                <w:sz w:val="17"/>
-                <w:szCs w:val="17"/>
-              </w:rPr>
-              <w:t xml:space="preserve">リスク判定10種の該当基準（見える化システムの算出方法との突合）</w:t>
-            </w:r>
-          </w:p>
-        </w:tc>
-        <w:tc>
-          <w:tcPr>
-            <w:tcW w:type="dxa" w:w="4868"/>
-            <w:shd w:fill="FFFFFF" w:val="clear"/>
-            <w:tcMar>
-              <w:top w:type="dxa" w:w="70"/>
-              <w:left w:type="dxa" w:w="90"/>
-              <w:bottom w:type="dxa" w:w="70"/>
-              <w:right w:type="dxa" w:w="90"/>
-            </w:tcMar>
-          </w:tcPr>
-          <w:p>
-            <w:pPr>
-              <w:spacing w:after="0" w:line="250" w:lineRule="exact"/>
-            </w:pPr>
-            <w:r>
-              <w:rPr>
-                <w:rFonts w:ascii="游ゴシック" w:cs="游ゴシック" w:eastAsia="游ゴシック" w:hAnsi="游ゴシック"/>
-                <w:b w:val="false"/>
-                <w:bCs w:val="false"/>
-                <w:color w:val="000000"/>
-                <w:sz w:val="17"/>
-                <w:szCs w:val="17"/>
-              </w:rPr>
-              <w:t xml:space="preserve">見える化システムの指標の算出方法は公表されている。当方が突き合わせる</w:t>
-            </w:r>
-          </w:p>
-        </w:tc>
-      </w:tr>
-      <w:tr>
-        <w:trPr>
-          <w:cantSplit/>
-          <w:trHeight w:val="700" w:hRule="atLeast"/>
-        </w:trPr>
-        <w:tc>
-          <w:tcPr>
-            <w:tcW w:type="dxa" w:w="374"/>
-            <w:shd w:fill="FFFFFF" w:val="clear"/>
-            <w:tcMar>
-              <w:top w:type="dxa" w:w="70"/>
-              <w:left w:type="dxa" w:w="90"/>
-              <w:bottom w:type="dxa" w:w="70"/>
-              <w:right w:type="dxa" w:w="90"/>
-            </w:tcMar>
-          </w:tcPr>
-          <w:p>
-            <w:pPr>
-              <w:spacing w:after="0" w:line="250" w:lineRule="exact"/>
-            </w:pPr>
-            <w:r>
-              <w:rPr>
-                <w:rFonts w:ascii="游ゴシック" w:cs="游ゴシック" w:eastAsia="游ゴシック" w:hAnsi="游ゴシック"/>
-                <w:b w:val="false"/>
-                <w:bCs w:val="false"/>
-                <w:color w:val="000000"/>
-                <w:sz w:val="17"/>
-                <w:szCs w:val="17"/>
-              </w:rPr>
-              <w:t xml:space="preserve">2</w:t>
-            </w:r>
-          </w:p>
-        </w:tc>
-        <w:tc>
-          <w:tcPr>
-            <w:tcW w:type="dxa" w:w="4118"/>
-            <w:shd w:fill="FFFFFF" w:val="clear"/>
-            <w:tcMar>
-              <w:top w:type="dxa" w:w="70"/>
-              <w:left w:type="dxa" w:w="90"/>
-              <w:bottom w:type="dxa" w:w="70"/>
-              <w:right w:type="dxa" w:w="90"/>
-            </w:tcMar>
-          </w:tcPr>
-          <w:p>
-            <w:pPr>
-              <w:spacing w:after="0" w:line="250" w:lineRule="exact"/>
-            </w:pPr>
-            <w:r>
-              <w:rPr>
-                <w:rFonts w:ascii="游ゴシック" w:cs="游ゴシック" w:eastAsia="游ゴシック" w:hAnsi="游ゴシック"/>
-                <w:b w:val="false"/>
-                <w:bCs w:val="false"/>
-                <w:color w:val="000000"/>
-                <w:sz w:val="17"/>
-                <w:szCs w:val="17"/>
-              </w:rPr>
-              <w:t xml:space="preserve">認知症高齢者自立度（B7）の認定者数合計が認定者数（B4-a）と一致しない</w:t>
-            </w:r>
-          </w:p>
-        </w:tc>
-        <w:tc>
-          <w:tcPr>
-            <w:tcW w:type="dxa" w:w="4868"/>
-            <w:shd w:fill="FFFFFF" w:val="clear"/>
-            <w:tcMar>
-              <w:top w:type="dxa" w:w="70"/>
-              <w:left w:type="dxa" w:w="90"/>
-              <w:bottom w:type="dxa" w:w="70"/>
-              <w:right w:type="dxa" w:w="90"/>
-            </w:tcMar>
-          </w:tcPr>
-          <w:p>
-            <w:pPr>
-              <w:spacing w:after="0" w:line="250" w:lineRule="exact"/>
-            </w:pPr>
-            <w:r>
-              <w:rPr>
-                <w:rFonts w:ascii="游ゴシック" w:cs="游ゴシック" w:eastAsia="游ゴシック" w:hAnsi="游ゴシック"/>
-                <w:b w:val="false"/>
-                <w:bCs w:val="false"/>
-                <w:color w:val="000000"/>
-                <w:sz w:val="17"/>
-                <w:szCs w:val="17"/>
-              </w:rPr>
-              <w:t xml:space="preserve">見える化システムのB7とB4-aの定義の差である。当方が指標の説明で確かめる</w:t>
-            </w:r>
-          </w:p>
-        </w:tc>
-      </w:tr>
-      <w:tr>
-        <w:trPr>
-          <w:cantSplit/>
-          <w:trHeight w:val="700" w:hRule="atLeast"/>
-        </w:trPr>
-        <w:tc>
-          <w:tcPr>
-            <w:tcW w:type="dxa" w:w="374"/>
-            <w:shd w:fill="FFFFFF" w:val="clear"/>
-            <w:tcMar>
-              <w:top w:type="dxa" w:w="70"/>
-              <w:left w:type="dxa" w:w="90"/>
-              <w:bottom w:type="dxa" w:w="70"/>
-              <w:right w:type="dxa" w:w="90"/>
-            </w:tcMar>
-          </w:tcPr>
-          <w:p>
-            <w:pPr>
-              <w:spacing w:after="0" w:line="250" w:lineRule="exact"/>
-            </w:pPr>
-            <w:r>
-              <w:rPr>
-                <w:rFonts w:ascii="游ゴシック" w:cs="游ゴシック" w:eastAsia="游ゴシック" w:hAnsi="游ゴシック"/>
-                <w:b w:val="false"/>
-                <w:bCs w:val="false"/>
-                <w:color w:val="000000"/>
-                <w:sz w:val="17"/>
-                <w:szCs w:val="17"/>
-              </w:rPr>
-              <w:t xml:space="preserve">3</w:t>
-            </w:r>
-          </w:p>
-        </w:tc>
-        <w:tc>
-          <w:tcPr>
-            <w:tcW w:type="dxa" w:w="4118"/>
-            <w:shd w:fill="FFFFFF" w:val="clear"/>
-            <w:tcMar>
-              <w:top w:type="dxa" w:w="70"/>
-              <w:left w:type="dxa" w:w="90"/>
-              <w:bottom w:type="dxa" w:w="70"/>
-              <w:right w:type="dxa" w:w="90"/>
-            </w:tcMar>
-          </w:tcPr>
-          <w:p>
-            <w:pPr>
-              <w:spacing w:after="0" w:line="250" w:lineRule="exact"/>
-            </w:pPr>
-            <w:r>
-              <w:rPr>
-                <w:rFonts w:ascii="游ゴシック" w:cs="游ゴシック" w:eastAsia="游ゴシック" w:hAnsi="游ゴシック"/>
-                <w:b w:val="false"/>
-                <w:bCs w:val="false"/>
-                <w:color w:val="000000"/>
-                <w:sz w:val="17"/>
-                <w:szCs w:val="17"/>
-              </w:rPr>
-              <w:t xml:space="preserve">死亡場所別の死亡数（人口動態統計の市町村別の公表の粒度）</w:t>
-            </w:r>
-          </w:p>
-        </w:tc>
-        <w:tc>
-          <w:tcPr>
-            <w:tcW w:type="dxa" w:w="4868"/>
-            <w:shd w:fill="FFFFFF" w:val="clear"/>
-            <w:tcMar>
-              <w:top w:type="dxa" w:w="70"/>
-              <w:left w:type="dxa" w:w="90"/>
-              <w:bottom w:type="dxa" w:w="70"/>
-              <w:right w:type="dxa" w:w="90"/>
-            </w:tcMar>
-          </w:tcPr>
-          <w:p>
-            <w:pPr>
-              <w:spacing w:after="0" w:line="250" w:lineRule="exact"/>
-            </w:pPr>
-            <w:r>
-              <w:rPr>
-                <w:rFonts w:ascii="游ゴシック" w:cs="游ゴシック" w:eastAsia="游ゴシック" w:hAnsi="游ゴシック"/>
-                <w:b w:val="false"/>
-                <w:bCs w:val="false"/>
-                <w:color w:val="000000"/>
-                <w:sz w:val="17"/>
-                <w:szCs w:val="17"/>
-              </w:rPr>
-              <w:t xml:space="preserve">人口動態統計の市町村別の公表の粒度は当方が確かめられる</w:t>
-            </w:r>
-          </w:p>
-        </w:tc>
-      </w:tr>
-    </w:tbl>
-    <w:p>
-      <w:pPr>
-        <w:spacing w:after="200" w:line="300" w:lineRule="exact"/>
-      </w:pPr>
-      <w:r>
-        <w:rPr>
-          <w:rFonts w:ascii="游明朝" w:cs="游明朝" w:eastAsia="游明朝" w:hAnsi="游明朝"/>
-          <w:sz w:val="21"/>
-          <w:szCs w:val="21"/>
-        </w:rPr>
-        <w:t xml:space="preserve"/>
-      </w:r>
-    </w:p>
     <w:p>
       <w:r>
         <w:br w:type="page"/>

--- a/output/13-3_北塩原村第10期_照会票_束3_交付金の得点と給付適正化.docx
+++ b/output/13-3_北塩原村第10期_照会票_束3_交付金の得点と給付適正化.docx
@@ -3728,7 +3728,7 @@
                 <w:sz w:val="17"/>
                 <w:szCs w:val="17"/>
               </w:rPr>
-              <w:t xml:space="preserve">令和8年度の評価指標には保険者機能強化推進交付金の成果指向型配分枠（100点）が新設されている。受領した該当状況調査票集計表（市町村分）には当該配分枠の列がないため本村の得点が確認できない。本村の800点は評価指標による満点（推進400点・支援400点）であり、この枠を含まない。</w:t>
+              <w:t xml:space="preserve">成果指向型配分枠（配点100点）の要件と本村の得点を県に照会いただきたい。令和8年度の評価指標には保険者機能強化推進交付金の成果指向型配分枠（100点）が新設されている。受領した該当状況調査票集計表（市町村分）には当該配分枠の列がないため本村の得点が確認できない。</w:t>
             </w:r>
           </w:p>
         </w:tc>

--- a/output/13-3_北塩原村第10期_照会票_束3_交付金の得点と給付適正化.docx
+++ b/output/13-3_北塩原村第10期_照会票_束3_交付金の得点と給付適正化.docx
@@ -108,7 +108,7 @@
           <w:sz w:val="22"/>
           <w:szCs w:val="22"/>
         </w:rPr>
-        <w:t xml:space="preserve">ご確認・ご提供をお願いしたい事項　21件</w:t>
+        <w:t xml:space="preserve">ご確認・ご提供をお願いしたい事項　20件</w:t>
       </w:r>
     </w:p>
     <w:p>
@@ -838,7 +838,7 @@
                 <w:sz w:val="17"/>
                 <w:szCs w:val="17"/>
               </w:rPr>
-              <w:t xml:space="preserve">12件</w:t>
+              <w:t xml:space="preserve">11件</w:t>
             </w:r>
           </w:p>
         </w:tc>
@@ -1985,7 +1985,7 @@
                 <w:szCs w:val="17"/>
               </w:rPr>
               <w:t xml:space="preserve">4
-Ｃ</w:t>
+Ｄ</w:t>
             </w:r>
           </w:p>
         </w:tc>
@@ -2013,7 +2013,7 @@
                 <w:sz w:val="17"/>
                 <w:szCs w:val="17"/>
               </w:rPr>
-              <w:t xml:space="preserve">成年後見制度利用支援事業の要綱の対象範囲（市町村長申立・生活保護受給者への限定を外す改正の可否）</w:t>
+              <w:t xml:space="preserve">目標Ⅳ（成果指標群）が令和8年度に25点低下した要因の心当たり</w:t>
             </w:r>
           </w:p>
         </w:tc>
@@ -2041,7 +2041,7 @@
                 <w:sz w:val="17"/>
                 <w:szCs w:val="17"/>
               </w:rPr>
-              <w:t xml:space="preserve">成年後見制度利用支援事業の要綱の対象範囲を現行のまま記載している。限定を外す改正があれば施策の内容が変わる。</w:t>
+              <w:t xml:space="preserve">目標Ⅳの25点低下を得点の推移として記載している。要因の心当たりがあれば評価の記述に加える。</w:t>
             </w:r>
           </w:p>
         </w:tc>
@@ -2160,7 +2160,7 @@
                 <w:sz w:val="17"/>
                 <w:szCs w:val="17"/>
               </w:rPr>
-              <w:t xml:space="preserve">目標Ⅳ（成果指標群）が令和8年度に25点低下した要因の心当たり</w:t>
+              <w:t xml:space="preserve">福祉用具・住宅改修へのリハビリテーション専門職等の関与の仕組み（広域連携による整備の可否）</w:t>
             </w:r>
           </w:p>
         </w:tc>
@@ -2188,7 +2188,7 @@
                 <w:sz w:val="17"/>
                 <w:szCs w:val="17"/>
               </w:rPr>
-              <w:t xml:space="preserve">目標Ⅳの25点低下を得点の推移として記載している。要因の心当たりがあれば評価の記述に加える。</w:t>
+              <w:t xml:space="preserve">福祉用具・住宅改修へのリハビリ専門職の関与を「仕組みがない」として記載している。広域連携で整備できれば取組として書ける。</w:t>
             </w:r>
           </w:p>
         </w:tc>
@@ -2307,7 +2307,7 @@
                 <w:sz w:val="17"/>
                 <w:szCs w:val="17"/>
               </w:rPr>
-              <w:t xml:space="preserve">福祉用具・住宅改修へのリハビリテーション専門職等の関与の仕組み（広域連携による整備の可否）</w:t>
+              <w:t xml:space="preserve">福祉用具購入費・住宅改修費へのリハビリ専門職の関与（配点8点）が令和7年度8点→令和8年度0点に低下した理由</w:t>
             </w:r>
           </w:p>
         </w:tc>
@@ -2335,7 +2335,7 @@
                 <w:sz w:val="17"/>
                 <w:szCs w:val="17"/>
               </w:rPr>
-              <w:t xml:space="preserve">福祉用具・住宅改修へのリハビリ専門職の関与を「仕組みがない」として記載している。広域連携で整備できれば取組として書ける。</w:t>
+              <w:t xml:space="preserve">令和7年度8点→令和8年度0点の低下を事実として記載している。K-032と対になる。</w:t>
             </w:r>
           </w:p>
         </w:tc>
@@ -2454,7 +2454,7 @@
                 <w:sz w:val="17"/>
                 <w:szCs w:val="17"/>
               </w:rPr>
-              <w:t xml:space="preserve">福祉用具購入費・住宅改修費へのリハビリ専門職の関与（配点8点）が令和7年度8点→令和8年度0点に低下した理由</w:t>
+              <w:t xml:space="preserve">給付費適正化「主要3事業の全て実施」が令和7年度6点→令和8年度0点に低下した理由</w:t>
             </w:r>
           </w:p>
         </w:tc>
@@ -2482,7 +2482,7 @@
                 <w:sz w:val="17"/>
                 <w:szCs w:val="17"/>
               </w:rPr>
-              <w:t xml:space="preserve">令和7年度8点→令和8年度0点の低下を事実として記載している。K-032と対になる。</w:t>
+              <w:t xml:space="preserve">令和7年度6点→令和8年度0点の低下を事実として記載している。理由がわかれば第10期に回復させる手だてを書ける。</w:t>
             </w:r>
           </w:p>
         </w:tc>
@@ -2601,7 +2601,7 @@
                 <w:sz w:val="17"/>
                 <w:szCs w:val="17"/>
               </w:rPr>
-              <w:t xml:space="preserve">給付費適正化「主要3事業の全て実施」が令和7年度6点→令和8年度0点に低下した理由</w:t>
+              <w:t xml:space="preserve">緊急連絡カードの計画上の位置づけと、当方が取り扱う予定の有無</w:t>
             </w:r>
           </w:p>
         </w:tc>
@@ -2629,7 +2629,7 @@
                 <w:sz w:val="17"/>
                 <w:szCs w:val="17"/>
               </w:rPr>
-              <w:t xml:space="preserve">令和7年度6点→令和8年度0点の低下を事実として記載している。理由がわかれば第10期に回復させる手だてを書ける。</w:t>
+              <w:t xml:space="preserve">施策2-4に位置づけるかどうかで記載が増える。</w:t>
             </w:r>
           </w:p>
         </w:tc>
@@ -2657,7 +2657,7 @@
                 <w:sz w:val="17"/>
                 <w:szCs w:val="17"/>
               </w:rPr>
-              <w:t xml:space="preserve">10月下旬</w:t>
+              <w:t xml:space="preserve">10月中旬</w:t>
             </w:r>
           </w:p>
         </w:tc>
@@ -2748,7 +2748,7 @@
                 <w:sz w:val="17"/>
                 <w:szCs w:val="17"/>
               </w:rPr>
-              <w:t xml:space="preserve">緊急連絡カードの計画上の位置づけと、当方が取り扱う予定の有無</w:t>
+              <w:t xml:space="preserve">要介護3〜5の方の状態の変化が令和8年度に2指標とも0点となった実態</w:t>
             </w:r>
           </w:p>
         </w:tc>
@@ -2776,7 +2776,7 @@
                 <w:sz w:val="17"/>
                 <w:szCs w:val="17"/>
               </w:rPr>
-              <w:t xml:space="preserve">施策2-4に位置づけるかどうかで記載が増える。</w:t>
+              <w:t xml:space="preserve">要介護3〜5の状態の変化が2指標とも0点である事実を記載している。実態がわかれば成果指標の目標値を置ける。</w:t>
             </w:r>
           </w:p>
         </w:tc>
@@ -2804,7 +2804,7 @@
                 <w:sz w:val="17"/>
                 <w:szCs w:val="17"/>
               </w:rPr>
-              <w:t xml:space="preserve">10月中旬</w:t>
+              <w:t xml:space="preserve">10月下旬</w:t>
             </w:r>
           </w:p>
         </w:tc>
@@ -2867,7 +2867,7 @@
                 <w:szCs w:val="17"/>
               </w:rPr>
               <w:t xml:space="preserve">10
-Ｄ</w:t>
+Ｃ</w:t>
             </w:r>
           </w:p>
         </w:tc>
@@ -2895,7 +2895,7 @@
                 <w:sz w:val="17"/>
                 <w:szCs w:val="17"/>
               </w:rPr>
-              <w:t xml:space="preserve">要介護3〜5の方の状態の変化が令和8年度に2指標とも0点となった実態</w:t>
+              <w:t xml:space="preserve">認知症サポーター約237人が国の評価指標で0点となっている理由</w:t>
             </w:r>
           </w:p>
         </w:tc>
@@ -2923,7 +2923,7 @@
                 <w:sz w:val="17"/>
                 <w:szCs w:val="17"/>
               </w:rPr>
-              <w:t xml:space="preserve">要介護3〜5の状態の変化が2指標とも0点である事実を記載している。実態がわかれば成果指標の目標値を置ける。</w:t>
+              <w:t xml:space="preserve">認知症サポーター約237人が0点である事実を記載している。報告漏れであれば第10期の指標の置き方が変わる。</w:t>
             </w:r>
           </w:p>
         </w:tc>
@@ -3014,153 +3014,6 @@
                 <w:szCs w:val="17"/>
               </w:rPr>
               <w:t xml:space="preserve">11
-Ｃ</w:t>
-            </w:r>
-          </w:p>
-        </w:tc>
-        <w:tc>
-          <w:tcPr>
-            <w:tcW w:type="dxa" w:w="3089"/>
-            <w:shd w:fill="FFFFFF" w:val="clear"/>
-            <w:tcMar>
-              <w:top w:type="dxa" w:w="70"/>
-              <w:left w:type="dxa" w:w="90"/>
-              <w:bottom w:type="dxa" w:w="70"/>
-              <w:right w:type="dxa" w:w="90"/>
-            </w:tcMar>
-          </w:tcPr>
-          <w:p>
-            <w:pPr>
-              <w:spacing w:after="0" w:line="250" w:lineRule="exact"/>
-            </w:pPr>
-            <w:r>
-              <w:rPr>
-                <w:rFonts w:ascii="游ゴシック" w:cs="游ゴシック" w:eastAsia="游ゴシック" w:hAnsi="游ゴシック"/>
-                <w:b w:val="false"/>
-                <w:bCs w:val="false"/>
-                <w:color w:val="000000"/>
-                <w:sz w:val="17"/>
-                <w:szCs w:val="17"/>
-              </w:rPr>
-              <w:t xml:space="preserve">認知症サポーター約237人が国の評価指標で0点となっている理由</w:t>
-            </w:r>
-          </w:p>
-        </w:tc>
-        <w:tc>
-          <w:tcPr>
-            <w:tcW w:type="dxa" w:w="2714"/>
-            <w:shd w:fill="FFFFFF" w:val="clear"/>
-            <w:tcMar>
-              <w:top w:type="dxa" w:w="70"/>
-              <w:left w:type="dxa" w:w="90"/>
-              <w:bottom w:type="dxa" w:w="70"/>
-              <w:right w:type="dxa" w:w="90"/>
-            </w:tcMar>
-          </w:tcPr>
-          <w:p>
-            <w:pPr>
-              <w:spacing w:after="0" w:line="250" w:lineRule="exact"/>
-            </w:pPr>
-            <w:r>
-              <w:rPr>
-                <w:rFonts w:ascii="游ゴシック" w:cs="游ゴシック" w:eastAsia="游ゴシック" w:hAnsi="游ゴシック"/>
-                <w:b w:val="false"/>
-                <w:bCs w:val="false"/>
-                <w:color w:val="000000"/>
-                <w:sz w:val="17"/>
-                <w:szCs w:val="17"/>
-              </w:rPr>
-              <w:t xml:space="preserve">認知症サポーター約237人が0点である事実を記載している。報告漏れであれば第10期の指標の置き方が変わる。</w:t>
-            </w:r>
-          </w:p>
-        </w:tc>
-        <w:tc>
-          <w:tcPr>
-            <w:tcW w:type="dxa" w:w="1217"/>
-            <w:shd w:fill="FFFFFF" w:val="clear"/>
-            <w:tcMar>
-              <w:top w:type="dxa" w:w="70"/>
-              <w:left w:type="dxa" w:w="90"/>
-              <w:bottom w:type="dxa" w:w="70"/>
-              <w:right w:type="dxa" w:w="90"/>
-            </w:tcMar>
-          </w:tcPr>
-          <w:p>
-            <w:pPr>
-              <w:spacing w:after="0" w:line="250" w:lineRule="exact"/>
-            </w:pPr>
-            <w:r>
-              <w:rPr>
-                <w:rFonts w:ascii="游ゴシック" w:cs="游ゴシック" w:eastAsia="游ゴシック" w:hAnsi="游ゴシック"/>
-                <w:b w:val="false"/>
-                <w:bCs w:val="false"/>
-                <w:color w:val="000000"/>
-                <w:sz w:val="17"/>
-                <w:szCs w:val="17"/>
-              </w:rPr>
-              <w:t xml:space="preserve">10月下旬</w:t>
-            </w:r>
-          </w:p>
-        </w:tc>
-        <w:tc>
-          <w:tcPr>
-            <w:tcW w:type="dxa" w:w="1872"/>
-            <w:shd w:fill="FFFFFF" w:val="clear"/>
-            <w:tcMar>
-              <w:top w:type="dxa" w:w="70"/>
-              <w:left w:type="dxa" w:w="90"/>
-              <w:bottom w:type="dxa" w:w="70"/>
-              <w:right w:type="dxa" w:w="90"/>
-            </w:tcMar>
-          </w:tcPr>
-          <w:p>
-            <w:pPr>
-              <w:spacing w:after="0" w:line="250" w:lineRule="exact"/>
-            </w:pPr>
-            <w:r>
-              <w:rPr>
-                <w:rFonts w:ascii="游ゴシック" w:cs="游ゴシック" w:eastAsia="游ゴシック" w:hAnsi="游ゴシック"/>
-                <w:b w:val="false"/>
-                <w:bCs w:val="false"/>
-                <w:color w:val="000000"/>
-                <w:sz w:val="17"/>
-                <w:szCs w:val="17"/>
-              </w:rPr>
-              <w:t xml:space="preserve"/>
-            </w:r>
-          </w:p>
-        </w:tc>
-      </w:tr>
-      <w:tr>
-        <w:trPr>
-          <w:cantSplit/>
-          <w:trHeight w:val="700" w:hRule="atLeast"/>
-        </w:trPr>
-        <w:tc>
-          <w:tcPr>
-            <w:tcW w:type="dxa" w:w="468"/>
-            <w:shd w:fill="FFFFFF" w:val="clear"/>
-            <w:tcMar>
-              <w:top w:type="dxa" w:w="70"/>
-              <w:left w:type="dxa" w:w="90"/>
-              <w:bottom w:type="dxa" w:w="70"/>
-              <w:right w:type="dxa" w:w="90"/>
-            </w:tcMar>
-          </w:tcPr>
-          <w:p>
-            <w:pPr>
-              <w:spacing w:after="0" w:line="250" w:lineRule="exact"/>
-            </w:pPr>
-            <w:r>
-              <w:rPr>
-                <w:rFonts w:ascii="游ゴシック" w:cs="游ゴシック" w:eastAsia="游ゴシック" w:hAnsi="游ゴシック"/>
-                <w:b w:val="false"/>
-                <w:bCs w:val="false"/>
-                <w:color w:val="000000"/>
-                <w:sz w:val="17"/>
-                <w:szCs w:val="17"/>
-              </w:rPr>
-              <w:t xml:space="preserve">12
 Ｄ</w:t>
             </w:r>
           </w:p>
